--- a/skills/phong-hcqt/assets/to-trinh-du-toan-khlcnt.docx
+++ b/skills/phong-hcqt/assets/to-trinh-du-toan-khlcnt.docx
@@ -1,5 +1,85 @@
 
-<file path=word/document.xml><?xml version="1.0" encoding="utf-8"?>
+<file path=./[Content_Types].xml><?xml version="1.0" encoding="utf-8"?>
+<Types xmlns="http://schemas.openxmlformats.org/package/2006/content-types">
+  <Default Extension="rels" ContentType="application/vnd.openxmlformats-package.relationships+xml"/>
+  <Default Extension="xml" ContentType="application/xml"/>
+  <Override PartName="/word/document.xml" ContentType="application/vnd.openxmlformats-officedocument.wordprocessingml.document.main+xml"/>
+  <Override PartName="/customXml/itemProps1.xml" ContentType="application/vnd.openxmlformats-officedocument.customXmlProperties+xml"/>
+  <Override PartName="/word/numbering.xml" ContentType="application/vnd.openxmlformats-officedocument.wordprocessingml.numbering+xml"/>
+  <Override PartName="/word/styles.xml" ContentType="application/vnd.openxmlformats-officedocument.wordprocessingml.styles+xml"/>
+  <Override PartName="/word/settings.xml" ContentType="application/vnd.openxmlformats-officedocument.wordprocessingml.settings+xml"/>
+  <Override PartName="/word/webSettings.xml" ContentType="application/vnd.openxmlformats-officedocument.wordprocessingml.webSettings+xml"/>
+  <Override PartName="/word/footnotes.xml" ContentType="application/vnd.openxmlformats-officedocument.wordprocessingml.footnotes+xml"/>
+  <Override PartName="/word/endnotes.xml" ContentType="application/vnd.openxmlformats-officedocument.wordprocessingml.endnotes+xml"/>
+  <Override PartName="/word/footer1.xml" ContentType="application/vnd.openxmlformats-officedocument.wordprocessingml.footer+xml"/>
+  <Override PartName="/word/fontTable.xml" ContentType="application/vnd.openxmlformats-officedocument.wordprocessingml.fontTable+xml"/>
+  <Override PartName="/word/theme/theme1.xml" ContentType="application/vnd.openxmlformats-officedocument.theme+xml"/>
+  <Override PartName="/docProps/core.xml" ContentType="application/vnd.openxmlformats-package.core-properties+xml"/>
+  <Override PartName="/docProps/app.xml" ContentType="application/vnd.openxmlformats-officedocument.extended-properties+xml"/>
+</Types>
+</file>
+
+<file path=./customXml/item1.xml><?xml version="1.0" encoding="utf-8"?>
+<b:Sources xmlns:b="http://schemas.openxmlformats.org/officeDocument/2006/bibliography" xmlns="http://schemas.openxmlformats.org/officeDocument/2006/bibliography" SelectedStyle="\APA.XSL" StyleName="APA"/>
+</file>
+
+<file path=./customXml/itemProps1.xml><?xml version="1.0" encoding="utf-8"?>
+<ds:datastoreItem xmlns:ds="http://schemas.openxmlformats.org/officeDocument/2006/customXml" ds:itemID="{B89DF25C-4A9E-4BBD-865A-9F2D03BF7A2E}">
+  <ds:schemaRefs>
+    <ds:schemaRef ds:uri="http://schemas.openxmlformats.org/officeDocument/2006/bibliography"/>
+  </ds:schemaRefs>
+</ds:datastoreItem>
+</file>
+
+<file path=./docProps/app.xml><?xml version="1.0" encoding="utf-8"?>
+<Properties xmlns="http://schemas.openxmlformats.org/officeDocument/2006/extended-properties" xmlns:vt="http://schemas.openxmlformats.org/officeDocument/2006/docPropsVTypes">
+  <Template>Normal</Template>
+  <TotalTime>8</TotalTime>
+  <Pages>12</Pages>
+  <Words>2335</Words>
+  <Characters>13313</Characters>
+  <Application>Microsoft Office Word</Application>
+  <DocSecurity>0</DocSecurity>
+  <Lines>110</Lines>
+  <Paragraphs>31</Paragraphs>
+  <ScaleCrop>false</ScaleCrop>
+  <HeadingPairs>
+    <vt:vector size="2" baseType="variant">
+      <vt:variant>
+        <vt:lpstr>Title</vt:lpstr>
+      </vt:variant>
+      <vt:variant>
+        <vt:i4>1</vt:i4>
+      </vt:variant>
+    </vt:vector>
+  </HeadingPairs>
+  <TitlesOfParts>
+    <vt:vector size="1" baseType="lpstr">
+      <vt:lpstr/>
+    </vt:vector>
+  </TitlesOfParts>
+  <Company/>
+  <LinksUpToDate>false</LinksUpToDate>
+  <CharactersWithSpaces>15617</CharactersWithSpaces>
+  <SharedDoc>false</SharedDoc>
+  <HyperlinksChanged>false</HyperlinksChanged>
+  <AppVersion>16.0000</AppVersion>
+</Properties>
+</file>
+
+<file path=./docProps/core.xml><?xml version="1.0" encoding="utf-8"?>
+<cp:coreProperties xmlns:cp="http://schemas.openxmlformats.org/package/2006/metadata/core-properties" xmlns:dc="http://purl.org/dc/elements/1.1/" xmlns:dcterms="http://purl.org/dc/terms/" xmlns:dcmitype="http://purl.org/dc/dcmitype/" xmlns:xsi="http://www.w3.org/2001/XMLSchema-instance">
+  <dc:title/>
+  <dc:creator>buitaivt</dc:creator>
+  <cp:lastModifiedBy>My PC</cp:lastModifiedBy>
+  <cp:revision>6</cp:revision>
+  <cp:lastPrinted>2026-04-21T01:31:00Z</cp:lastPrinted>
+  <dcterms:created xsi:type="dcterms:W3CDTF">2026-04-11T12:38:00Z</dcterms:created>
+  <dcterms:modified xsi:type="dcterms:W3CDTF">2026-04-21T01:35:00Z</dcterms:modified>
+</cp:coreProperties>
+</file>
+
+<file path=./word/document.xml><?xml version="1.0" encoding="utf-8"?>
 <w:document xmlns:o="urn:schemas-microsoft-com:office:office" xmlns:r="http://schemas.openxmlformats.org/officeDocument/2006/relationships" xmlns:v="urn:schemas-microsoft-com:vml" xmlns:w="http://schemas.openxmlformats.org/wordprocessingml/2006/main" xmlns:w10="urn:schemas-microsoft-com:office:word" xmlns:wp="http://schemas.openxmlformats.org/drawingml/2006/wordprocessingDrawing" xmlns:pic="http://schemas.openxmlformats.org/drawingml/2006/picture" xmlns:wps="http://schemas.microsoft.com/office/word/2010/wordprocessingShape" xmlns:wpg="http://schemas.microsoft.com/office/word/2010/wordprocessingGroup" xmlns:mc="http://schemas.openxmlformats.org/markup-compatibility/2006" xmlns:wp14="http://schemas.microsoft.com/office/word/2010/wordprocessingDrawing" xmlns:w14="http://schemas.microsoft.com/office/word/2010/wordml" xmlns:w15="http://schemas.microsoft.com/office/word/2012/wordml">
   <w:body>
     <w:tbl>
@@ -9479,7 +9559,7 @@
 </w:document>
 </file>
 
-<file path=word/endnotes.xml><?xml version="1.0" encoding="utf-8"?>
+<file path=./word/endnotes.xml><?xml version="1.0" encoding="utf-8"?>
 <w:endnotes xmlns:wpc="http://schemas.microsoft.com/office/word/2010/wordprocessingCanvas" xmlns:cx="http://schemas.microsoft.com/office/drawing/2014/chartex" xmlns:cx1="http://schemas.microsoft.com/office/drawing/2015/9/8/chartex" xmlns:cx2="http://schemas.microsoft.com/office/drawing/2015/10/21/chartex" xmlns:cx3="http://schemas.microsoft.com/office/drawing/2016/5/9/chartex" xmlns:cx4="http://schemas.microsoft.com/office/drawing/2016/5/10/chartex" xmlns:cx5="http://schemas.microsoft.com/office/drawing/2016/5/11/chartex" xmlns:cx6="http://schemas.microsoft.com/office/drawing/2016/5/12/chartex" xmlns:cx7="http://schemas.microsoft.com/office/drawing/2016/5/13/chartex" xmlns:cx8="http://schemas.microsoft.com/office/drawing/2016/5/14/chartex" xmlns:mc="http://schemas.openxmlformats.org/markup-compatibility/2006" xmlns:aink="http://schemas.microsoft.com/office/drawing/2016/ink" xmlns:am3d="http://schemas.microsoft.com/office/drawing/2017/model3d" xmlns:o="urn:schemas-microsoft-com:office:office" xmlns:r="http://schemas.openxmlformats.org/officeDocument/2006/relationships" xmlns:m="http://schemas.openxmlformats.org/officeDocument/2006/math" xmlns:v="urn:schemas-microsoft-com:vml" xmlns:wp14="http://schemas.microsoft.com/office/word/2010/wordprocessingDrawing" xmlns:wp="http://schemas.openxmlformats.org/drawingml/2006/wordprocessingDrawing" xmlns:w10="urn:schemas-microsoft-com:office:word" xmlns:w="http://schemas.openxmlformats.org/wordprocessingml/2006/main" xmlns:w14="http://schemas.microsoft.com/office/word/2010/wordml" xmlns:w15="http://schemas.microsoft.com/office/word/2012/wordml" xmlns:w16cex="http://schemas.microsoft.com/office/word/2018/wordml/cex" xmlns:w16="http://schemas.microsoft.com/office/word/2018/wordml" xmlns:w16sdtdh="http://schemas.microsoft.com/office/word/2020/wordml/sdtdatahash" xmlns:w16se="http://schemas.microsoft.com/office/word/2015/wordml/symex" xmlns:wpg="http://schemas.microsoft.com/office/word/2010/wordprocessingGroup" xmlns:wpi="http://schemas.microsoft.com/office/word/2010/wordprocessingInk" xmlns:wne="http://schemas.microsoft.com/office/word/2006/wordml" xmlns:wps="http://schemas.microsoft.com/office/word/2010/wordprocessingShape">
   <w:endnote w:type="separator" w:id="-1">
     <w:p>
@@ -9504,7 +9584,61 @@
 </w:endnotes>
 </file>
 
-<file path=word/footer1.xml><?xml version="1.0" encoding="utf-8"?>
+<file path=./word/fontTable.xml><?xml version="1.0" encoding="utf-8"?>
+<w:fonts xmlns:mc="http://schemas.openxmlformats.org/markup-compatibility/2006" xmlns:r="http://schemas.openxmlformats.org/officeDocument/2006/relationships" xmlns:w="http://schemas.openxmlformats.org/wordprocessingml/2006/main" xmlns:w14="http://schemas.microsoft.com/office/word/2010/wordml" xmlns:w15="http://schemas.microsoft.com/office/word/2012/wordml" xmlns:w16cex="http://schemas.microsoft.com/office/word/2018/wordml/cex" xmlns:w16="http://schemas.microsoft.com/office/word/2018/wordml" xmlns:w16sdtdh="http://schemas.microsoft.com/office/word/2020/wordml/sdtdatahash" xmlns:w16se="http://schemas.microsoft.com/office/word/2015/wordml/symex">
+  <w:font w:name="Times New Roman">
+    <w:panose1 w:val="02020603050405020304"/>
+    <w:family w:val="roman"/>
+    <w:pitch w:val="variable"/>
+    <w:sig w:usb0="E0002EFF" w:usb1="C000785B" w:usb2="00000009" w:usb3="00000000" w:csb0="000001FF" w:csb1="00000000"/>
+  </w:font>
+  <w:font w:name="Calibri">
+    <w:panose1 w:val="020F0502020204030204"/>
+    <w:family w:val="swiss"/>
+    <w:pitch w:val="variable"/>
+    <w:sig w:usb0="E4002EFF" w:usb1="C000247B" w:usb2="00000009" w:usb3="00000000" w:csb0="000001FF" w:csb1="00000000"/>
+  </w:font>
+  <w:font w:name="Courier New">
+    <w:panose1 w:val="02070309020205020404"/>
+    <w:family w:val="modern"/>
+    <w:pitch w:val="fixed"/>
+    <w:sig w:usb0="E0002EFF" w:usb1="C0007843" w:usb2="00000009" w:usb3="00000000" w:csb0="000001FF" w:csb1="00000000"/>
+  </w:font>
+  <w:font w:name="Wingdings">
+    <w:panose1 w:val="05000000000000000000"/>
+    <w:family w:val="auto"/>
+    <w:pitch w:val="variable"/>
+    <w:sig w:usb0="00000000" w:usb1="10000000" w:usb2="00000000" w:usb3="00000000" w:csb0="80000000" w:csb1="00000000"/>
+  </w:font>
+  <w:font w:name="Symbol">
+    <w:panose1 w:val="05050102010706020507"/>
+    <w:family w:val="roman"/>
+    <w:pitch w:val="variable"/>
+    <w:sig w:usb0="00000000" w:usb1="10000000" w:usb2="00000000" w:usb3="00000000" w:csb0="80000000" w:csb1="00000000"/>
+  </w:font>
+  <w:font w:name="Tahoma">
+    <w:panose1 w:val="020B0604030504040204"/>
+    <w:family w:val="swiss"/>
+    <w:pitch w:val="variable"/>
+    <w:sig w:usb0="E1002EFF" w:usb1="C000605B" w:usb2="00000029" w:usb3="00000000" w:csb0="000101FF" w:csb1="00000000"/>
+  </w:font>
+  <w:font w:name="SimSun">
+    <w:altName w:val="宋体"/>
+    <w:panose1 w:val="02010600030101010101"/>
+    <w:family w:val="auto"/>
+    <w:pitch w:val="variable"/>
+    <w:sig w:usb0="00000003" w:usb1="288F0000" w:usb2="00000016" w:usb3="00000000" w:csb0="00040001" w:csb1="00000000"/>
+  </w:font>
+  <w:font w:name="Cambria">
+    <w:panose1 w:val="02040503050406030204"/>
+    <w:family w:val="roman"/>
+    <w:pitch w:val="variable"/>
+    <w:sig w:usb0="E00006FF" w:usb1="420024FF" w:usb2="02000000" w:usb3="00000000" w:csb0="0000019F" w:csb1="00000000"/>
+  </w:font>
+</w:fonts>
+</file>
+
+<file path=./word/footer1.xml><?xml version="1.0" encoding="utf-8"?>
 <w:ftr xmlns:wpc="http://schemas.microsoft.com/office/word/2010/wordprocessingCanvas" xmlns:cx="http://schemas.microsoft.com/office/drawing/2014/chartex" xmlns:cx1="http://schemas.microsoft.com/office/drawing/2015/9/8/chartex" xmlns:cx2="http://schemas.microsoft.com/office/drawing/2015/10/21/chartex" xmlns:cx3="http://schemas.microsoft.com/office/drawing/2016/5/9/chartex" xmlns:cx4="http://schemas.microsoft.com/office/drawing/2016/5/10/chartex" xmlns:cx5="http://schemas.microsoft.com/office/drawing/2016/5/11/chartex" xmlns:cx6="http://schemas.microsoft.com/office/drawing/2016/5/12/chartex" xmlns:cx7="http://schemas.microsoft.com/office/drawing/2016/5/13/chartex" xmlns:cx8="http://schemas.microsoft.com/office/drawing/2016/5/14/chartex" xmlns:mc="http://schemas.openxmlformats.org/markup-compatibility/2006" xmlns:aink="http://schemas.microsoft.com/office/drawing/2016/ink" xmlns:am3d="http://schemas.microsoft.com/office/drawing/2017/model3d" xmlns:o="urn:schemas-microsoft-com:office:office" xmlns:r="http://schemas.openxmlformats.org/officeDocument/2006/relationships" xmlns:m="http://schemas.openxmlformats.org/officeDocument/2006/math" xmlns:v="urn:schemas-microsoft-com:vml" xmlns:wp14="http://schemas.microsoft.com/office/word/2010/wordprocessingDrawing" xmlns:wp="http://schemas.openxmlformats.org/drawingml/2006/wordprocessingDrawing" xmlns:w10="urn:schemas-microsoft-com:office:word" xmlns:w="http://schemas.openxmlformats.org/wordprocessingml/2006/main" xmlns:w14="http://schemas.microsoft.com/office/word/2010/wordml" xmlns:w15="http://schemas.microsoft.com/office/word/2012/wordml" xmlns:w16cex="http://schemas.microsoft.com/office/word/2018/wordml/cex" xmlns:w16="http://schemas.microsoft.com/office/word/2018/wordml" xmlns:w16sdtdh="http://schemas.microsoft.com/office/word/2020/wordml/sdtdatahash" xmlns:w16se="http://schemas.microsoft.com/office/word/2015/wordml/symex" xmlns:wpg="http://schemas.microsoft.com/office/word/2010/wordprocessingGroup" xmlns:wpi="http://schemas.microsoft.com/office/word/2010/wordprocessingInk" xmlns:wne="http://schemas.microsoft.com/office/word/2006/wordml" xmlns:wps="http://schemas.microsoft.com/office/word/2010/wordprocessingShape">
   <w:p>
     <w:pPr>
@@ -9520,7 +9654,7 @@
 </w:ftr>
 </file>
 
-<file path=word/footnotes.xml><?xml version="1.0" encoding="utf-8"?>
+<file path=./word/footnotes.xml><?xml version="1.0" encoding="utf-8"?>
 <w:footnotes xmlns:wpc="http://schemas.microsoft.com/office/word/2010/wordprocessingCanvas" xmlns:cx="http://schemas.microsoft.com/office/drawing/2014/chartex" xmlns:cx1="http://schemas.microsoft.com/office/drawing/2015/9/8/chartex" xmlns:cx2="http://schemas.microsoft.com/office/drawing/2015/10/21/chartex" xmlns:cx3="http://schemas.microsoft.com/office/drawing/2016/5/9/chartex" xmlns:cx4="http://schemas.microsoft.com/office/drawing/2016/5/10/chartex" xmlns:cx5="http://schemas.microsoft.com/office/drawing/2016/5/11/chartex" xmlns:cx6="http://schemas.microsoft.com/office/drawing/2016/5/12/chartex" xmlns:cx7="http://schemas.microsoft.com/office/drawing/2016/5/13/chartex" xmlns:cx8="http://schemas.microsoft.com/office/drawing/2016/5/14/chartex" xmlns:mc="http://schemas.openxmlformats.org/markup-compatibility/2006" xmlns:aink="http://schemas.microsoft.com/office/drawing/2016/ink" xmlns:am3d="http://schemas.microsoft.com/office/drawing/2017/model3d" xmlns:o="urn:schemas-microsoft-com:office:office" xmlns:r="http://schemas.openxmlformats.org/officeDocument/2006/relationships" xmlns:m="http://schemas.openxmlformats.org/officeDocument/2006/math" xmlns:v="urn:schemas-microsoft-com:vml" xmlns:wp14="http://schemas.microsoft.com/office/word/2010/wordprocessingDrawing" xmlns:wp="http://schemas.openxmlformats.org/drawingml/2006/wordprocessingDrawing" xmlns:w10="urn:schemas-microsoft-com:office:word" xmlns:w="http://schemas.openxmlformats.org/wordprocessingml/2006/main" xmlns:w14="http://schemas.microsoft.com/office/word/2010/wordml" xmlns:w15="http://schemas.microsoft.com/office/word/2012/wordml" xmlns:w16cex="http://schemas.microsoft.com/office/word/2018/wordml/cex" xmlns:w16="http://schemas.microsoft.com/office/word/2018/wordml" xmlns:w16sdtdh="http://schemas.microsoft.com/office/word/2020/wordml/sdtdatahash" xmlns:w16se="http://schemas.microsoft.com/office/word/2015/wordml/symex" xmlns:wpg="http://schemas.microsoft.com/office/word/2010/wordprocessingGroup" xmlns:wpi="http://schemas.microsoft.com/office/word/2010/wordprocessingInk" xmlns:wne="http://schemas.microsoft.com/office/word/2006/wordml" xmlns:wps="http://schemas.microsoft.com/office/word/2010/wordprocessingShape">
   <w:footnote w:type="separator" w:id="-1">
     <w:p>
@@ -9545,7 +9679,7 @@
 </w:footnotes>
 </file>
 
-<file path=word/numbering.xml><?xml version="1.0" encoding="utf-8"?>
+<file path=./word/numbering.xml><?xml version="1.0" encoding="utf-8"?>
 <w:numbering xmlns:wpc="http://schemas.microsoft.com/office/word/2010/wordprocessingCanvas" xmlns:cx="http://schemas.microsoft.com/office/drawing/2014/chartex" xmlns:cx1="http://schemas.microsoft.com/office/drawing/2015/9/8/chartex" xmlns:cx2="http://schemas.microsoft.com/office/drawing/2015/10/21/chartex" xmlns:cx3="http://schemas.microsoft.com/office/drawing/2016/5/9/chartex" xmlns:cx4="http://schemas.microsoft.com/office/drawing/2016/5/10/chartex" xmlns:cx5="http://schemas.microsoft.com/office/drawing/2016/5/11/chartex" xmlns:cx6="http://schemas.microsoft.com/office/drawing/2016/5/12/chartex" xmlns:cx7="http://schemas.microsoft.com/office/drawing/2016/5/13/chartex" xmlns:cx8="http://schemas.microsoft.com/office/drawing/2016/5/14/chartex" xmlns:mc="http://schemas.openxmlformats.org/markup-compatibility/2006" xmlns:aink="http://schemas.microsoft.com/office/drawing/2016/ink" xmlns:am3d="http://schemas.microsoft.com/office/drawing/2017/model3d" xmlns:o="urn:schemas-microsoft-com:office:office" xmlns:r="http://schemas.openxmlformats.org/officeDocument/2006/relationships" xmlns:m="http://schemas.openxmlformats.org/officeDocument/2006/math" xmlns:v="urn:schemas-microsoft-com:vml" xmlns:wp14="http://schemas.microsoft.com/office/word/2010/wordprocessingDrawing" xmlns:wp="http://schemas.openxmlformats.org/drawingml/2006/wordprocessingDrawing" xmlns:w10="urn:schemas-microsoft-com:office:word" xmlns:w="http://schemas.openxmlformats.org/wordprocessingml/2006/main" xmlns:w14="http://schemas.microsoft.com/office/word/2010/wordml" xmlns:w15="http://schemas.microsoft.com/office/word/2012/wordml" xmlns:w16cex="http://schemas.microsoft.com/office/word/2018/wordml/cex" xmlns:w16="http://schemas.microsoft.com/office/word/2018/wordml" xmlns:w16sdtdh="http://schemas.microsoft.com/office/word/2020/wordml/sdtdatahash" xmlns:w16se="http://schemas.microsoft.com/office/word/2015/wordml/symex" xmlns:wpg="http://schemas.microsoft.com/office/word/2010/wordprocessingGroup" xmlns:wpi="http://schemas.microsoft.com/office/word/2010/wordprocessingInk" xmlns:wne="http://schemas.microsoft.com/office/word/2006/wordml" xmlns:wps="http://schemas.microsoft.com/office/word/2010/wordprocessingShape">
   <w:abstractNum w:abstractNumId="0">
     <w:nsid w:val="02466E4E"/>
@@ -10359,7 +10493,1476 @@
 </w:numbering>
 </file>
 
-<file path=word/styles.xml><?xml version="1.0" encoding="utf-8"?>
+<file path=./word/settings.xml><?xml version="1.0" encoding="utf-8"?>
+<w:settings xmlns:mc="http://schemas.openxmlformats.org/markup-compatibility/2006" xmlns:o="urn:schemas-microsoft-com:office:office" xmlns:r="http://schemas.openxmlformats.org/officeDocument/2006/relationships" xmlns:m="http://schemas.openxmlformats.org/officeDocument/2006/math" xmlns:v="urn:schemas-microsoft-com:vml" xmlns:w10="urn:schemas-microsoft-com:office:word" xmlns:w="http://schemas.openxmlformats.org/wordprocessingml/2006/main" xmlns:w14="http://schemas.microsoft.com/office/word/2010/wordml" xmlns:w15="http://schemas.microsoft.com/office/word/2012/wordml" xmlns:w16cex="http://schemas.microsoft.com/office/word/2018/wordml/cex" xmlns:w16="http://schemas.microsoft.com/office/word/2018/wordml" xmlns:w16sdtdh="http://schemas.microsoft.com/office/word/2020/wordml/sdtdatahash" xmlns:w16se="http://schemas.microsoft.com/office/word/2015/wordml/symex" xmlns:sl="http://schemas.openxmlformats.org/schemaLibrary/2006/main">
+  <w:zoom w:percent="100"/>
+  <w:proofState w:spelling="clean" w:grammar="clean"/>
+  <w:defaultTabStop w:val="720"/>
+  <w:characterSpacingControl w:val="doNotCompress"/>
+  <w:compat>
+    <w:useFELayout/>
+    <w:compatSetting w:name="compatibilityMode" w:uri="http://schemas.microsoft.com/office/word" w:val="15"/>
+    <w:compatSetting w:name="overrideTableStyleFontSizeAndJustification" w:uri="http://schemas.microsoft.com/office/word" w:val="1"/>
+    <w:compatSetting w:name="enableOpenTypeFeatures" w:uri="http://schemas.microsoft.com/office/word" w:val="1"/>
+    <w:compatSetting w:name="doNotFlipMirrorIndents" w:uri="http://schemas.microsoft.com/office/word" w:val="1"/>
+    <w:compatSetting w:name="differentiateMultirowTableHeaders" w:uri="http://schemas.microsoft.com/office/word" w:val="1"/>
+    <w:compatSetting w:name="useWord2013TrackBottomHyphenation" w:uri="http://schemas.microsoft.com/office/word" w:val="0"/>
+  </w:compat>
+  <w:rsids>
+    <w:rsidRoot w:val="00CF65D3"/>
+    <w:rsid w:val="000008D9"/>
+    <w:rsid w:val="00002233"/>
+    <w:rsid w:val="00002C1F"/>
+    <w:rsid w:val="00004CC7"/>
+    <w:rsid w:val="00010F03"/>
+    <w:rsid w:val="000111BB"/>
+    <w:rsid w:val="00013233"/>
+    <w:rsid w:val="0001339D"/>
+    <w:rsid w:val="00013945"/>
+    <w:rsid w:val="00016AC7"/>
+    <w:rsid w:val="00022596"/>
+    <w:rsid w:val="00022753"/>
+    <w:rsid w:val="0002515F"/>
+    <w:rsid w:val="000251BF"/>
+    <w:rsid w:val="00026340"/>
+    <w:rsid w:val="00027579"/>
+    <w:rsid w:val="00027E36"/>
+    <w:rsid w:val="00030838"/>
+    <w:rsid w:val="00030B14"/>
+    <w:rsid w:val="00030D7F"/>
+    <w:rsid w:val="00031E2B"/>
+    <w:rsid w:val="00032D93"/>
+    <w:rsid w:val="00035DCD"/>
+    <w:rsid w:val="000360D4"/>
+    <w:rsid w:val="00040B14"/>
+    <w:rsid w:val="00040C23"/>
+    <w:rsid w:val="00043A09"/>
+    <w:rsid w:val="00046D3C"/>
+    <w:rsid w:val="0004795F"/>
+    <w:rsid w:val="00050258"/>
+    <w:rsid w:val="000502FE"/>
+    <w:rsid w:val="000510CD"/>
+    <w:rsid w:val="000513C0"/>
+    <w:rsid w:val="00051422"/>
+    <w:rsid w:val="000527FC"/>
+    <w:rsid w:val="0005283A"/>
+    <w:rsid w:val="000538AC"/>
+    <w:rsid w:val="00060697"/>
+    <w:rsid w:val="0006224F"/>
+    <w:rsid w:val="0006384D"/>
+    <w:rsid w:val="00063CA3"/>
+    <w:rsid w:val="00064141"/>
+    <w:rsid w:val="000647D6"/>
+    <w:rsid w:val="000653BC"/>
+    <w:rsid w:val="0006688A"/>
+    <w:rsid w:val="00073550"/>
+    <w:rsid w:val="000803A6"/>
+    <w:rsid w:val="0009147E"/>
+    <w:rsid w:val="000915DF"/>
+    <w:rsid w:val="0009198F"/>
+    <w:rsid w:val="00092F42"/>
+    <w:rsid w:val="00093DD6"/>
+    <w:rsid w:val="0009506D"/>
+    <w:rsid w:val="000A0235"/>
+    <w:rsid w:val="000A2498"/>
+    <w:rsid w:val="000A28B6"/>
+    <w:rsid w:val="000A33C8"/>
+    <w:rsid w:val="000B1658"/>
+    <w:rsid w:val="000B1C7F"/>
+    <w:rsid w:val="000B27B7"/>
+    <w:rsid w:val="000B3D9E"/>
+    <w:rsid w:val="000B3F51"/>
+    <w:rsid w:val="000B5DB6"/>
+    <w:rsid w:val="000B5E80"/>
+    <w:rsid w:val="000B6625"/>
+    <w:rsid w:val="000C0188"/>
+    <w:rsid w:val="000C04D5"/>
+    <w:rsid w:val="000C1038"/>
+    <w:rsid w:val="000C13E7"/>
+    <w:rsid w:val="000C1F7E"/>
+    <w:rsid w:val="000C211C"/>
+    <w:rsid w:val="000C3815"/>
+    <w:rsid w:val="000C3862"/>
+    <w:rsid w:val="000C6EEA"/>
+    <w:rsid w:val="000C6F74"/>
+    <w:rsid w:val="000D155F"/>
+    <w:rsid w:val="000D2FB4"/>
+    <w:rsid w:val="000D5722"/>
+    <w:rsid w:val="000D5BF7"/>
+    <w:rsid w:val="000D5D18"/>
+    <w:rsid w:val="000D7066"/>
+    <w:rsid w:val="000E3F72"/>
+    <w:rsid w:val="000E47ED"/>
+    <w:rsid w:val="000E728B"/>
+    <w:rsid w:val="000F0134"/>
+    <w:rsid w:val="000F1378"/>
+    <w:rsid w:val="000F1EAF"/>
+    <w:rsid w:val="000F28A4"/>
+    <w:rsid w:val="000F50D6"/>
+    <w:rsid w:val="000F590C"/>
+    <w:rsid w:val="000F644B"/>
+    <w:rsid w:val="000F67ED"/>
+    <w:rsid w:val="001020BE"/>
+    <w:rsid w:val="00105E0E"/>
+    <w:rsid w:val="001070A3"/>
+    <w:rsid w:val="001070F8"/>
+    <w:rsid w:val="001075F5"/>
+    <w:rsid w:val="001120F9"/>
+    <w:rsid w:val="0011367B"/>
+    <w:rsid w:val="001138D2"/>
+    <w:rsid w:val="0011595A"/>
+    <w:rsid w:val="001203A4"/>
+    <w:rsid w:val="00121C7D"/>
+    <w:rsid w:val="00123F1F"/>
+    <w:rsid w:val="0012462C"/>
+    <w:rsid w:val="00124DA8"/>
+    <w:rsid w:val="00125A82"/>
+    <w:rsid w:val="001260DD"/>
+    <w:rsid w:val="0013178C"/>
+    <w:rsid w:val="00131CC2"/>
+    <w:rsid w:val="001338A9"/>
+    <w:rsid w:val="00133E99"/>
+    <w:rsid w:val="00135697"/>
+    <w:rsid w:val="001358DE"/>
+    <w:rsid w:val="001368E3"/>
+    <w:rsid w:val="001378A1"/>
+    <w:rsid w:val="00140369"/>
+    <w:rsid w:val="001405DA"/>
+    <w:rsid w:val="001418D6"/>
+    <w:rsid w:val="00142A1A"/>
+    <w:rsid w:val="00143483"/>
+    <w:rsid w:val="001460CB"/>
+    <w:rsid w:val="00147FEB"/>
+    <w:rsid w:val="0015053F"/>
+    <w:rsid w:val="001520A3"/>
+    <w:rsid w:val="00154452"/>
+    <w:rsid w:val="001552A7"/>
+    <w:rsid w:val="0015593E"/>
+    <w:rsid w:val="00155E4D"/>
+    <w:rsid w:val="00157179"/>
+    <w:rsid w:val="001604E2"/>
+    <w:rsid w:val="00160BC5"/>
+    <w:rsid w:val="00163337"/>
+    <w:rsid w:val="00163B11"/>
+    <w:rsid w:val="00166324"/>
+    <w:rsid w:val="0016678E"/>
+    <w:rsid w:val="001674CE"/>
+    <w:rsid w:val="00170090"/>
+    <w:rsid w:val="001702C6"/>
+    <w:rsid w:val="0017087F"/>
+    <w:rsid w:val="00171C86"/>
+    <w:rsid w:val="001758F2"/>
+    <w:rsid w:val="00175CF8"/>
+    <w:rsid w:val="00176592"/>
+    <w:rsid w:val="001772B1"/>
+    <w:rsid w:val="00177E19"/>
+    <w:rsid w:val="00180886"/>
+    <w:rsid w:val="00183F98"/>
+    <w:rsid w:val="00184143"/>
+    <w:rsid w:val="001849E7"/>
+    <w:rsid w:val="00184D44"/>
+    <w:rsid w:val="001852E2"/>
+    <w:rsid w:val="00186182"/>
+    <w:rsid w:val="00186275"/>
+    <w:rsid w:val="001920C3"/>
+    <w:rsid w:val="00192B90"/>
+    <w:rsid w:val="00193699"/>
+    <w:rsid w:val="00193E58"/>
+    <w:rsid w:val="00193EA7"/>
+    <w:rsid w:val="001943BE"/>
+    <w:rsid w:val="001968DF"/>
+    <w:rsid w:val="00197C74"/>
+    <w:rsid w:val="001A0F6B"/>
+    <w:rsid w:val="001A1668"/>
+    <w:rsid w:val="001A3B49"/>
+    <w:rsid w:val="001A3B60"/>
+    <w:rsid w:val="001A42D7"/>
+    <w:rsid w:val="001A56B3"/>
+    <w:rsid w:val="001A6B80"/>
+    <w:rsid w:val="001A6D27"/>
+    <w:rsid w:val="001A78DF"/>
+    <w:rsid w:val="001B225A"/>
+    <w:rsid w:val="001B3634"/>
+    <w:rsid w:val="001B58FD"/>
+    <w:rsid w:val="001B594B"/>
+    <w:rsid w:val="001C0A8A"/>
+    <w:rsid w:val="001C10FC"/>
+    <w:rsid w:val="001C3372"/>
+    <w:rsid w:val="001C39C9"/>
+    <w:rsid w:val="001C4932"/>
+    <w:rsid w:val="001C6315"/>
+    <w:rsid w:val="001C77C8"/>
+    <w:rsid w:val="001C792B"/>
+    <w:rsid w:val="001D0946"/>
+    <w:rsid w:val="001E2C6C"/>
+    <w:rsid w:val="001F08D6"/>
+    <w:rsid w:val="001F1C86"/>
+    <w:rsid w:val="001F2628"/>
+    <w:rsid w:val="001F2C35"/>
+    <w:rsid w:val="001F2EDD"/>
+    <w:rsid w:val="001F4801"/>
+    <w:rsid w:val="001F4899"/>
+    <w:rsid w:val="001F4F0C"/>
+    <w:rsid w:val="001F5F43"/>
+    <w:rsid w:val="001F72B3"/>
+    <w:rsid w:val="001F7CEC"/>
+    <w:rsid w:val="00201B07"/>
+    <w:rsid w:val="00202BBD"/>
+    <w:rsid w:val="00210732"/>
+    <w:rsid w:val="00215969"/>
+    <w:rsid w:val="00215B5F"/>
+    <w:rsid w:val="002179C8"/>
+    <w:rsid w:val="00221F81"/>
+    <w:rsid w:val="00222D72"/>
+    <w:rsid w:val="00231004"/>
+    <w:rsid w:val="0023424B"/>
+    <w:rsid w:val="00234CCF"/>
+    <w:rsid w:val="00236899"/>
+    <w:rsid w:val="002375B1"/>
+    <w:rsid w:val="00237DB2"/>
+    <w:rsid w:val="0024175B"/>
+    <w:rsid w:val="00242AF3"/>
+    <w:rsid w:val="00243516"/>
+    <w:rsid w:val="00246962"/>
+    <w:rsid w:val="00246F20"/>
+    <w:rsid w:val="00247267"/>
+    <w:rsid w:val="00251AB2"/>
+    <w:rsid w:val="00253114"/>
+    <w:rsid w:val="00253C93"/>
+    <w:rsid w:val="00256226"/>
+    <w:rsid w:val="00256661"/>
+    <w:rsid w:val="00262B33"/>
+    <w:rsid w:val="00262FB6"/>
+    <w:rsid w:val="0027124F"/>
+    <w:rsid w:val="00271EA6"/>
+    <w:rsid w:val="002721E1"/>
+    <w:rsid w:val="00272D05"/>
+    <w:rsid w:val="0027661E"/>
+    <w:rsid w:val="00276FAB"/>
+    <w:rsid w:val="002842B3"/>
+    <w:rsid w:val="002851B3"/>
+    <w:rsid w:val="00285A76"/>
+    <w:rsid w:val="00290A35"/>
+    <w:rsid w:val="00291466"/>
+    <w:rsid w:val="002941DE"/>
+    <w:rsid w:val="00294E60"/>
+    <w:rsid w:val="002955FD"/>
+    <w:rsid w:val="00297E63"/>
+    <w:rsid w:val="00297F36"/>
+    <w:rsid w:val="002A17C2"/>
+    <w:rsid w:val="002A1FD1"/>
+    <w:rsid w:val="002A237C"/>
+    <w:rsid w:val="002A476B"/>
+    <w:rsid w:val="002A6AFA"/>
+    <w:rsid w:val="002B2788"/>
+    <w:rsid w:val="002B48CF"/>
+    <w:rsid w:val="002B49D9"/>
+    <w:rsid w:val="002B6962"/>
+    <w:rsid w:val="002B6A9C"/>
+    <w:rsid w:val="002B78F5"/>
+    <w:rsid w:val="002B7DE6"/>
+    <w:rsid w:val="002C0864"/>
+    <w:rsid w:val="002C099D"/>
+    <w:rsid w:val="002C4E3E"/>
+    <w:rsid w:val="002C4F8C"/>
+    <w:rsid w:val="002C5052"/>
+    <w:rsid w:val="002D1A9F"/>
+    <w:rsid w:val="002D1E5A"/>
+    <w:rsid w:val="002D28F9"/>
+    <w:rsid w:val="002D2C5B"/>
+    <w:rsid w:val="002D3E41"/>
+    <w:rsid w:val="002D51FF"/>
+    <w:rsid w:val="002D55A6"/>
+    <w:rsid w:val="002D564C"/>
+    <w:rsid w:val="002D63F7"/>
+    <w:rsid w:val="002E059A"/>
+    <w:rsid w:val="002E1318"/>
+    <w:rsid w:val="002E3572"/>
+    <w:rsid w:val="002E45C5"/>
+    <w:rsid w:val="002E46E3"/>
+    <w:rsid w:val="002E49B2"/>
+    <w:rsid w:val="002E4AF8"/>
+    <w:rsid w:val="002E5791"/>
+    <w:rsid w:val="002E5B29"/>
+    <w:rsid w:val="002E638A"/>
+    <w:rsid w:val="002E778C"/>
+    <w:rsid w:val="002F1422"/>
+    <w:rsid w:val="002F3EE7"/>
+    <w:rsid w:val="002F4DCF"/>
+    <w:rsid w:val="002F569B"/>
+    <w:rsid w:val="002F5A89"/>
+    <w:rsid w:val="002F6EE9"/>
+    <w:rsid w:val="003047E9"/>
+    <w:rsid w:val="003061A0"/>
+    <w:rsid w:val="0030680A"/>
+    <w:rsid w:val="003125A4"/>
+    <w:rsid w:val="00317C7B"/>
+    <w:rsid w:val="00320EDE"/>
+    <w:rsid w:val="00321E17"/>
+    <w:rsid w:val="00323536"/>
+    <w:rsid w:val="00325322"/>
+    <w:rsid w:val="00333618"/>
+    <w:rsid w:val="00333DF0"/>
+    <w:rsid w:val="003341F2"/>
+    <w:rsid w:val="003400C7"/>
+    <w:rsid w:val="003413EA"/>
+    <w:rsid w:val="003463EA"/>
+    <w:rsid w:val="003467F6"/>
+    <w:rsid w:val="0034775A"/>
+    <w:rsid w:val="00347D28"/>
+    <w:rsid w:val="00353152"/>
+    <w:rsid w:val="00354388"/>
+    <w:rsid w:val="003577B6"/>
+    <w:rsid w:val="00360070"/>
+    <w:rsid w:val="00361022"/>
+    <w:rsid w:val="00365344"/>
+    <w:rsid w:val="003656EA"/>
+    <w:rsid w:val="00366D3B"/>
+    <w:rsid w:val="00366EC8"/>
+    <w:rsid w:val="00370406"/>
+    <w:rsid w:val="00370C27"/>
+    <w:rsid w:val="00373E78"/>
+    <w:rsid w:val="00380647"/>
+    <w:rsid w:val="00382093"/>
+    <w:rsid w:val="003854D2"/>
+    <w:rsid w:val="00385776"/>
+    <w:rsid w:val="0039030E"/>
+    <w:rsid w:val="00390BBF"/>
+    <w:rsid w:val="00390F2B"/>
+    <w:rsid w:val="00391336"/>
+    <w:rsid w:val="00392D24"/>
+    <w:rsid w:val="0039305E"/>
+    <w:rsid w:val="0039374F"/>
+    <w:rsid w:val="00397D42"/>
+    <w:rsid w:val="003A071B"/>
+    <w:rsid w:val="003A2384"/>
+    <w:rsid w:val="003A4011"/>
+    <w:rsid w:val="003A5CAB"/>
+    <w:rsid w:val="003A66C8"/>
+    <w:rsid w:val="003A6947"/>
+    <w:rsid w:val="003A7D14"/>
+    <w:rsid w:val="003B03B7"/>
+    <w:rsid w:val="003B180B"/>
+    <w:rsid w:val="003B3461"/>
+    <w:rsid w:val="003B42DD"/>
+    <w:rsid w:val="003B54B1"/>
+    <w:rsid w:val="003B5945"/>
+    <w:rsid w:val="003B6BA0"/>
+    <w:rsid w:val="003B7AAB"/>
+    <w:rsid w:val="003C0139"/>
+    <w:rsid w:val="003C2EF5"/>
+    <w:rsid w:val="003C5E8C"/>
+    <w:rsid w:val="003C7E95"/>
+    <w:rsid w:val="003D0475"/>
+    <w:rsid w:val="003D3222"/>
+    <w:rsid w:val="003D65B9"/>
+    <w:rsid w:val="003D7CB2"/>
+    <w:rsid w:val="003D7E82"/>
+    <w:rsid w:val="003E0C36"/>
+    <w:rsid w:val="003E144E"/>
+    <w:rsid w:val="003E1D11"/>
+    <w:rsid w:val="003E3B83"/>
+    <w:rsid w:val="003E6D05"/>
+    <w:rsid w:val="003F1D12"/>
+    <w:rsid w:val="003F22F3"/>
+    <w:rsid w:val="003F45FE"/>
+    <w:rsid w:val="003F70D8"/>
+    <w:rsid w:val="003F757D"/>
+    <w:rsid w:val="00400651"/>
+    <w:rsid w:val="00402140"/>
+    <w:rsid w:val="00404FB6"/>
+    <w:rsid w:val="00407BA8"/>
+    <w:rsid w:val="00410D37"/>
+    <w:rsid w:val="00411E9E"/>
+    <w:rsid w:val="0041638F"/>
+    <w:rsid w:val="00417663"/>
+    <w:rsid w:val="00420E1E"/>
+    <w:rsid w:val="004212F0"/>
+    <w:rsid w:val="00421AB4"/>
+    <w:rsid w:val="00424976"/>
+    <w:rsid w:val="0042609F"/>
+    <w:rsid w:val="00426AA6"/>
+    <w:rsid w:val="00426D7D"/>
+    <w:rsid w:val="004272E6"/>
+    <w:rsid w:val="004307C6"/>
+    <w:rsid w:val="004358A1"/>
+    <w:rsid w:val="00437470"/>
+    <w:rsid w:val="00437918"/>
+    <w:rsid w:val="00440340"/>
+    <w:rsid w:val="0044227A"/>
+    <w:rsid w:val="0044273E"/>
+    <w:rsid w:val="00444499"/>
+    <w:rsid w:val="00444A2D"/>
+    <w:rsid w:val="00450E20"/>
+    <w:rsid w:val="00453426"/>
+    <w:rsid w:val="004534F1"/>
+    <w:rsid w:val="004541A7"/>
+    <w:rsid w:val="00455E31"/>
+    <w:rsid w:val="00456699"/>
+    <w:rsid w:val="00462E48"/>
+    <w:rsid w:val="00463605"/>
+    <w:rsid w:val="0046435A"/>
+    <w:rsid w:val="004658DF"/>
+    <w:rsid w:val="00467193"/>
+    <w:rsid w:val="00467338"/>
+    <w:rsid w:val="004674A9"/>
+    <w:rsid w:val="00470482"/>
+    <w:rsid w:val="0047093A"/>
+    <w:rsid w:val="004726E2"/>
+    <w:rsid w:val="00474BE3"/>
+    <w:rsid w:val="0047675C"/>
+    <w:rsid w:val="004809BF"/>
+    <w:rsid w:val="004816D6"/>
+    <w:rsid w:val="00482387"/>
+    <w:rsid w:val="004840E7"/>
+    <w:rsid w:val="00484966"/>
+    <w:rsid w:val="004875A3"/>
+    <w:rsid w:val="00487CBD"/>
+    <w:rsid w:val="00490340"/>
+    <w:rsid w:val="00493392"/>
+    <w:rsid w:val="00495A2B"/>
+    <w:rsid w:val="004A1373"/>
+    <w:rsid w:val="004A317F"/>
+    <w:rsid w:val="004A613F"/>
+    <w:rsid w:val="004A651B"/>
+    <w:rsid w:val="004B0ED7"/>
+    <w:rsid w:val="004B1C90"/>
+    <w:rsid w:val="004B303B"/>
+    <w:rsid w:val="004B3F40"/>
+    <w:rsid w:val="004B3F79"/>
+    <w:rsid w:val="004B5F72"/>
+    <w:rsid w:val="004B70A3"/>
+    <w:rsid w:val="004C374E"/>
+    <w:rsid w:val="004C3AF8"/>
+    <w:rsid w:val="004C51DF"/>
+    <w:rsid w:val="004C5B05"/>
+    <w:rsid w:val="004C6CDD"/>
+    <w:rsid w:val="004D08C0"/>
+    <w:rsid w:val="004D199C"/>
+    <w:rsid w:val="004D24D9"/>
+    <w:rsid w:val="004D24FC"/>
+    <w:rsid w:val="004D33DD"/>
+    <w:rsid w:val="004D534E"/>
+    <w:rsid w:val="004D5609"/>
+    <w:rsid w:val="004D61A5"/>
+    <w:rsid w:val="004D7DCE"/>
+    <w:rsid w:val="004E005B"/>
+    <w:rsid w:val="004E17F5"/>
+    <w:rsid w:val="004E181F"/>
+    <w:rsid w:val="004E4350"/>
+    <w:rsid w:val="004E454A"/>
+    <w:rsid w:val="004E5AD4"/>
+    <w:rsid w:val="004E657C"/>
+    <w:rsid w:val="004E6B92"/>
+    <w:rsid w:val="004E6EA9"/>
+    <w:rsid w:val="004F05D8"/>
+    <w:rsid w:val="004F5839"/>
+    <w:rsid w:val="005043DF"/>
+    <w:rsid w:val="00505169"/>
+    <w:rsid w:val="00506036"/>
+    <w:rsid w:val="00506540"/>
+    <w:rsid w:val="005120FC"/>
+    <w:rsid w:val="005138B5"/>
+    <w:rsid w:val="00513B20"/>
+    <w:rsid w:val="005145F6"/>
+    <w:rsid w:val="005149BB"/>
+    <w:rsid w:val="005155E8"/>
+    <w:rsid w:val="005205E2"/>
+    <w:rsid w:val="00520BF6"/>
+    <w:rsid w:val="005219DA"/>
+    <w:rsid w:val="005234A9"/>
+    <w:rsid w:val="00525176"/>
+    <w:rsid w:val="005258C7"/>
+    <w:rsid w:val="00525D94"/>
+    <w:rsid w:val="005275FF"/>
+    <w:rsid w:val="00527A10"/>
+    <w:rsid w:val="00527C31"/>
+    <w:rsid w:val="005303E3"/>
+    <w:rsid w:val="00530935"/>
+    <w:rsid w:val="00532F67"/>
+    <w:rsid w:val="00532FB0"/>
+    <w:rsid w:val="005337A0"/>
+    <w:rsid w:val="00537B46"/>
+    <w:rsid w:val="005406A1"/>
+    <w:rsid w:val="005437BF"/>
+    <w:rsid w:val="00543C3E"/>
+    <w:rsid w:val="005444C2"/>
+    <w:rsid w:val="0054544D"/>
+    <w:rsid w:val="00546A5E"/>
+    <w:rsid w:val="00547DC4"/>
+    <w:rsid w:val="0055364E"/>
+    <w:rsid w:val="00553A5C"/>
+    <w:rsid w:val="00554939"/>
+    <w:rsid w:val="00557623"/>
+    <w:rsid w:val="00561D76"/>
+    <w:rsid w:val="005634DF"/>
+    <w:rsid w:val="005646A6"/>
+    <w:rsid w:val="00564FD0"/>
+    <w:rsid w:val="00571D7E"/>
+    <w:rsid w:val="00572162"/>
+    <w:rsid w:val="00575D8D"/>
+    <w:rsid w:val="005773ED"/>
+    <w:rsid w:val="00580ABC"/>
+    <w:rsid w:val="00582DE4"/>
+    <w:rsid w:val="005830E5"/>
+    <w:rsid w:val="005860E7"/>
+    <w:rsid w:val="0059041E"/>
+    <w:rsid w:val="0059089A"/>
+    <w:rsid w:val="00591062"/>
+    <w:rsid w:val="00591CAE"/>
+    <w:rsid w:val="00593710"/>
+    <w:rsid w:val="0059371A"/>
+    <w:rsid w:val="005A058C"/>
+    <w:rsid w:val="005A1760"/>
+    <w:rsid w:val="005A194F"/>
+    <w:rsid w:val="005A1A18"/>
+    <w:rsid w:val="005A2735"/>
+    <w:rsid w:val="005A28CB"/>
+    <w:rsid w:val="005A61C9"/>
+    <w:rsid w:val="005A6535"/>
+    <w:rsid w:val="005A695D"/>
+    <w:rsid w:val="005A79D8"/>
+    <w:rsid w:val="005B0140"/>
+    <w:rsid w:val="005B0AC0"/>
+    <w:rsid w:val="005B1772"/>
+    <w:rsid w:val="005B29CC"/>
+    <w:rsid w:val="005B2E91"/>
+    <w:rsid w:val="005B3E7F"/>
+    <w:rsid w:val="005B6154"/>
+    <w:rsid w:val="005C1F53"/>
+    <w:rsid w:val="005C36CC"/>
+    <w:rsid w:val="005C4B6A"/>
+    <w:rsid w:val="005C55A6"/>
+    <w:rsid w:val="005C6688"/>
+    <w:rsid w:val="005C6E82"/>
+    <w:rsid w:val="005C773F"/>
+    <w:rsid w:val="005C7C9E"/>
+    <w:rsid w:val="005D0E7D"/>
+    <w:rsid w:val="005D16E5"/>
+    <w:rsid w:val="005D312D"/>
+    <w:rsid w:val="005D41BE"/>
+    <w:rsid w:val="005D4DA0"/>
+    <w:rsid w:val="005D6B5D"/>
+    <w:rsid w:val="005D7664"/>
+    <w:rsid w:val="005E25F7"/>
+    <w:rsid w:val="005E31F9"/>
+    <w:rsid w:val="005E596E"/>
+    <w:rsid w:val="005E63D8"/>
+    <w:rsid w:val="005E7C0D"/>
+    <w:rsid w:val="005F2806"/>
+    <w:rsid w:val="005F3421"/>
+    <w:rsid w:val="005F6951"/>
+    <w:rsid w:val="005F7414"/>
+    <w:rsid w:val="00603518"/>
+    <w:rsid w:val="006052B6"/>
+    <w:rsid w:val="00610A04"/>
+    <w:rsid w:val="00610BAE"/>
+    <w:rsid w:val="0061396A"/>
+    <w:rsid w:val="006173CB"/>
+    <w:rsid w:val="0061791D"/>
+    <w:rsid w:val="00622A94"/>
+    <w:rsid w:val="006232E7"/>
+    <w:rsid w:val="00623B0F"/>
+    <w:rsid w:val="00623E10"/>
+    <w:rsid w:val="00623FE3"/>
+    <w:rsid w:val="006240F0"/>
+    <w:rsid w:val="0062612F"/>
+    <w:rsid w:val="00630AD5"/>
+    <w:rsid w:val="00631B75"/>
+    <w:rsid w:val="00633ECA"/>
+    <w:rsid w:val="00634B66"/>
+    <w:rsid w:val="006362AA"/>
+    <w:rsid w:val="0063743E"/>
+    <w:rsid w:val="00640394"/>
+    <w:rsid w:val="00643F8B"/>
+    <w:rsid w:val="00644757"/>
+    <w:rsid w:val="00647ADF"/>
+    <w:rsid w:val="0065146F"/>
+    <w:rsid w:val="00653F65"/>
+    <w:rsid w:val="00654B8B"/>
+    <w:rsid w:val="00657999"/>
+    <w:rsid w:val="00660C47"/>
+    <w:rsid w:val="006616A8"/>
+    <w:rsid w:val="0066322B"/>
+    <w:rsid w:val="006638B2"/>
+    <w:rsid w:val="00663FC9"/>
+    <w:rsid w:val="00665E44"/>
+    <w:rsid w:val="0066730B"/>
+    <w:rsid w:val="00667B85"/>
+    <w:rsid w:val="00673646"/>
+    <w:rsid w:val="00673AED"/>
+    <w:rsid w:val="00674637"/>
+    <w:rsid w:val="0067692F"/>
+    <w:rsid w:val="00681D81"/>
+    <w:rsid w:val="00681F47"/>
+    <w:rsid w:val="0068292D"/>
+    <w:rsid w:val="00684323"/>
+    <w:rsid w:val="0068462B"/>
+    <w:rsid w:val="00686861"/>
+    <w:rsid w:val="006879C9"/>
+    <w:rsid w:val="0069158E"/>
+    <w:rsid w:val="006926D7"/>
+    <w:rsid w:val="00693769"/>
+    <w:rsid w:val="00694692"/>
+    <w:rsid w:val="00697D6A"/>
+    <w:rsid w:val="006A0380"/>
+    <w:rsid w:val="006A15E3"/>
+    <w:rsid w:val="006A4D9F"/>
+    <w:rsid w:val="006A6443"/>
+    <w:rsid w:val="006A7258"/>
+    <w:rsid w:val="006A72AD"/>
+    <w:rsid w:val="006A740D"/>
+    <w:rsid w:val="006A75ED"/>
+    <w:rsid w:val="006B1BE9"/>
+    <w:rsid w:val="006B1E8B"/>
+    <w:rsid w:val="006B6CF8"/>
+    <w:rsid w:val="006C0059"/>
+    <w:rsid w:val="006C31D4"/>
+    <w:rsid w:val="006C36B5"/>
+    <w:rsid w:val="006C462C"/>
+    <w:rsid w:val="006D091E"/>
+    <w:rsid w:val="006D12F7"/>
+    <w:rsid w:val="006D14ED"/>
+    <w:rsid w:val="006D319C"/>
+    <w:rsid w:val="006D33F4"/>
+    <w:rsid w:val="006D5C0E"/>
+    <w:rsid w:val="006D6BD8"/>
+    <w:rsid w:val="006D7914"/>
+    <w:rsid w:val="006D7B2B"/>
+    <w:rsid w:val="006E2DAC"/>
+    <w:rsid w:val="006E2F26"/>
+    <w:rsid w:val="006E39A1"/>
+    <w:rsid w:val="006E6AC6"/>
+    <w:rsid w:val="006F07D4"/>
+    <w:rsid w:val="006F07F2"/>
+    <w:rsid w:val="006F146B"/>
+    <w:rsid w:val="006F1ADC"/>
+    <w:rsid w:val="006F4581"/>
+    <w:rsid w:val="006F5C82"/>
+    <w:rsid w:val="006F6937"/>
+    <w:rsid w:val="006F6AEB"/>
+    <w:rsid w:val="006F6B99"/>
+    <w:rsid w:val="00702362"/>
+    <w:rsid w:val="00702D14"/>
+    <w:rsid w:val="00703757"/>
+    <w:rsid w:val="007053FD"/>
+    <w:rsid w:val="00706F35"/>
+    <w:rsid w:val="007071F1"/>
+    <w:rsid w:val="00707A7F"/>
+    <w:rsid w:val="0071137F"/>
+    <w:rsid w:val="0071140A"/>
+    <w:rsid w:val="0071219A"/>
+    <w:rsid w:val="00712B06"/>
+    <w:rsid w:val="00713461"/>
+    <w:rsid w:val="00715119"/>
+    <w:rsid w:val="007153D0"/>
+    <w:rsid w:val="00720070"/>
+    <w:rsid w:val="00722CC4"/>
+    <w:rsid w:val="00725EF3"/>
+    <w:rsid w:val="0072756E"/>
+    <w:rsid w:val="00727FAC"/>
+    <w:rsid w:val="0073068E"/>
+    <w:rsid w:val="00730BDC"/>
+    <w:rsid w:val="007310F8"/>
+    <w:rsid w:val="007316EE"/>
+    <w:rsid w:val="00732095"/>
+    <w:rsid w:val="00733090"/>
+    <w:rsid w:val="0073590B"/>
+    <w:rsid w:val="00740072"/>
+    <w:rsid w:val="0074065A"/>
+    <w:rsid w:val="007408CA"/>
+    <w:rsid w:val="0074097E"/>
+    <w:rsid w:val="00741609"/>
+    <w:rsid w:val="00741AF1"/>
+    <w:rsid w:val="007451A4"/>
+    <w:rsid w:val="00745397"/>
+    <w:rsid w:val="00745790"/>
+    <w:rsid w:val="00747EB3"/>
+    <w:rsid w:val="00751AA0"/>
+    <w:rsid w:val="00751E41"/>
+    <w:rsid w:val="0075326E"/>
+    <w:rsid w:val="00754FC0"/>
+    <w:rsid w:val="00755EAC"/>
+    <w:rsid w:val="0076228A"/>
+    <w:rsid w:val="007629E7"/>
+    <w:rsid w:val="007656A1"/>
+    <w:rsid w:val="00766C77"/>
+    <w:rsid w:val="00767877"/>
+    <w:rsid w:val="007719DB"/>
+    <w:rsid w:val="0078034B"/>
+    <w:rsid w:val="00790182"/>
+    <w:rsid w:val="00790CFB"/>
+    <w:rsid w:val="00792B8C"/>
+    <w:rsid w:val="00794639"/>
+    <w:rsid w:val="00796032"/>
+    <w:rsid w:val="00797A42"/>
+    <w:rsid w:val="007A183A"/>
+    <w:rsid w:val="007A1A27"/>
+    <w:rsid w:val="007A629E"/>
+    <w:rsid w:val="007A69C6"/>
+    <w:rsid w:val="007B3BFE"/>
+    <w:rsid w:val="007B7688"/>
+    <w:rsid w:val="007C01C6"/>
+    <w:rsid w:val="007C027A"/>
+    <w:rsid w:val="007C12F0"/>
+    <w:rsid w:val="007C2700"/>
+    <w:rsid w:val="007C39DB"/>
+    <w:rsid w:val="007C417B"/>
+    <w:rsid w:val="007C4817"/>
+    <w:rsid w:val="007C4C62"/>
+    <w:rsid w:val="007C6E56"/>
+    <w:rsid w:val="007C7999"/>
+    <w:rsid w:val="007C7B9D"/>
+    <w:rsid w:val="007D043F"/>
+    <w:rsid w:val="007D04EC"/>
+    <w:rsid w:val="007D1D6A"/>
+    <w:rsid w:val="007D2785"/>
+    <w:rsid w:val="007D2EA6"/>
+    <w:rsid w:val="007D3016"/>
+    <w:rsid w:val="007D49E0"/>
+    <w:rsid w:val="007D7534"/>
+    <w:rsid w:val="007D7E3B"/>
+    <w:rsid w:val="007E03A5"/>
+    <w:rsid w:val="007E194E"/>
+    <w:rsid w:val="007E1EAD"/>
+    <w:rsid w:val="007E625B"/>
+    <w:rsid w:val="007E6318"/>
+    <w:rsid w:val="007F22F9"/>
+    <w:rsid w:val="007F4198"/>
+    <w:rsid w:val="007F4731"/>
+    <w:rsid w:val="007F4F2E"/>
+    <w:rsid w:val="007F572D"/>
+    <w:rsid w:val="00800107"/>
+    <w:rsid w:val="00801E15"/>
+    <w:rsid w:val="00803406"/>
+    <w:rsid w:val="008034C4"/>
+    <w:rsid w:val="0080540B"/>
+    <w:rsid w:val="00805B7E"/>
+    <w:rsid w:val="00811A27"/>
+    <w:rsid w:val="00813775"/>
+    <w:rsid w:val="0081409B"/>
+    <w:rsid w:val="00814152"/>
+    <w:rsid w:val="008142FE"/>
+    <w:rsid w:val="00814BE2"/>
+    <w:rsid w:val="00815494"/>
+    <w:rsid w:val="00816F4F"/>
+    <w:rsid w:val="0081768B"/>
+    <w:rsid w:val="00817D25"/>
+    <w:rsid w:val="00820169"/>
+    <w:rsid w:val="00821F48"/>
+    <w:rsid w:val="008324F1"/>
+    <w:rsid w:val="00833228"/>
+    <w:rsid w:val="0083352A"/>
+    <w:rsid w:val="00833B80"/>
+    <w:rsid w:val="00834853"/>
+    <w:rsid w:val="008402FF"/>
+    <w:rsid w:val="008410B7"/>
+    <w:rsid w:val="00841B99"/>
+    <w:rsid w:val="00843BCF"/>
+    <w:rsid w:val="008447CA"/>
+    <w:rsid w:val="00851DC0"/>
+    <w:rsid w:val="00851E8D"/>
+    <w:rsid w:val="0085304F"/>
+    <w:rsid w:val="008546BA"/>
+    <w:rsid w:val="00854CFB"/>
+    <w:rsid w:val="00854F2F"/>
+    <w:rsid w:val="00855F13"/>
+    <w:rsid w:val="00856A7D"/>
+    <w:rsid w:val="008579A6"/>
+    <w:rsid w:val="00861DA3"/>
+    <w:rsid w:val="00861DAF"/>
+    <w:rsid w:val="00861FD1"/>
+    <w:rsid w:val="0086212E"/>
+    <w:rsid w:val="008623E6"/>
+    <w:rsid w:val="00862A0A"/>
+    <w:rsid w:val="00862C3A"/>
+    <w:rsid w:val="008663DB"/>
+    <w:rsid w:val="00867F00"/>
+    <w:rsid w:val="00870C6D"/>
+    <w:rsid w:val="00871AA0"/>
+    <w:rsid w:val="00872A25"/>
+    <w:rsid w:val="008730FC"/>
+    <w:rsid w:val="00875559"/>
+    <w:rsid w:val="0087762A"/>
+    <w:rsid w:val="00881806"/>
+    <w:rsid w:val="008828CD"/>
+    <w:rsid w:val="00883B1D"/>
+    <w:rsid w:val="008852E6"/>
+    <w:rsid w:val="00891C0C"/>
+    <w:rsid w:val="0089213D"/>
+    <w:rsid w:val="008949EA"/>
+    <w:rsid w:val="008955EB"/>
+    <w:rsid w:val="00896D23"/>
+    <w:rsid w:val="008974C8"/>
+    <w:rsid w:val="008A0C6E"/>
+    <w:rsid w:val="008A0FCA"/>
+    <w:rsid w:val="008A2D1C"/>
+    <w:rsid w:val="008A4544"/>
+    <w:rsid w:val="008A56B1"/>
+    <w:rsid w:val="008A7A42"/>
+    <w:rsid w:val="008B06F0"/>
+    <w:rsid w:val="008B0758"/>
+    <w:rsid w:val="008B249E"/>
+    <w:rsid w:val="008B26E5"/>
+    <w:rsid w:val="008B6CE8"/>
+    <w:rsid w:val="008B7344"/>
+    <w:rsid w:val="008B7EF3"/>
+    <w:rsid w:val="008C0266"/>
+    <w:rsid w:val="008C0369"/>
+    <w:rsid w:val="008C050C"/>
+    <w:rsid w:val="008C2C81"/>
+    <w:rsid w:val="008C5E43"/>
+    <w:rsid w:val="008C71AE"/>
+    <w:rsid w:val="008C7DB5"/>
+    <w:rsid w:val="008C7EF2"/>
+    <w:rsid w:val="008D0549"/>
+    <w:rsid w:val="008D16CE"/>
+    <w:rsid w:val="008D16E7"/>
+    <w:rsid w:val="008D2B23"/>
+    <w:rsid w:val="008D2F70"/>
+    <w:rsid w:val="008D3E46"/>
+    <w:rsid w:val="008D5DAC"/>
+    <w:rsid w:val="008D7F95"/>
+    <w:rsid w:val="008E15A0"/>
+    <w:rsid w:val="008E521C"/>
+    <w:rsid w:val="008E54B8"/>
+    <w:rsid w:val="008E5B09"/>
+    <w:rsid w:val="008E7E6C"/>
+    <w:rsid w:val="008F0409"/>
+    <w:rsid w:val="008F2250"/>
+    <w:rsid w:val="008F40E0"/>
+    <w:rsid w:val="008F5DCE"/>
+    <w:rsid w:val="00903198"/>
+    <w:rsid w:val="00904DB2"/>
+    <w:rsid w:val="009069CD"/>
+    <w:rsid w:val="00906D7D"/>
+    <w:rsid w:val="00907AD3"/>
+    <w:rsid w:val="009100A9"/>
+    <w:rsid w:val="00910868"/>
+    <w:rsid w:val="00910CBA"/>
+    <w:rsid w:val="009178FE"/>
+    <w:rsid w:val="00920764"/>
+    <w:rsid w:val="0092274F"/>
+    <w:rsid w:val="00926990"/>
+    <w:rsid w:val="00931500"/>
+    <w:rsid w:val="00931C9D"/>
+    <w:rsid w:val="00934EC9"/>
+    <w:rsid w:val="009352C8"/>
+    <w:rsid w:val="00935660"/>
+    <w:rsid w:val="00935BC3"/>
+    <w:rsid w:val="009417D9"/>
+    <w:rsid w:val="00942CAE"/>
+    <w:rsid w:val="00943F30"/>
+    <w:rsid w:val="00944E60"/>
+    <w:rsid w:val="0094520E"/>
+    <w:rsid w:val="00945442"/>
+    <w:rsid w:val="00945676"/>
+    <w:rsid w:val="0094753B"/>
+    <w:rsid w:val="009500B7"/>
+    <w:rsid w:val="00951781"/>
+    <w:rsid w:val="00951827"/>
+    <w:rsid w:val="00954842"/>
+    <w:rsid w:val="00956F37"/>
+    <w:rsid w:val="00957C94"/>
+    <w:rsid w:val="009612A3"/>
+    <w:rsid w:val="0096140D"/>
+    <w:rsid w:val="009626DC"/>
+    <w:rsid w:val="00963247"/>
+    <w:rsid w:val="009666ED"/>
+    <w:rsid w:val="009679FE"/>
+    <w:rsid w:val="00970C1A"/>
+    <w:rsid w:val="00970E0C"/>
+    <w:rsid w:val="0097111E"/>
+    <w:rsid w:val="00972C56"/>
+    <w:rsid w:val="00972E8B"/>
+    <w:rsid w:val="009750F7"/>
+    <w:rsid w:val="00975A33"/>
+    <w:rsid w:val="0097764D"/>
+    <w:rsid w:val="00977A34"/>
+    <w:rsid w:val="00984221"/>
+    <w:rsid w:val="0098430C"/>
+    <w:rsid w:val="00985067"/>
+    <w:rsid w:val="0098551A"/>
+    <w:rsid w:val="0098735D"/>
+    <w:rsid w:val="00987472"/>
+    <w:rsid w:val="009901EF"/>
+    <w:rsid w:val="0099031D"/>
+    <w:rsid w:val="00993162"/>
+    <w:rsid w:val="00994425"/>
+    <w:rsid w:val="009A2946"/>
+    <w:rsid w:val="009A3BBB"/>
+    <w:rsid w:val="009A6B39"/>
+    <w:rsid w:val="009B0AAE"/>
+    <w:rsid w:val="009B3FCD"/>
+    <w:rsid w:val="009B65AA"/>
+    <w:rsid w:val="009B6A17"/>
+    <w:rsid w:val="009B6D40"/>
+    <w:rsid w:val="009B7FF7"/>
+    <w:rsid w:val="009C0C11"/>
+    <w:rsid w:val="009C0D3E"/>
+    <w:rsid w:val="009C19EF"/>
+    <w:rsid w:val="009C1D40"/>
+    <w:rsid w:val="009C63E3"/>
+    <w:rsid w:val="009C69DF"/>
+    <w:rsid w:val="009C79D4"/>
+    <w:rsid w:val="009C7DF2"/>
+    <w:rsid w:val="009D12B2"/>
+    <w:rsid w:val="009D2C5C"/>
+    <w:rsid w:val="009E13CB"/>
+    <w:rsid w:val="009E227E"/>
+    <w:rsid w:val="009E2E52"/>
+    <w:rsid w:val="009E6DF6"/>
+    <w:rsid w:val="009F34D8"/>
+    <w:rsid w:val="009F3EA7"/>
+    <w:rsid w:val="009F4A29"/>
+    <w:rsid w:val="009F4F7A"/>
+    <w:rsid w:val="009F5161"/>
+    <w:rsid w:val="009F52B9"/>
+    <w:rsid w:val="009F5FDA"/>
+    <w:rsid w:val="00A03151"/>
+    <w:rsid w:val="00A04735"/>
+    <w:rsid w:val="00A05425"/>
+    <w:rsid w:val="00A06790"/>
+    <w:rsid w:val="00A11B43"/>
+    <w:rsid w:val="00A12DE2"/>
+    <w:rsid w:val="00A1336E"/>
+    <w:rsid w:val="00A17602"/>
+    <w:rsid w:val="00A17879"/>
+    <w:rsid w:val="00A24221"/>
+    <w:rsid w:val="00A25487"/>
+    <w:rsid w:val="00A25B5C"/>
+    <w:rsid w:val="00A267F1"/>
+    <w:rsid w:val="00A273D8"/>
+    <w:rsid w:val="00A3305D"/>
+    <w:rsid w:val="00A34548"/>
+    <w:rsid w:val="00A34FC4"/>
+    <w:rsid w:val="00A35B54"/>
+    <w:rsid w:val="00A3615C"/>
+    <w:rsid w:val="00A362CB"/>
+    <w:rsid w:val="00A40523"/>
+    <w:rsid w:val="00A42C5F"/>
+    <w:rsid w:val="00A460B4"/>
+    <w:rsid w:val="00A466C6"/>
+    <w:rsid w:val="00A503F0"/>
+    <w:rsid w:val="00A559B7"/>
+    <w:rsid w:val="00A57C83"/>
+    <w:rsid w:val="00A601FA"/>
+    <w:rsid w:val="00A640C4"/>
+    <w:rsid w:val="00A647AB"/>
+    <w:rsid w:val="00A648AB"/>
+    <w:rsid w:val="00A64ED4"/>
+    <w:rsid w:val="00A655F1"/>
+    <w:rsid w:val="00A66389"/>
+    <w:rsid w:val="00A678E1"/>
+    <w:rsid w:val="00A71892"/>
+    <w:rsid w:val="00A7450B"/>
+    <w:rsid w:val="00A75813"/>
+    <w:rsid w:val="00A77134"/>
+    <w:rsid w:val="00A77743"/>
+    <w:rsid w:val="00A8692D"/>
+    <w:rsid w:val="00A90F05"/>
+    <w:rsid w:val="00A91095"/>
+    <w:rsid w:val="00A91D67"/>
+    <w:rsid w:val="00A928CA"/>
+    <w:rsid w:val="00A944F2"/>
+    <w:rsid w:val="00A948E0"/>
+    <w:rsid w:val="00A952E0"/>
+    <w:rsid w:val="00A955E1"/>
+    <w:rsid w:val="00A97738"/>
+    <w:rsid w:val="00AA0C24"/>
+    <w:rsid w:val="00AA0CEE"/>
+    <w:rsid w:val="00AA4A15"/>
+    <w:rsid w:val="00AA5253"/>
+    <w:rsid w:val="00AA5356"/>
+    <w:rsid w:val="00AB0857"/>
+    <w:rsid w:val="00AB151A"/>
+    <w:rsid w:val="00AB1539"/>
+    <w:rsid w:val="00AB1819"/>
+    <w:rsid w:val="00AB36EB"/>
+    <w:rsid w:val="00AB637F"/>
+    <w:rsid w:val="00AC0B97"/>
+    <w:rsid w:val="00AC1264"/>
+    <w:rsid w:val="00AC1334"/>
+    <w:rsid w:val="00AC29A1"/>
+    <w:rsid w:val="00AC2B1D"/>
+    <w:rsid w:val="00AC4BFD"/>
+    <w:rsid w:val="00AD0334"/>
+    <w:rsid w:val="00AD4D0F"/>
+    <w:rsid w:val="00AE04DA"/>
+    <w:rsid w:val="00AE31E6"/>
+    <w:rsid w:val="00AE32D2"/>
+    <w:rsid w:val="00AE5104"/>
+    <w:rsid w:val="00AE5D7D"/>
+    <w:rsid w:val="00AF029B"/>
+    <w:rsid w:val="00AF1AB7"/>
+    <w:rsid w:val="00AF36DA"/>
+    <w:rsid w:val="00AF3C3C"/>
+    <w:rsid w:val="00AF577C"/>
+    <w:rsid w:val="00AF62F2"/>
+    <w:rsid w:val="00AF6C91"/>
+    <w:rsid w:val="00B00146"/>
+    <w:rsid w:val="00B00175"/>
+    <w:rsid w:val="00B01A2B"/>
+    <w:rsid w:val="00B01AD8"/>
+    <w:rsid w:val="00B058AA"/>
+    <w:rsid w:val="00B10E15"/>
+    <w:rsid w:val="00B12038"/>
+    <w:rsid w:val="00B12E16"/>
+    <w:rsid w:val="00B16137"/>
+    <w:rsid w:val="00B1655B"/>
+    <w:rsid w:val="00B16F06"/>
+    <w:rsid w:val="00B16FE9"/>
+    <w:rsid w:val="00B2082F"/>
+    <w:rsid w:val="00B21CC2"/>
+    <w:rsid w:val="00B23A82"/>
+    <w:rsid w:val="00B248A4"/>
+    <w:rsid w:val="00B30B92"/>
+    <w:rsid w:val="00B327D0"/>
+    <w:rsid w:val="00B34CE7"/>
+    <w:rsid w:val="00B40FF1"/>
+    <w:rsid w:val="00B41FB7"/>
+    <w:rsid w:val="00B429E9"/>
+    <w:rsid w:val="00B468C4"/>
+    <w:rsid w:val="00B47D10"/>
+    <w:rsid w:val="00B5483C"/>
+    <w:rsid w:val="00B5545C"/>
+    <w:rsid w:val="00B562E1"/>
+    <w:rsid w:val="00B57970"/>
+    <w:rsid w:val="00B60976"/>
+    <w:rsid w:val="00B62C3E"/>
+    <w:rsid w:val="00B64CB2"/>
+    <w:rsid w:val="00B65202"/>
+    <w:rsid w:val="00B66504"/>
+    <w:rsid w:val="00B7035C"/>
+    <w:rsid w:val="00B71F0F"/>
+    <w:rsid w:val="00B73759"/>
+    <w:rsid w:val="00B74E70"/>
+    <w:rsid w:val="00B75938"/>
+    <w:rsid w:val="00B776E6"/>
+    <w:rsid w:val="00B8059E"/>
+    <w:rsid w:val="00B80775"/>
+    <w:rsid w:val="00B80B86"/>
+    <w:rsid w:val="00B82A39"/>
+    <w:rsid w:val="00B917E6"/>
+    <w:rsid w:val="00B92C8B"/>
+    <w:rsid w:val="00BA08E0"/>
+    <w:rsid w:val="00BA0DE3"/>
+    <w:rsid w:val="00BA13B3"/>
+    <w:rsid w:val="00BB1E07"/>
+    <w:rsid w:val="00BB28DA"/>
+    <w:rsid w:val="00BB2FDD"/>
+    <w:rsid w:val="00BB384C"/>
+    <w:rsid w:val="00BB4606"/>
+    <w:rsid w:val="00BB6B8B"/>
+    <w:rsid w:val="00BC0787"/>
+    <w:rsid w:val="00BC0833"/>
+    <w:rsid w:val="00BC08CD"/>
+    <w:rsid w:val="00BC0C3D"/>
+    <w:rsid w:val="00BC294F"/>
+    <w:rsid w:val="00BC3F5A"/>
+    <w:rsid w:val="00BC4559"/>
+    <w:rsid w:val="00BC49FE"/>
+    <w:rsid w:val="00BC5442"/>
+    <w:rsid w:val="00BC6E5D"/>
+    <w:rsid w:val="00BC7515"/>
+    <w:rsid w:val="00BD1235"/>
+    <w:rsid w:val="00BD2666"/>
+    <w:rsid w:val="00BD37F8"/>
+    <w:rsid w:val="00BD5178"/>
+    <w:rsid w:val="00BD5292"/>
+    <w:rsid w:val="00BD61D1"/>
+    <w:rsid w:val="00BE1745"/>
+    <w:rsid w:val="00BE3A3D"/>
+    <w:rsid w:val="00BE5051"/>
+    <w:rsid w:val="00BE52FD"/>
+    <w:rsid w:val="00BE5BC1"/>
+    <w:rsid w:val="00BF05C9"/>
+    <w:rsid w:val="00BF0A24"/>
+    <w:rsid w:val="00BF3199"/>
+    <w:rsid w:val="00BF5187"/>
+    <w:rsid w:val="00BF73C5"/>
+    <w:rsid w:val="00C042E5"/>
+    <w:rsid w:val="00C04632"/>
+    <w:rsid w:val="00C04928"/>
+    <w:rsid w:val="00C103E6"/>
+    <w:rsid w:val="00C119B2"/>
+    <w:rsid w:val="00C144EC"/>
+    <w:rsid w:val="00C144F0"/>
+    <w:rsid w:val="00C22491"/>
+    <w:rsid w:val="00C23FEB"/>
+    <w:rsid w:val="00C2539F"/>
+    <w:rsid w:val="00C25EB9"/>
+    <w:rsid w:val="00C26594"/>
+    <w:rsid w:val="00C311D8"/>
+    <w:rsid w:val="00C33E93"/>
+    <w:rsid w:val="00C3436C"/>
+    <w:rsid w:val="00C35055"/>
+    <w:rsid w:val="00C41561"/>
+    <w:rsid w:val="00C416AB"/>
+    <w:rsid w:val="00C41D04"/>
+    <w:rsid w:val="00C425DC"/>
+    <w:rsid w:val="00C42ACB"/>
+    <w:rsid w:val="00C50669"/>
+    <w:rsid w:val="00C50FD7"/>
+    <w:rsid w:val="00C558F6"/>
+    <w:rsid w:val="00C575B7"/>
+    <w:rsid w:val="00C5775A"/>
+    <w:rsid w:val="00C60673"/>
+    <w:rsid w:val="00C60AD4"/>
+    <w:rsid w:val="00C6343C"/>
+    <w:rsid w:val="00C63463"/>
+    <w:rsid w:val="00C63D93"/>
+    <w:rsid w:val="00C63F30"/>
+    <w:rsid w:val="00C674DF"/>
+    <w:rsid w:val="00C70303"/>
+    <w:rsid w:val="00C7237C"/>
+    <w:rsid w:val="00C73C86"/>
+    <w:rsid w:val="00C74EE2"/>
+    <w:rsid w:val="00C776E6"/>
+    <w:rsid w:val="00C81146"/>
+    <w:rsid w:val="00C81C51"/>
+    <w:rsid w:val="00C83E29"/>
+    <w:rsid w:val="00C83FB9"/>
+    <w:rsid w:val="00C8496C"/>
+    <w:rsid w:val="00C9325D"/>
+    <w:rsid w:val="00C940DD"/>
+    <w:rsid w:val="00C96557"/>
+    <w:rsid w:val="00C979A0"/>
+    <w:rsid w:val="00CA0059"/>
+    <w:rsid w:val="00CA0166"/>
+    <w:rsid w:val="00CA0579"/>
+    <w:rsid w:val="00CA08BF"/>
+    <w:rsid w:val="00CA0FD7"/>
+    <w:rsid w:val="00CA3EB2"/>
+    <w:rsid w:val="00CA5394"/>
+    <w:rsid w:val="00CA7A8C"/>
+    <w:rsid w:val="00CB0D10"/>
+    <w:rsid w:val="00CB2B4F"/>
+    <w:rsid w:val="00CB50CF"/>
+    <w:rsid w:val="00CB5D8D"/>
+    <w:rsid w:val="00CC008B"/>
+    <w:rsid w:val="00CC05C0"/>
+    <w:rsid w:val="00CC1EFD"/>
+    <w:rsid w:val="00CC33AA"/>
+    <w:rsid w:val="00CC33B4"/>
+    <w:rsid w:val="00CC4F43"/>
+    <w:rsid w:val="00CC57C9"/>
+    <w:rsid w:val="00CD1CEF"/>
+    <w:rsid w:val="00CD3692"/>
+    <w:rsid w:val="00CD41AF"/>
+    <w:rsid w:val="00CD6EFA"/>
+    <w:rsid w:val="00CD757F"/>
+    <w:rsid w:val="00CD7A22"/>
+    <w:rsid w:val="00CD7D0D"/>
+    <w:rsid w:val="00CE3066"/>
+    <w:rsid w:val="00CE58A8"/>
+    <w:rsid w:val="00CE649B"/>
+    <w:rsid w:val="00CE7354"/>
+    <w:rsid w:val="00CF072A"/>
+    <w:rsid w:val="00CF1FB9"/>
+    <w:rsid w:val="00CF2B07"/>
+    <w:rsid w:val="00CF3966"/>
+    <w:rsid w:val="00CF59E0"/>
+    <w:rsid w:val="00CF65D3"/>
+    <w:rsid w:val="00D01125"/>
+    <w:rsid w:val="00D0272D"/>
+    <w:rsid w:val="00D031F5"/>
+    <w:rsid w:val="00D035DC"/>
+    <w:rsid w:val="00D05460"/>
+    <w:rsid w:val="00D05E59"/>
+    <w:rsid w:val="00D10403"/>
+    <w:rsid w:val="00D1054D"/>
+    <w:rsid w:val="00D11E33"/>
+    <w:rsid w:val="00D11ECE"/>
+    <w:rsid w:val="00D1334C"/>
+    <w:rsid w:val="00D137F3"/>
+    <w:rsid w:val="00D13C26"/>
+    <w:rsid w:val="00D20D0D"/>
+    <w:rsid w:val="00D2180D"/>
+    <w:rsid w:val="00D23765"/>
+    <w:rsid w:val="00D23772"/>
+    <w:rsid w:val="00D260E4"/>
+    <w:rsid w:val="00D2771F"/>
+    <w:rsid w:val="00D30020"/>
+    <w:rsid w:val="00D30542"/>
+    <w:rsid w:val="00D30591"/>
+    <w:rsid w:val="00D30614"/>
+    <w:rsid w:val="00D33BE7"/>
+    <w:rsid w:val="00D3437A"/>
+    <w:rsid w:val="00D34F35"/>
+    <w:rsid w:val="00D368F4"/>
+    <w:rsid w:val="00D3739E"/>
+    <w:rsid w:val="00D41B9F"/>
+    <w:rsid w:val="00D42E25"/>
+    <w:rsid w:val="00D46294"/>
+    <w:rsid w:val="00D5040F"/>
+    <w:rsid w:val="00D50857"/>
+    <w:rsid w:val="00D5404C"/>
+    <w:rsid w:val="00D557F3"/>
+    <w:rsid w:val="00D60D4B"/>
+    <w:rsid w:val="00D66DDD"/>
+    <w:rsid w:val="00D6784B"/>
+    <w:rsid w:val="00D71858"/>
+    <w:rsid w:val="00D72534"/>
+    <w:rsid w:val="00D73350"/>
+    <w:rsid w:val="00D73607"/>
+    <w:rsid w:val="00D7528D"/>
+    <w:rsid w:val="00D76D65"/>
+    <w:rsid w:val="00D81181"/>
+    <w:rsid w:val="00D81424"/>
+    <w:rsid w:val="00D82B57"/>
+    <w:rsid w:val="00D841E3"/>
+    <w:rsid w:val="00D86BD7"/>
+    <w:rsid w:val="00D90083"/>
+    <w:rsid w:val="00D92882"/>
+    <w:rsid w:val="00D933A5"/>
+    <w:rsid w:val="00D9414C"/>
+    <w:rsid w:val="00D942F7"/>
+    <w:rsid w:val="00DA0B98"/>
+    <w:rsid w:val="00DA20D5"/>
+    <w:rsid w:val="00DA2C6D"/>
+    <w:rsid w:val="00DA3092"/>
+    <w:rsid w:val="00DA7D2D"/>
+    <w:rsid w:val="00DB019D"/>
+    <w:rsid w:val="00DB0354"/>
+    <w:rsid w:val="00DB054D"/>
+    <w:rsid w:val="00DB1280"/>
+    <w:rsid w:val="00DB1643"/>
+    <w:rsid w:val="00DB1F23"/>
+    <w:rsid w:val="00DB24A6"/>
+    <w:rsid w:val="00DB2E86"/>
+    <w:rsid w:val="00DB588E"/>
+    <w:rsid w:val="00DB5F1D"/>
+    <w:rsid w:val="00DB6401"/>
+    <w:rsid w:val="00DB67B7"/>
+    <w:rsid w:val="00DB6F55"/>
+    <w:rsid w:val="00DB7E28"/>
+    <w:rsid w:val="00DC7944"/>
+    <w:rsid w:val="00DD112E"/>
+    <w:rsid w:val="00DD16D1"/>
+    <w:rsid w:val="00DD3244"/>
+    <w:rsid w:val="00DD3248"/>
+    <w:rsid w:val="00DD4D29"/>
+    <w:rsid w:val="00DD7463"/>
+    <w:rsid w:val="00DE1E4A"/>
+    <w:rsid w:val="00DE2AA9"/>
+    <w:rsid w:val="00DE5D3B"/>
+    <w:rsid w:val="00DE5FC0"/>
+    <w:rsid w:val="00DE6213"/>
+    <w:rsid w:val="00DF236E"/>
+    <w:rsid w:val="00DF2969"/>
+    <w:rsid w:val="00DF33EA"/>
+    <w:rsid w:val="00DF36D1"/>
+    <w:rsid w:val="00DF5283"/>
+    <w:rsid w:val="00DF6C32"/>
+    <w:rsid w:val="00E03928"/>
+    <w:rsid w:val="00E049D0"/>
+    <w:rsid w:val="00E06BD9"/>
+    <w:rsid w:val="00E10164"/>
+    <w:rsid w:val="00E11649"/>
+    <w:rsid w:val="00E12DCA"/>
+    <w:rsid w:val="00E13157"/>
+    <w:rsid w:val="00E150A3"/>
+    <w:rsid w:val="00E15A06"/>
+    <w:rsid w:val="00E16D4E"/>
+    <w:rsid w:val="00E16DC7"/>
+    <w:rsid w:val="00E17428"/>
+    <w:rsid w:val="00E17E8A"/>
+    <w:rsid w:val="00E20D0D"/>
+    <w:rsid w:val="00E2181A"/>
+    <w:rsid w:val="00E22C18"/>
+    <w:rsid w:val="00E23966"/>
+    <w:rsid w:val="00E25C66"/>
+    <w:rsid w:val="00E26032"/>
+    <w:rsid w:val="00E279CF"/>
+    <w:rsid w:val="00E3100D"/>
+    <w:rsid w:val="00E32402"/>
+    <w:rsid w:val="00E36CAC"/>
+    <w:rsid w:val="00E3749C"/>
+    <w:rsid w:val="00E40820"/>
+    <w:rsid w:val="00E4083E"/>
+    <w:rsid w:val="00E46704"/>
+    <w:rsid w:val="00E53131"/>
+    <w:rsid w:val="00E56DCB"/>
+    <w:rsid w:val="00E6098F"/>
+    <w:rsid w:val="00E614D1"/>
+    <w:rsid w:val="00E64A7D"/>
+    <w:rsid w:val="00E65E9A"/>
+    <w:rsid w:val="00E66159"/>
+    <w:rsid w:val="00E6700E"/>
+    <w:rsid w:val="00E6761F"/>
+    <w:rsid w:val="00E67F45"/>
+    <w:rsid w:val="00E70352"/>
+    <w:rsid w:val="00E73B2F"/>
+    <w:rsid w:val="00E75ADF"/>
+    <w:rsid w:val="00E768B0"/>
+    <w:rsid w:val="00E76C36"/>
+    <w:rsid w:val="00E81943"/>
+    <w:rsid w:val="00E81B63"/>
+    <w:rsid w:val="00E82376"/>
+    <w:rsid w:val="00E82882"/>
+    <w:rsid w:val="00E872A8"/>
+    <w:rsid w:val="00E92EEB"/>
+    <w:rsid w:val="00E94338"/>
+    <w:rsid w:val="00E95BAD"/>
+    <w:rsid w:val="00EA2347"/>
+    <w:rsid w:val="00EA525F"/>
+    <w:rsid w:val="00EA75B5"/>
+    <w:rsid w:val="00EB05F3"/>
+    <w:rsid w:val="00EB0ED3"/>
+    <w:rsid w:val="00EB2287"/>
+    <w:rsid w:val="00EB334A"/>
+    <w:rsid w:val="00EB37E6"/>
+    <w:rsid w:val="00EB3C6C"/>
+    <w:rsid w:val="00EB4D24"/>
+    <w:rsid w:val="00EB57E8"/>
+    <w:rsid w:val="00EB6659"/>
+    <w:rsid w:val="00EB71A4"/>
+    <w:rsid w:val="00EB7BC3"/>
+    <w:rsid w:val="00EC0DCC"/>
+    <w:rsid w:val="00EC17E6"/>
+    <w:rsid w:val="00EC2B1F"/>
+    <w:rsid w:val="00EC631A"/>
+    <w:rsid w:val="00ED4E30"/>
+    <w:rsid w:val="00ED7597"/>
+    <w:rsid w:val="00EE16B1"/>
+    <w:rsid w:val="00EE393E"/>
+    <w:rsid w:val="00EE3EC9"/>
+    <w:rsid w:val="00EE6615"/>
+    <w:rsid w:val="00EF11EF"/>
+    <w:rsid w:val="00EF32DE"/>
+    <w:rsid w:val="00F02364"/>
+    <w:rsid w:val="00F03AA0"/>
+    <w:rsid w:val="00F03CC3"/>
+    <w:rsid w:val="00F05AF2"/>
+    <w:rsid w:val="00F06EE0"/>
+    <w:rsid w:val="00F06FC3"/>
+    <w:rsid w:val="00F113E0"/>
+    <w:rsid w:val="00F128C9"/>
+    <w:rsid w:val="00F12CB0"/>
+    <w:rsid w:val="00F13B17"/>
+    <w:rsid w:val="00F155F4"/>
+    <w:rsid w:val="00F15AF4"/>
+    <w:rsid w:val="00F166DB"/>
+    <w:rsid w:val="00F200E3"/>
+    <w:rsid w:val="00F215FE"/>
+    <w:rsid w:val="00F2168C"/>
+    <w:rsid w:val="00F219BC"/>
+    <w:rsid w:val="00F21C4D"/>
+    <w:rsid w:val="00F22856"/>
+    <w:rsid w:val="00F22A44"/>
+    <w:rsid w:val="00F22AAB"/>
+    <w:rsid w:val="00F23250"/>
+    <w:rsid w:val="00F242D8"/>
+    <w:rsid w:val="00F30540"/>
+    <w:rsid w:val="00F3098E"/>
+    <w:rsid w:val="00F34743"/>
+    <w:rsid w:val="00F34DE4"/>
+    <w:rsid w:val="00F351F3"/>
+    <w:rsid w:val="00F400F5"/>
+    <w:rsid w:val="00F409F9"/>
+    <w:rsid w:val="00F432E3"/>
+    <w:rsid w:val="00F45CB0"/>
+    <w:rsid w:val="00F46855"/>
+    <w:rsid w:val="00F503AC"/>
+    <w:rsid w:val="00F50D83"/>
+    <w:rsid w:val="00F52C88"/>
+    <w:rsid w:val="00F54AA5"/>
+    <w:rsid w:val="00F55076"/>
+    <w:rsid w:val="00F60BF0"/>
+    <w:rsid w:val="00F61DB5"/>
+    <w:rsid w:val="00F63B91"/>
+    <w:rsid w:val="00F64E58"/>
+    <w:rsid w:val="00F662D2"/>
+    <w:rsid w:val="00F70DD9"/>
+    <w:rsid w:val="00F74476"/>
+    <w:rsid w:val="00F751D9"/>
+    <w:rsid w:val="00F77986"/>
+    <w:rsid w:val="00F826E3"/>
+    <w:rsid w:val="00F84B52"/>
+    <w:rsid w:val="00F90462"/>
+    <w:rsid w:val="00F92BE1"/>
+    <w:rsid w:val="00F92FBF"/>
+    <w:rsid w:val="00F930EC"/>
+    <w:rsid w:val="00F9365F"/>
+    <w:rsid w:val="00F94B60"/>
+    <w:rsid w:val="00F95023"/>
+    <w:rsid w:val="00F975AF"/>
+    <w:rsid w:val="00F97B19"/>
+    <w:rsid w:val="00F97E52"/>
+    <w:rsid w:val="00FA195B"/>
+    <w:rsid w:val="00FA1BA0"/>
+    <w:rsid w:val="00FA4D53"/>
+    <w:rsid w:val="00FA64F0"/>
+    <w:rsid w:val="00FA6A79"/>
+    <w:rsid w:val="00FB00C6"/>
+    <w:rsid w:val="00FB11E6"/>
+    <w:rsid w:val="00FB2DAF"/>
+    <w:rsid w:val="00FB3499"/>
+    <w:rsid w:val="00FB5A58"/>
+    <w:rsid w:val="00FB7F5A"/>
+    <w:rsid w:val="00FC1323"/>
+    <w:rsid w:val="00FC1AE2"/>
+    <w:rsid w:val="00FC1ED5"/>
+    <w:rsid w:val="00FC2EBC"/>
+    <w:rsid w:val="00FC334A"/>
+    <w:rsid w:val="00FC345B"/>
+    <w:rsid w:val="00FC3511"/>
+    <w:rsid w:val="00FC4516"/>
+    <w:rsid w:val="00FC67C8"/>
+    <w:rsid w:val="00FC6B3C"/>
+    <w:rsid w:val="00FC6EE6"/>
+    <w:rsid w:val="00FC7781"/>
+    <w:rsid w:val="00FC794C"/>
+    <w:rsid w:val="00FD2F20"/>
+    <w:rsid w:val="00FD4703"/>
+    <w:rsid w:val="00FD4C4D"/>
+    <w:rsid w:val="00FD5682"/>
+    <w:rsid w:val="00FD6A09"/>
+    <w:rsid w:val="00FD7B86"/>
+    <w:rsid w:val="00FE08A0"/>
+    <w:rsid w:val="00FE33B6"/>
+    <w:rsid w:val="00FE524B"/>
+    <w:rsid w:val="00FE67C5"/>
+    <w:rsid w:val="00FE7800"/>
+    <w:rsid w:val="00FF0F32"/>
+    <w:rsid w:val="00FF1EAF"/>
+    <w:rsid w:val="00FF35F9"/>
+    <w:rsid w:val="00FF4177"/>
+    <w:rsid w:val="00FF55C4"/>
+    <w:rsid w:val="00FF6139"/>
+    <w:rsid w:val="00FF7855"/>
+    <w:rsid w:val="00FF7ED3"/>
+  </w:rsids>
+  <m:mathPr>
+    <m:mathFont m:val="Cambria Math"/>
+    <m:brkBin m:val="before"/>
+    <m:brkBinSub m:val="--"/>
+    <m:smallFrac/>
+    <m:dispDef/>
+    <m:lMargin m:val="0"/>
+    <m:rMargin m:val="0"/>
+    <m:defJc m:val="centerGroup"/>
+    <m:wrapIndent m:val="1440"/>
+    <m:intLim m:val="subSup"/>
+    <m:naryLim m:val="undOvr"/>
+  </m:mathPr>
+  <w:themeFontLang w:val="en-US"/>
+  <w:clrSchemeMapping w:bg1="light1" w:t1="dark1" w:bg2="light2" w:t2="dark2" w:accent1="accent1" w:accent2="accent2" w:accent3="accent3" w:accent4="accent4" w:accent5="accent5" w:accent6="accent6" w:hyperlink="hyperlink" w:followedHyperlink="followedHyperlink"/>
+  <w:shapeDefaults>
+    <o:shapedefaults v:ext="edit" spidmax="1026"/>
+    <o:shapelayout v:ext="edit">
+      <o:idmap v:ext="edit" data="1"/>
+    </o:shapelayout>
+  </w:shapeDefaults>
+  <w:decimalSymbol w:val=","/>
+  <w:listSeparator w:val=","/>
+  <w14:docId w14:val="4CD2B35D"/>
+  <w15:docId w15:val="{659C8E96-5087-472C-8493-BE6D1EAA5F84}"/>
+</w:settings>
+</file>
+
+<file path=./word/styles.xml><?xml version="1.0" encoding="utf-8"?>
 <w:styles xmlns:mc="http://schemas.openxmlformats.org/markup-compatibility/2006" xmlns:r="http://schemas.openxmlformats.org/officeDocument/2006/relationships" xmlns:w="http://schemas.openxmlformats.org/wordprocessingml/2006/main" xmlns:w14="http://schemas.microsoft.com/office/word/2010/wordml" xmlns:w15="http://schemas.microsoft.com/office/word/2012/wordml" xmlns:w16cex="http://schemas.microsoft.com/office/word/2018/wordml/cex" xmlns:w16="http://schemas.microsoft.com/office/word/2018/wordml" xmlns:w16sdtdh="http://schemas.microsoft.com/office/word/2020/wordml/sdtdatahash" xmlns:w16se="http://schemas.microsoft.com/office/word/2015/wordml/symex">
   <w:docDefaults>
     <w:rPrDefault>
@@ -11016,7 +12619,7 @@
 </w:styles>
 </file>
 
-<file path=word/theme/theme1.xml><?xml version="1.0" encoding="utf-8"?>
+<file path=./word/theme/theme1.xml><?xml version="1.0" encoding="utf-8"?>
 <a:theme xmlns:a="http://schemas.openxmlformats.org/drawingml/2006/main" name="Office Theme">
   <a:themeElements>
     <a:clrScheme name="Office">
@@ -11301,14 +12904,337 @@
 </a:theme>
 </file>
 
-<file path=customXml/item1.xml><?xml version="1.0" encoding="utf-8"?>
-<b:Sources xmlns:b="http://schemas.openxmlformats.org/officeDocument/2006/bibliography" xmlns="http://schemas.openxmlformats.org/officeDocument/2006/bibliography" SelectedStyle="\APA.XSL" StyleName="APA"/>
-</file>
-
-<file path=customXml/itemProps1.xml><?xml version="1.0" encoding="utf-8"?>
-<ds:datastoreItem xmlns:ds="http://schemas.openxmlformats.org/officeDocument/2006/customXml" ds:itemID="{B89DF25C-4A9E-4BBD-865A-9F2D03BF7A2E}">
-  <ds:schemaRefs>
-    <ds:schemaRef ds:uri="http://schemas.openxmlformats.org/officeDocument/2006/bibliography"/>
-  </ds:schemaRefs>
-</ds:datastoreItem>
+<file path=./word/webSettings.xml><?xml version="1.0" encoding="utf-8"?>
+<w:webSettings xmlns:mc="http://schemas.openxmlformats.org/markup-compatibility/2006" xmlns:r="http://schemas.openxmlformats.org/officeDocument/2006/relationships" xmlns:w="http://schemas.openxmlformats.org/wordprocessingml/2006/main" xmlns:w14="http://schemas.microsoft.com/office/word/2010/wordml" xmlns:w15="http://schemas.microsoft.com/office/word/2012/wordml" xmlns:w16cex="http://schemas.microsoft.com/office/word/2018/wordml/cex" xmlns:w16="http://schemas.microsoft.com/office/word/2018/wordml" xmlns:w16sdtdh="http://schemas.microsoft.com/office/word/2020/wordml/sdtdatahash" xmlns:w16se="http://schemas.microsoft.com/office/word/2015/wordml/symex">
+  <w:divs>
+    <w:div w:id="16389872">
+      <w:bodyDiv w:val="1"/>
+      <w:marLeft w:val="0"/>
+      <w:marRight w:val="0"/>
+      <w:marTop w:val="0"/>
+      <w:marBottom w:val="0"/>
+      <w:divBdr>
+        <w:top w:val="none" w:sz="0" w:space="0" w:color="auto"/>
+        <w:left w:val="none" w:sz="0" w:space="0" w:color="auto"/>
+        <w:bottom w:val="none" w:sz="0" w:space="0" w:color="auto"/>
+        <w:right w:val="none" w:sz="0" w:space="0" w:color="auto"/>
+      </w:divBdr>
+    </w:div>
+    <w:div w:id="37777666">
+      <w:bodyDiv w:val="1"/>
+      <w:marLeft w:val="0"/>
+      <w:marRight w:val="0"/>
+      <w:marTop w:val="0"/>
+      <w:marBottom w:val="0"/>
+      <w:divBdr>
+        <w:top w:val="none" w:sz="0" w:space="0" w:color="auto"/>
+        <w:left w:val="none" w:sz="0" w:space="0" w:color="auto"/>
+        <w:bottom w:val="none" w:sz="0" w:space="0" w:color="auto"/>
+        <w:right w:val="none" w:sz="0" w:space="0" w:color="auto"/>
+      </w:divBdr>
+    </w:div>
+    <w:div w:id="76753890">
+      <w:bodyDiv w:val="1"/>
+      <w:marLeft w:val="0"/>
+      <w:marRight w:val="0"/>
+      <w:marTop w:val="0"/>
+      <w:marBottom w:val="0"/>
+      <w:divBdr>
+        <w:top w:val="none" w:sz="0" w:space="0" w:color="auto"/>
+        <w:left w:val="none" w:sz="0" w:space="0" w:color="auto"/>
+        <w:bottom w:val="none" w:sz="0" w:space="0" w:color="auto"/>
+        <w:right w:val="none" w:sz="0" w:space="0" w:color="auto"/>
+      </w:divBdr>
+    </w:div>
+    <w:div w:id="311640036">
+      <w:bodyDiv w:val="1"/>
+      <w:marLeft w:val="0"/>
+      <w:marRight w:val="0"/>
+      <w:marTop w:val="0"/>
+      <w:marBottom w:val="0"/>
+      <w:divBdr>
+        <w:top w:val="none" w:sz="0" w:space="0" w:color="auto"/>
+        <w:left w:val="none" w:sz="0" w:space="0" w:color="auto"/>
+        <w:bottom w:val="none" w:sz="0" w:space="0" w:color="auto"/>
+        <w:right w:val="none" w:sz="0" w:space="0" w:color="auto"/>
+      </w:divBdr>
+    </w:div>
+    <w:div w:id="330841947">
+      <w:bodyDiv w:val="1"/>
+      <w:marLeft w:val="0"/>
+      <w:marRight w:val="0"/>
+      <w:marTop w:val="0"/>
+      <w:marBottom w:val="0"/>
+      <w:divBdr>
+        <w:top w:val="none" w:sz="0" w:space="0" w:color="auto"/>
+        <w:left w:val="none" w:sz="0" w:space="0" w:color="auto"/>
+        <w:bottom w:val="none" w:sz="0" w:space="0" w:color="auto"/>
+        <w:right w:val="none" w:sz="0" w:space="0" w:color="auto"/>
+      </w:divBdr>
+    </w:div>
+    <w:div w:id="372930237">
+      <w:bodyDiv w:val="1"/>
+      <w:marLeft w:val="0"/>
+      <w:marRight w:val="0"/>
+      <w:marTop w:val="0"/>
+      <w:marBottom w:val="0"/>
+      <w:divBdr>
+        <w:top w:val="none" w:sz="0" w:space="0" w:color="auto"/>
+        <w:left w:val="none" w:sz="0" w:space="0" w:color="auto"/>
+        <w:bottom w:val="none" w:sz="0" w:space="0" w:color="auto"/>
+        <w:right w:val="none" w:sz="0" w:space="0" w:color="auto"/>
+      </w:divBdr>
+    </w:div>
+    <w:div w:id="409234363">
+      <w:bodyDiv w:val="1"/>
+      <w:marLeft w:val="0"/>
+      <w:marRight w:val="0"/>
+      <w:marTop w:val="0"/>
+      <w:marBottom w:val="0"/>
+      <w:divBdr>
+        <w:top w:val="none" w:sz="0" w:space="0" w:color="auto"/>
+        <w:left w:val="none" w:sz="0" w:space="0" w:color="auto"/>
+        <w:bottom w:val="none" w:sz="0" w:space="0" w:color="auto"/>
+        <w:right w:val="none" w:sz="0" w:space="0" w:color="auto"/>
+      </w:divBdr>
+    </w:div>
+    <w:div w:id="488324158">
+      <w:bodyDiv w:val="1"/>
+      <w:marLeft w:val="0"/>
+      <w:marRight w:val="0"/>
+      <w:marTop w:val="0"/>
+      <w:marBottom w:val="0"/>
+      <w:divBdr>
+        <w:top w:val="none" w:sz="0" w:space="0" w:color="auto"/>
+        <w:left w:val="none" w:sz="0" w:space="0" w:color="auto"/>
+        <w:bottom w:val="none" w:sz="0" w:space="0" w:color="auto"/>
+        <w:right w:val="none" w:sz="0" w:space="0" w:color="auto"/>
+      </w:divBdr>
+    </w:div>
+    <w:div w:id="489757865">
+      <w:bodyDiv w:val="1"/>
+      <w:marLeft w:val="0"/>
+      <w:marRight w:val="0"/>
+      <w:marTop w:val="0"/>
+      <w:marBottom w:val="0"/>
+      <w:divBdr>
+        <w:top w:val="none" w:sz="0" w:space="0" w:color="auto"/>
+        <w:left w:val="none" w:sz="0" w:space="0" w:color="auto"/>
+        <w:bottom w:val="none" w:sz="0" w:space="0" w:color="auto"/>
+        <w:right w:val="none" w:sz="0" w:space="0" w:color="auto"/>
+      </w:divBdr>
+    </w:div>
+    <w:div w:id="491718875">
+      <w:bodyDiv w:val="1"/>
+      <w:marLeft w:val="0"/>
+      <w:marRight w:val="0"/>
+      <w:marTop w:val="0"/>
+      <w:marBottom w:val="0"/>
+      <w:divBdr>
+        <w:top w:val="none" w:sz="0" w:space="0" w:color="auto"/>
+        <w:left w:val="none" w:sz="0" w:space="0" w:color="auto"/>
+        <w:bottom w:val="none" w:sz="0" w:space="0" w:color="auto"/>
+        <w:right w:val="none" w:sz="0" w:space="0" w:color="auto"/>
+      </w:divBdr>
+    </w:div>
+    <w:div w:id="585111174">
+      <w:bodyDiv w:val="1"/>
+      <w:marLeft w:val="0"/>
+      <w:marRight w:val="0"/>
+      <w:marTop w:val="0"/>
+      <w:marBottom w:val="0"/>
+      <w:divBdr>
+        <w:top w:val="none" w:sz="0" w:space="0" w:color="auto"/>
+        <w:left w:val="none" w:sz="0" w:space="0" w:color="auto"/>
+        <w:bottom w:val="none" w:sz="0" w:space="0" w:color="auto"/>
+        <w:right w:val="none" w:sz="0" w:space="0" w:color="auto"/>
+      </w:divBdr>
+    </w:div>
+    <w:div w:id="606423772">
+      <w:bodyDiv w:val="1"/>
+      <w:marLeft w:val="0"/>
+      <w:marRight w:val="0"/>
+      <w:marTop w:val="0"/>
+      <w:marBottom w:val="0"/>
+      <w:divBdr>
+        <w:top w:val="none" w:sz="0" w:space="0" w:color="auto"/>
+        <w:left w:val="none" w:sz="0" w:space="0" w:color="auto"/>
+        <w:bottom w:val="none" w:sz="0" w:space="0" w:color="auto"/>
+        <w:right w:val="none" w:sz="0" w:space="0" w:color="auto"/>
+      </w:divBdr>
+    </w:div>
+    <w:div w:id="799956961">
+      <w:bodyDiv w:val="1"/>
+      <w:marLeft w:val="0"/>
+      <w:marRight w:val="0"/>
+      <w:marTop w:val="0"/>
+      <w:marBottom w:val="0"/>
+      <w:divBdr>
+        <w:top w:val="none" w:sz="0" w:space="0" w:color="auto"/>
+        <w:left w:val="none" w:sz="0" w:space="0" w:color="auto"/>
+        <w:bottom w:val="none" w:sz="0" w:space="0" w:color="auto"/>
+        <w:right w:val="none" w:sz="0" w:space="0" w:color="auto"/>
+      </w:divBdr>
+    </w:div>
+    <w:div w:id="1115828878">
+      <w:bodyDiv w:val="1"/>
+      <w:marLeft w:val="0"/>
+      <w:marRight w:val="0"/>
+      <w:marTop w:val="0"/>
+      <w:marBottom w:val="0"/>
+      <w:divBdr>
+        <w:top w:val="none" w:sz="0" w:space="0" w:color="auto"/>
+        <w:left w:val="none" w:sz="0" w:space="0" w:color="auto"/>
+        <w:bottom w:val="none" w:sz="0" w:space="0" w:color="auto"/>
+        <w:right w:val="none" w:sz="0" w:space="0" w:color="auto"/>
+      </w:divBdr>
+    </w:div>
+    <w:div w:id="1135877278">
+      <w:bodyDiv w:val="1"/>
+      <w:marLeft w:val="0"/>
+      <w:marRight w:val="0"/>
+      <w:marTop w:val="0"/>
+      <w:marBottom w:val="0"/>
+      <w:divBdr>
+        <w:top w:val="none" w:sz="0" w:space="0" w:color="auto"/>
+        <w:left w:val="none" w:sz="0" w:space="0" w:color="auto"/>
+        <w:bottom w:val="none" w:sz="0" w:space="0" w:color="auto"/>
+        <w:right w:val="none" w:sz="0" w:space="0" w:color="auto"/>
+      </w:divBdr>
+    </w:div>
+    <w:div w:id="1297876749">
+      <w:bodyDiv w:val="1"/>
+      <w:marLeft w:val="0"/>
+      <w:marRight w:val="0"/>
+      <w:marTop w:val="0"/>
+      <w:marBottom w:val="0"/>
+      <w:divBdr>
+        <w:top w:val="none" w:sz="0" w:space="0" w:color="auto"/>
+        <w:left w:val="none" w:sz="0" w:space="0" w:color="auto"/>
+        <w:bottom w:val="none" w:sz="0" w:space="0" w:color="auto"/>
+        <w:right w:val="none" w:sz="0" w:space="0" w:color="auto"/>
+      </w:divBdr>
+    </w:div>
+    <w:div w:id="1302927587">
+      <w:bodyDiv w:val="1"/>
+      <w:marLeft w:val="0"/>
+      <w:marRight w:val="0"/>
+      <w:marTop w:val="0"/>
+      <w:marBottom w:val="0"/>
+      <w:divBdr>
+        <w:top w:val="none" w:sz="0" w:space="0" w:color="auto"/>
+        <w:left w:val="none" w:sz="0" w:space="0" w:color="auto"/>
+        <w:bottom w:val="none" w:sz="0" w:space="0" w:color="auto"/>
+        <w:right w:val="none" w:sz="0" w:space="0" w:color="auto"/>
+      </w:divBdr>
+    </w:div>
+    <w:div w:id="1385712200">
+      <w:bodyDiv w:val="1"/>
+      <w:marLeft w:val="0"/>
+      <w:marRight w:val="0"/>
+      <w:marTop w:val="0"/>
+      <w:marBottom w:val="0"/>
+      <w:divBdr>
+        <w:top w:val="none" w:sz="0" w:space="0" w:color="auto"/>
+        <w:left w:val="none" w:sz="0" w:space="0" w:color="auto"/>
+        <w:bottom w:val="none" w:sz="0" w:space="0" w:color="auto"/>
+        <w:right w:val="none" w:sz="0" w:space="0" w:color="auto"/>
+      </w:divBdr>
+    </w:div>
+    <w:div w:id="1634826421">
+      <w:bodyDiv w:val="1"/>
+      <w:marLeft w:val="0"/>
+      <w:marRight w:val="0"/>
+      <w:marTop w:val="0"/>
+      <w:marBottom w:val="0"/>
+      <w:divBdr>
+        <w:top w:val="none" w:sz="0" w:space="0" w:color="auto"/>
+        <w:left w:val="none" w:sz="0" w:space="0" w:color="auto"/>
+        <w:bottom w:val="none" w:sz="0" w:space="0" w:color="auto"/>
+        <w:right w:val="none" w:sz="0" w:space="0" w:color="auto"/>
+      </w:divBdr>
+    </w:div>
+    <w:div w:id="1637684933">
+      <w:bodyDiv w:val="1"/>
+      <w:marLeft w:val="0"/>
+      <w:marRight w:val="0"/>
+      <w:marTop w:val="0"/>
+      <w:marBottom w:val="0"/>
+      <w:divBdr>
+        <w:top w:val="none" w:sz="0" w:space="0" w:color="auto"/>
+        <w:left w:val="none" w:sz="0" w:space="0" w:color="auto"/>
+        <w:bottom w:val="none" w:sz="0" w:space="0" w:color="auto"/>
+        <w:right w:val="none" w:sz="0" w:space="0" w:color="auto"/>
+      </w:divBdr>
+    </w:div>
+    <w:div w:id="1750926065">
+      <w:bodyDiv w:val="1"/>
+      <w:marLeft w:val="0"/>
+      <w:marRight w:val="0"/>
+      <w:marTop w:val="0"/>
+      <w:marBottom w:val="0"/>
+      <w:divBdr>
+        <w:top w:val="none" w:sz="0" w:space="0" w:color="auto"/>
+        <w:left w:val="none" w:sz="0" w:space="0" w:color="auto"/>
+        <w:bottom w:val="none" w:sz="0" w:space="0" w:color="auto"/>
+        <w:right w:val="none" w:sz="0" w:space="0" w:color="auto"/>
+      </w:divBdr>
+    </w:div>
+    <w:div w:id="2010909311">
+      <w:bodyDiv w:val="1"/>
+      <w:marLeft w:val="0"/>
+      <w:marRight w:val="0"/>
+      <w:marTop w:val="0"/>
+      <w:marBottom w:val="0"/>
+      <w:divBdr>
+        <w:top w:val="none" w:sz="0" w:space="0" w:color="auto"/>
+        <w:left w:val="none" w:sz="0" w:space="0" w:color="auto"/>
+        <w:bottom w:val="none" w:sz="0" w:space="0" w:color="auto"/>
+        <w:right w:val="none" w:sz="0" w:space="0" w:color="auto"/>
+      </w:divBdr>
+    </w:div>
+    <w:div w:id="2027318801">
+      <w:bodyDiv w:val="1"/>
+      <w:marLeft w:val="0"/>
+      <w:marRight w:val="0"/>
+      <w:marTop w:val="0"/>
+      <w:marBottom w:val="0"/>
+      <w:divBdr>
+        <w:top w:val="none" w:sz="0" w:space="0" w:color="auto"/>
+        <w:left w:val="none" w:sz="0" w:space="0" w:color="auto"/>
+        <w:bottom w:val="none" w:sz="0" w:space="0" w:color="auto"/>
+        <w:right w:val="none" w:sz="0" w:space="0" w:color="auto"/>
+      </w:divBdr>
+    </w:div>
+    <w:div w:id="2095392101">
+      <w:bodyDiv w:val="1"/>
+      <w:marLeft w:val="0"/>
+      <w:marRight w:val="0"/>
+      <w:marTop w:val="0"/>
+      <w:marBottom w:val="0"/>
+      <w:divBdr>
+        <w:top w:val="none" w:sz="0" w:space="0" w:color="auto"/>
+        <w:left w:val="none" w:sz="0" w:space="0" w:color="auto"/>
+        <w:bottom w:val="none" w:sz="0" w:space="0" w:color="auto"/>
+        <w:right w:val="none" w:sz="0" w:space="0" w:color="auto"/>
+      </w:divBdr>
+    </w:div>
+    <w:div w:id="2112553817">
+      <w:bodyDiv w:val="1"/>
+      <w:marLeft w:val="0"/>
+      <w:marRight w:val="0"/>
+      <w:marTop w:val="0"/>
+      <w:marBottom w:val="0"/>
+      <w:divBdr>
+        <w:top w:val="none" w:sz="0" w:space="0" w:color="auto"/>
+        <w:left w:val="none" w:sz="0" w:space="0" w:color="auto"/>
+        <w:bottom w:val="none" w:sz="0" w:space="0" w:color="auto"/>
+        <w:right w:val="none" w:sz="0" w:space="0" w:color="auto"/>
+      </w:divBdr>
+    </w:div>
+  </w:divs>
+  <w:optimizeForBrowser/>
+  <w:relyOnVML/>
+  <w:allowPNG/>
+</w:webSettings>
 </file>
--- a/skills/phong-hcqt/assets/to-trinh-du-toan-khlcnt.docx
+++ b/skills/phong-hcqt/assets/to-trinh-du-toan-khlcnt.docx
@@ -1,85 +1,5 @@
 
-<file path=./[Content_Types].xml><?xml version="1.0" encoding="utf-8"?>
-<Types xmlns="http://schemas.openxmlformats.org/package/2006/content-types">
-  <Default Extension="rels" ContentType="application/vnd.openxmlformats-package.relationships+xml"/>
-  <Default Extension="xml" ContentType="application/xml"/>
-  <Override PartName="/word/document.xml" ContentType="application/vnd.openxmlformats-officedocument.wordprocessingml.document.main+xml"/>
-  <Override PartName="/customXml/itemProps1.xml" ContentType="application/vnd.openxmlformats-officedocument.customXmlProperties+xml"/>
-  <Override PartName="/word/numbering.xml" ContentType="application/vnd.openxmlformats-officedocument.wordprocessingml.numbering+xml"/>
-  <Override PartName="/word/styles.xml" ContentType="application/vnd.openxmlformats-officedocument.wordprocessingml.styles+xml"/>
-  <Override PartName="/word/settings.xml" ContentType="application/vnd.openxmlformats-officedocument.wordprocessingml.settings+xml"/>
-  <Override PartName="/word/webSettings.xml" ContentType="application/vnd.openxmlformats-officedocument.wordprocessingml.webSettings+xml"/>
-  <Override PartName="/word/footnotes.xml" ContentType="application/vnd.openxmlformats-officedocument.wordprocessingml.footnotes+xml"/>
-  <Override PartName="/word/endnotes.xml" ContentType="application/vnd.openxmlformats-officedocument.wordprocessingml.endnotes+xml"/>
-  <Override PartName="/word/footer1.xml" ContentType="application/vnd.openxmlformats-officedocument.wordprocessingml.footer+xml"/>
-  <Override PartName="/word/fontTable.xml" ContentType="application/vnd.openxmlformats-officedocument.wordprocessingml.fontTable+xml"/>
-  <Override PartName="/word/theme/theme1.xml" ContentType="application/vnd.openxmlformats-officedocument.theme+xml"/>
-  <Override PartName="/docProps/core.xml" ContentType="application/vnd.openxmlformats-package.core-properties+xml"/>
-  <Override PartName="/docProps/app.xml" ContentType="application/vnd.openxmlformats-officedocument.extended-properties+xml"/>
-</Types>
-</file>
-
-<file path=./customXml/item1.xml><?xml version="1.0" encoding="utf-8"?>
-<b:Sources xmlns:b="http://schemas.openxmlformats.org/officeDocument/2006/bibliography" xmlns="http://schemas.openxmlformats.org/officeDocument/2006/bibliography" SelectedStyle="\APA.XSL" StyleName="APA"/>
-</file>
-
-<file path=./customXml/itemProps1.xml><?xml version="1.0" encoding="utf-8"?>
-<ds:datastoreItem xmlns:ds="http://schemas.openxmlformats.org/officeDocument/2006/customXml" ds:itemID="{B89DF25C-4A9E-4BBD-865A-9F2D03BF7A2E}">
-  <ds:schemaRefs>
-    <ds:schemaRef ds:uri="http://schemas.openxmlformats.org/officeDocument/2006/bibliography"/>
-  </ds:schemaRefs>
-</ds:datastoreItem>
-</file>
-
-<file path=./docProps/app.xml><?xml version="1.0" encoding="utf-8"?>
-<Properties xmlns="http://schemas.openxmlformats.org/officeDocument/2006/extended-properties" xmlns:vt="http://schemas.openxmlformats.org/officeDocument/2006/docPropsVTypes">
-  <Template>Normal</Template>
-  <TotalTime>8</TotalTime>
-  <Pages>12</Pages>
-  <Words>2335</Words>
-  <Characters>13313</Characters>
-  <Application>Microsoft Office Word</Application>
-  <DocSecurity>0</DocSecurity>
-  <Lines>110</Lines>
-  <Paragraphs>31</Paragraphs>
-  <ScaleCrop>false</ScaleCrop>
-  <HeadingPairs>
-    <vt:vector size="2" baseType="variant">
-      <vt:variant>
-        <vt:lpstr>Title</vt:lpstr>
-      </vt:variant>
-      <vt:variant>
-        <vt:i4>1</vt:i4>
-      </vt:variant>
-    </vt:vector>
-  </HeadingPairs>
-  <TitlesOfParts>
-    <vt:vector size="1" baseType="lpstr">
-      <vt:lpstr/>
-    </vt:vector>
-  </TitlesOfParts>
-  <Company/>
-  <LinksUpToDate>false</LinksUpToDate>
-  <CharactersWithSpaces>15617</CharactersWithSpaces>
-  <SharedDoc>false</SharedDoc>
-  <HyperlinksChanged>false</HyperlinksChanged>
-  <AppVersion>16.0000</AppVersion>
-</Properties>
-</file>
-
-<file path=./docProps/core.xml><?xml version="1.0" encoding="utf-8"?>
-<cp:coreProperties xmlns:cp="http://schemas.openxmlformats.org/package/2006/metadata/core-properties" xmlns:dc="http://purl.org/dc/elements/1.1/" xmlns:dcterms="http://purl.org/dc/terms/" xmlns:dcmitype="http://purl.org/dc/dcmitype/" xmlns:xsi="http://www.w3.org/2001/XMLSchema-instance">
-  <dc:title/>
-  <dc:creator>buitaivt</dc:creator>
-  <cp:lastModifiedBy>My PC</cp:lastModifiedBy>
-  <cp:revision>6</cp:revision>
-  <cp:lastPrinted>2026-04-21T01:31:00Z</cp:lastPrinted>
-  <dcterms:created xsi:type="dcterms:W3CDTF">2026-04-11T12:38:00Z</dcterms:created>
-  <dcterms:modified xsi:type="dcterms:W3CDTF">2026-04-21T01:35:00Z</dcterms:modified>
-</cp:coreProperties>
-</file>
-
-<file path=./word/document.xml><?xml version="1.0" encoding="utf-8"?>
+<file path=word/document.xml><?xml version="1.0" encoding="utf-8"?>
 <w:document xmlns:o="urn:schemas-microsoft-com:office:office" xmlns:r="http://schemas.openxmlformats.org/officeDocument/2006/relationships" xmlns:v="urn:schemas-microsoft-com:vml" xmlns:w="http://schemas.openxmlformats.org/wordprocessingml/2006/main" xmlns:w10="urn:schemas-microsoft-com:office:word" xmlns:wp="http://schemas.openxmlformats.org/drawingml/2006/wordprocessingDrawing" xmlns:pic="http://schemas.openxmlformats.org/drawingml/2006/picture" xmlns:wps="http://schemas.microsoft.com/office/word/2010/wordprocessingShape" xmlns:wpg="http://schemas.microsoft.com/office/word/2010/wordprocessingGroup" xmlns:mc="http://schemas.openxmlformats.org/markup-compatibility/2006" xmlns:wp14="http://schemas.microsoft.com/office/word/2010/wordprocessingDrawing" xmlns:w14="http://schemas.microsoft.com/office/word/2010/wordml" xmlns:w15="http://schemas.microsoft.com/office/word/2012/wordml">
   <w:body>
     <w:tbl>
@@ -9559,7 +9479,7 @@
 </w:document>
 </file>
 
-<file path=./word/endnotes.xml><?xml version="1.0" encoding="utf-8"?>
+<file path=word/endnotes.xml><?xml version="1.0" encoding="utf-8"?>
 <w:endnotes xmlns:wpc="http://schemas.microsoft.com/office/word/2010/wordprocessingCanvas" xmlns:cx="http://schemas.microsoft.com/office/drawing/2014/chartex" xmlns:cx1="http://schemas.microsoft.com/office/drawing/2015/9/8/chartex" xmlns:cx2="http://schemas.microsoft.com/office/drawing/2015/10/21/chartex" xmlns:cx3="http://schemas.microsoft.com/office/drawing/2016/5/9/chartex" xmlns:cx4="http://schemas.microsoft.com/office/drawing/2016/5/10/chartex" xmlns:cx5="http://schemas.microsoft.com/office/drawing/2016/5/11/chartex" xmlns:cx6="http://schemas.microsoft.com/office/drawing/2016/5/12/chartex" xmlns:cx7="http://schemas.microsoft.com/office/drawing/2016/5/13/chartex" xmlns:cx8="http://schemas.microsoft.com/office/drawing/2016/5/14/chartex" xmlns:mc="http://schemas.openxmlformats.org/markup-compatibility/2006" xmlns:aink="http://schemas.microsoft.com/office/drawing/2016/ink" xmlns:am3d="http://schemas.microsoft.com/office/drawing/2017/model3d" xmlns:o="urn:schemas-microsoft-com:office:office" xmlns:r="http://schemas.openxmlformats.org/officeDocument/2006/relationships" xmlns:m="http://schemas.openxmlformats.org/officeDocument/2006/math" xmlns:v="urn:schemas-microsoft-com:vml" xmlns:wp14="http://schemas.microsoft.com/office/word/2010/wordprocessingDrawing" xmlns:wp="http://schemas.openxmlformats.org/drawingml/2006/wordprocessingDrawing" xmlns:w10="urn:schemas-microsoft-com:office:word" xmlns:w="http://schemas.openxmlformats.org/wordprocessingml/2006/main" xmlns:w14="http://schemas.microsoft.com/office/word/2010/wordml" xmlns:w15="http://schemas.microsoft.com/office/word/2012/wordml" xmlns:w16cex="http://schemas.microsoft.com/office/word/2018/wordml/cex" xmlns:w16="http://schemas.microsoft.com/office/word/2018/wordml" xmlns:w16sdtdh="http://schemas.microsoft.com/office/word/2020/wordml/sdtdatahash" xmlns:w16se="http://schemas.microsoft.com/office/word/2015/wordml/symex" xmlns:wpg="http://schemas.microsoft.com/office/word/2010/wordprocessingGroup" xmlns:wpi="http://schemas.microsoft.com/office/word/2010/wordprocessingInk" xmlns:wne="http://schemas.microsoft.com/office/word/2006/wordml" xmlns:wps="http://schemas.microsoft.com/office/word/2010/wordprocessingShape">
   <w:endnote w:type="separator" w:id="-1">
     <w:p>
@@ -9584,61 +9504,7 @@
 </w:endnotes>
 </file>
 
-<file path=./word/fontTable.xml><?xml version="1.0" encoding="utf-8"?>
-<w:fonts xmlns:mc="http://schemas.openxmlformats.org/markup-compatibility/2006" xmlns:r="http://schemas.openxmlformats.org/officeDocument/2006/relationships" xmlns:w="http://schemas.openxmlformats.org/wordprocessingml/2006/main" xmlns:w14="http://schemas.microsoft.com/office/word/2010/wordml" xmlns:w15="http://schemas.microsoft.com/office/word/2012/wordml" xmlns:w16cex="http://schemas.microsoft.com/office/word/2018/wordml/cex" xmlns:w16="http://schemas.microsoft.com/office/word/2018/wordml" xmlns:w16sdtdh="http://schemas.microsoft.com/office/word/2020/wordml/sdtdatahash" xmlns:w16se="http://schemas.microsoft.com/office/word/2015/wordml/symex">
-  <w:font w:name="Times New Roman">
-    <w:panose1 w:val="02020603050405020304"/>
-    <w:family w:val="roman"/>
-    <w:pitch w:val="variable"/>
-    <w:sig w:usb0="E0002EFF" w:usb1="C000785B" w:usb2="00000009" w:usb3="00000000" w:csb0="000001FF" w:csb1="00000000"/>
-  </w:font>
-  <w:font w:name="Calibri">
-    <w:panose1 w:val="020F0502020204030204"/>
-    <w:family w:val="swiss"/>
-    <w:pitch w:val="variable"/>
-    <w:sig w:usb0="E4002EFF" w:usb1="C000247B" w:usb2="00000009" w:usb3="00000000" w:csb0="000001FF" w:csb1="00000000"/>
-  </w:font>
-  <w:font w:name="Courier New">
-    <w:panose1 w:val="02070309020205020404"/>
-    <w:family w:val="modern"/>
-    <w:pitch w:val="fixed"/>
-    <w:sig w:usb0="E0002EFF" w:usb1="C0007843" w:usb2="00000009" w:usb3="00000000" w:csb0="000001FF" w:csb1="00000000"/>
-  </w:font>
-  <w:font w:name="Wingdings">
-    <w:panose1 w:val="05000000000000000000"/>
-    <w:family w:val="auto"/>
-    <w:pitch w:val="variable"/>
-    <w:sig w:usb0="00000000" w:usb1="10000000" w:usb2="00000000" w:usb3="00000000" w:csb0="80000000" w:csb1="00000000"/>
-  </w:font>
-  <w:font w:name="Symbol">
-    <w:panose1 w:val="05050102010706020507"/>
-    <w:family w:val="roman"/>
-    <w:pitch w:val="variable"/>
-    <w:sig w:usb0="00000000" w:usb1="10000000" w:usb2="00000000" w:usb3="00000000" w:csb0="80000000" w:csb1="00000000"/>
-  </w:font>
-  <w:font w:name="Tahoma">
-    <w:panose1 w:val="020B0604030504040204"/>
-    <w:family w:val="swiss"/>
-    <w:pitch w:val="variable"/>
-    <w:sig w:usb0="E1002EFF" w:usb1="C000605B" w:usb2="00000029" w:usb3="00000000" w:csb0="000101FF" w:csb1="00000000"/>
-  </w:font>
-  <w:font w:name="SimSun">
-    <w:altName w:val="宋体"/>
-    <w:panose1 w:val="02010600030101010101"/>
-    <w:family w:val="auto"/>
-    <w:pitch w:val="variable"/>
-    <w:sig w:usb0="00000003" w:usb1="288F0000" w:usb2="00000016" w:usb3="00000000" w:csb0="00040001" w:csb1="00000000"/>
-  </w:font>
-  <w:font w:name="Cambria">
-    <w:panose1 w:val="02040503050406030204"/>
-    <w:family w:val="roman"/>
-    <w:pitch w:val="variable"/>
-    <w:sig w:usb0="E00006FF" w:usb1="420024FF" w:usb2="02000000" w:usb3="00000000" w:csb0="0000019F" w:csb1="00000000"/>
-  </w:font>
-</w:fonts>
-</file>
-
-<file path=./word/footer1.xml><?xml version="1.0" encoding="utf-8"?>
+<file path=word/footer1.xml><?xml version="1.0" encoding="utf-8"?>
 <w:ftr xmlns:wpc="http://schemas.microsoft.com/office/word/2010/wordprocessingCanvas" xmlns:cx="http://schemas.microsoft.com/office/drawing/2014/chartex" xmlns:cx1="http://schemas.microsoft.com/office/drawing/2015/9/8/chartex" xmlns:cx2="http://schemas.microsoft.com/office/drawing/2015/10/21/chartex" xmlns:cx3="http://schemas.microsoft.com/office/drawing/2016/5/9/chartex" xmlns:cx4="http://schemas.microsoft.com/office/drawing/2016/5/10/chartex" xmlns:cx5="http://schemas.microsoft.com/office/drawing/2016/5/11/chartex" xmlns:cx6="http://schemas.microsoft.com/office/drawing/2016/5/12/chartex" xmlns:cx7="http://schemas.microsoft.com/office/drawing/2016/5/13/chartex" xmlns:cx8="http://schemas.microsoft.com/office/drawing/2016/5/14/chartex" xmlns:mc="http://schemas.openxmlformats.org/markup-compatibility/2006" xmlns:aink="http://schemas.microsoft.com/office/drawing/2016/ink" xmlns:am3d="http://schemas.microsoft.com/office/drawing/2017/model3d" xmlns:o="urn:schemas-microsoft-com:office:office" xmlns:r="http://schemas.openxmlformats.org/officeDocument/2006/relationships" xmlns:m="http://schemas.openxmlformats.org/officeDocument/2006/math" xmlns:v="urn:schemas-microsoft-com:vml" xmlns:wp14="http://schemas.microsoft.com/office/word/2010/wordprocessingDrawing" xmlns:wp="http://schemas.openxmlformats.org/drawingml/2006/wordprocessingDrawing" xmlns:w10="urn:schemas-microsoft-com:office:word" xmlns:w="http://schemas.openxmlformats.org/wordprocessingml/2006/main" xmlns:w14="http://schemas.microsoft.com/office/word/2010/wordml" xmlns:w15="http://schemas.microsoft.com/office/word/2012/wordml" xmlns:w16cex="http://schemas.microsoft.com/office/word/2018/wordml/cex" xmlns:w16="http://schemas.microsoft.com/office/word/2018/wordml" xmlns:w16sdtdh="http://schemas.microsoft.com/office/word/2020/wordml/sdtdatahash" xmlns:w16se="http://schemas.microsoft.com/office/word/2015/wordml/symex" xmlns:wpg="http://schemas.microsoft.com/office/word/2010/wordprocessingGroup" xmlns:wpi="http://schemas.microsoft.com/office/word/2010/wordprocessingInk" xmlns:wne="http://schemas.microsoft.com/office/word/2006/wordml" xmlns:wps="http://schemas.microsoft.com/office/word/2010/wordprocessingShape">
   <w:p>
     <w:pPr>
@@ -9654,7 +9520,7 @@
 </w:ftr>
 </file>
 
-<file path=./word/footnotes.xml><?xml version="1.0" encoding="utf-8"?>
+<file path=word/footnotes.xml><?xml version="1.0" encoding="utf-8"?>
 <w:footnotes xmlns:wpc="http://schemas.microsoft.com/office/word/2010/wordprocessingCanvas" xmlns:cx="http://schemas.microsoft.com/office/drawing/2014/chartex" xmlns:cx1="http://schemas.microsoft.com/office/drawing/2015/9/8/chartex" xmlns:cx2="http://schemas.microsoft.com/office/drawing/2015/10/21/chartex" xmlns:cx3="http://schemas.microsoft.com/office/drawing/2016/5/9/chartex" xmlns:cx4="http://schemas.microsoft.com/office/drawing/2016/5/10/chartex" xmlns:cx5="http://schemas.microsoft.com/office/drawing/2016/5/11/chartex" xmlns:cx6="http://schemas.microsoft.com/office/drawing/2016/5/12/chartex" xmlns:cx7="http://schemas.microsoft.com/office/drawing/2016/5/13/chartex" xmlns:cx8="http://schemas.microsoft.com/office/drawing/2016/5/14/chartex" xmlns:mc="http://schemas.openxmlformats.org/markup-compatibility/2006" xmlns:aink="http://schemas.microsoft.com/office/drawing/2016/ink" xmlns:am3d="http://schemas.microsoft.com/office/drawing/2017/model3d" xmlns:o="urn:schemas-microsoft-com:office:office" xmlns:r="http://schemas.openxmlformats.org/officeDocument/2006/relationships" xmlns:m="http://schemas.openxmlformats.org/officeDocument/2006/math" xmlns:v="urn:schemas-microsoft-com:vml" xmlns:wp14="http://schemas.microsoft.com/office/word/2010/wordprocessingDrawing" xmlns:wp="http://schemas.openxmlformats.org/drawingml/2006/wordprocessingDrawing" xmlns:w10="urn:schemas-microsoft-com:office:word" xmlns:w="http://schemas.openxmlformats.org/wordprocessingml/2006/main" xmlns:w14="http://schemas.microsoft.com/office/word/2010/wordml" xmlns:w15="http://schemas.microsoft.com/office/word/2012/wordml" xmlns:w16cex="http://schemas.microsoft.com/office/word/2018/wordml/cex" xmlns:w16="http://schemas.microsoft.com/office/word/2018/wordml" xmlns:w16sdtdh="http://schemas.microsoft.com/office/word/2020/wordml/sdtdatahash" xmlns:w16se="http://schemas.microsoft.com/office/word/2015/wordml/symex" xmlns:wpg="http://schemas.microsoft.com/office/word/2010/wordprocessingGroup" xmlns:wpi="http://schemas.microsoft.com/office/word/2010/wordprocessingInk" xmlns:wne="http://schemas.microsoft.com/office/word/2006/wordml" xmlns:wps="http://schemas.microsoft.com/office/word/2010/wordprocessingShape">
   <w:footnote w:type="separator" w:id="-1">
     <w:p>
@@ -9679,7 +9545,7 @@
 </w:footnotes>
 </file>
 
-<file path=./word/numbering.xml><?xml version="1.0" encoding="utf-8"?>
+<file path=word/numbering.xml><?xml version="1.0" encoding="utf-8"?>
 <w:numbering xmlns:wpc="http://schemas.microsoft.com/office/word/2010/wordprocessingCanvas" xmlns:cx="http://schemas.microsoft.com/office/drawing/2014/chartex" xmlns:cx1="http://schemas.microsoft.com/office/drawing/2015/9/8/chartex" xmlns:cx2="http://schemas.microsoft.com/office/drawing/2015/10/21/chartex" xmlns:cx3="http://schemas.microsoft.com/office/drawing/2016/5/9/chartex" xmlns:cx4="http://schemas.microsoft.com/office/drawing/2016/5/10/chartex" xmlns:cx5="http://schemas.microsoft.com/office/drawing/2016/5/11/chartex" xmlns:cx6="http://schemas.microsoft.com/office/drawing/2016/5/12/chartex" xmlns:cx7="http://schemas.microsoft.com/office/drawing/2016/5/13/chartex" xmlns:cx8="http://schemas.microsoft.com/office/drawing/2016/5/14/chartex" xmlns:mc="http://schemas.openxmlformats.org/markup-compatibility/2006" xmlns:aink="http://schemas.microsoft.com/office/drawing/2016/ink" xmlns:am3d="http://schemas.microsoft.com/office/drawing/2017/model3d" xmlns:o="urn:schemas-microsoft-com:office:office" xmlns:r="http://schemas.openxmlformats.org/officeDocument/2006/relationships" xmlns:m="http://schemas.openxmlformats.org/officeDocument/2006/math" xmlns:v="urn:schemas-microsoft-com:vml" xmlns:wp14="http://schemas.microsoft.com/office/word/2010/wordprocessingDrawing" xmlns:wp="http://schemas.openxmlformats.org/drawingml/2006/wordprocessingDrawing" xmlns:w10="urn:schemas-microsoft-com:office:word" xmlns:w="http://schemas.openxmlformats.org/wordprocessingml/2006/main" xmlns:w14="http://schemas.microsoft.com/office/word/2010/wordml" xmlns:w15="http://schemas.microsoft.com/office/word/2012/wordml" xmlns:w16cex="http://schemas.microsoft.com/office/word/2018/wordml/cex" xmlns:w16="http://schemas.microsoft.com/office/word/2018/wordml" xmlns:w16sdtdh="http://schemas.microsoft.com/office/word/2020/wordml/sdtdatahash" xmlns:w16se="http://schemas.microsoft.com/office/word/2015/wordml/symex" xmlns:wpg="http://schemas.microsoft.com/office/word/2010/wordprocessingGroup" xmlns:wpi="http://schemas.microsoft.com/office/word/2010/wordprocessingInk" xmlns:wne="http://schemas.microsoft.com/office/word/2006/wordml" xmlns:wps="http://schemas.microsoft.com/office/word/2010/wordprocessingShape">
   <w:abstractNum w:abstractNumId="0">
     <w:nsid w:val="02466E4E"/>
@@ -10493,1476 +10359,7 @@
 </w:numbering>
 </file>
 
-<file path=./word/settings.xml><?xml version="1.0" encoding="utf-8"?>
-<w:settings xmlns:mc="http://schemas.openxmlformats.org/markup-compatibility/2006" xmlns:o="urn:schemas-microsoft-com:office:office" xmlns:r="http://schemas.openxmlformats.org/officeDocument/2006/relationships" xmlns:m="http://schemas.openxmlformats.org/officeDocument/2006/math" xmlns:v="urn:schemas-microsoft-com:vml" xmlns:w10="urn:schemas-microsoft-com:office:word" xmlns:w="http://schemas.openxmlformats.org/wordprocessingml/2006/main" xmlns:w14="http://schemas.microsoft.com/office/word/2010/wordml" xmlns:w15="http://schemas.microsoft.com/office/word/2012/wordml" xmlns:w16cex="http://schemas.microsoft.com/office/word/2018/wordml/cex" xmlns:w16="http://schemas.microsoft.com/office/word/2018/wordml" xmlns:w16sdtdh="http://schemas.microsoft.com/office/word/2020/wordml/sdtdatahash" xmlns:w16se="http://schemas.microsoft.com/office/word/2015/wordml/symex" xmlns:sl="http://schemas.openxmlformats.org/schemaLibrary/2006/main">
-  <w:zoom w:percent="100"/>
-  <w:proofState w:spelling="clean" w:grammar="clean"/>
-  <w:defaultTabStop w:val="720"/>
-  <w:characterSpacingControl w:val="doNotCompress"/>
-  <w:compat>
-    <w:useFELayout/>
-    <w:compatSetting w:name="compatibilityMode" w:uri="http://schemas.microsoft.com/office/word" w:val="15"/>
-    <w:compatSetting w:name="overrideTableStyleFontSizeAndJustification" w:uri="http://schemas.microsoft.com/office/word" w:val="1"/>
-    <w:compatSetting w:name="enableOpenTypeFeatures" w:uri="http://schemas.microsoft.com/office/word" w:val="1"/>
-    <w:compatSetting w:name="doNotFlipMirrorIndents" w:uri="http://schemas.microsoft.com/office/word" w:val="1"/>
-    <w:compatSetting w:name="differentiateMultirowTableHeaders" w:uri="http://schemas.microsoft.com/office/word" w:val="1"/>
-    <w:compatSetting w:name="useWord2013TrackBottomHyphenation" w:uri="http://schemas.microsoft.com/office/word" w:val="0"/>
-  </w:compat>
-  <w:rsids>
-    <w:rsidRoot w:val="00CF65D3"/>
-    <w:rsid w:val="000008D9"/>
-    <w:rsid w:val="00002233"/>
-    <w:rsid w:val="00002C1F"/>
-    <w:rsid w:val="00004CC7"/>
-    <w:rsid w:val="00010F03"/>
-    <w:rsid w:val="000111BB"/>
-    <w:rsid w:val="00013233"/>
-    <w:rsid w:val="0001339D"/>
-    <w:rsid w:val="00013945"/>
-    <w:rsid w:val="00016AC7"/>
-    <w:rsid w:val="00022596"/>
-    <w:rsid w:val="00022753"/>
-    <w:rsid w:val="0002515F"/>
-    <w:rsid w:val="000251BF"/>
-    <w:rsid w:val="00026340"/>
-    <w:rsid w:val="00027579"/>
-    <w:rsid w:val="00027E36"/>
-    <w:rsid w:val="00030838"/>
-    <w:rsid w:val="00030B14"/>
-    <w:rsid w:val="00030D7F"/>
-    <w:rsid w:val="00031E2B"/>
-    <w:rsid w:val="00032D93"/>
-    <w:rsid w:val="00035DCD"/>
-    <w:rsid w:val="000360D4"/>
-    <w:rsid w:val="00040B14"/>
-    <w:rsid w:val="00040C23"/>
-    <w:rsid w:val="00043A09"/>
-    <w:rsid w:val="00046D3C"/>
-    <w:rsid w:val="0004795F"/>
-    <w:rsid w:val="00050258"/>
-    <w:rsid w:val="000502FE"/>
-    <w:rsid w:val="000510CD"/>
-    <w:rsid w:val="000513C0"/>
-    <w:rsid w:val="00051422"/>
-    <w:rsid w:val="000527FC"/>
-    <w:rsid w:val="0005283A"/>
-    <w:rsid w:val="000538AC"/>
-    <w:rsid w:val="00060697"/>
-    <w:rsid w:val="0006224F"/>
-    <w:rsid w:val="0006384D"/>
-    <w:rsid w:val="00063CA3"/>
-    <w:rsid w:val="00064141"/>
-    <w:rsid w:val="000647D6"/>
-    <w:rsid w:val="000653BC"/>
-    <w:rsid w:val="0006688A"/>
-    <w:rsid w:val="00073550"/>
-    <w:rsid w:val="000803A6"/>
-    <w:rsid w:val="0009147E"/>
-    <w:rsid w:val="000915DF"/>
-    <w:rsid w:val="0009198F"/>
-    <w:rsid w:val="00092F42"/>
-    <w:rsid w:val="00093DD6"/>
-    <w:rsid w:val="0009506D"/>
-    <w:rsid w:val="000A0235"/>
-    <w:rsid w:val="000A2498"/>
-    <w:rsid w:val="000A28B6"/>
-    <w:rsid w:val="000A33C8"/>
-    <w:rsid w:val="000B1658"/>
-    <w:rsid w:val="000B1C7F"/>
-    <w:rsid w:val="000B27B7"/>
-    <w:rsid w:val="000B3D9E"/>
-    <w:rsid w:val="000B3F51"/>
-    <w:rsid w:val="000B5DB6"/>
-    <w:rsid w:val="000B5E80"/>
-    <w:rsid w:val="000B6625"/>
-    <w:rsid w:val="000C0188"/>
-    <w:rsid w:val="000C04D5"/>
-    <w:rsid w:val="000C1038"/>
-    <w:rsid w:val="000C13E7"/>
-    <w:rsid w:val="000C1F7E"/>
-    <w:rsid w:val="000C211C"/>
-    <w:rsid w:val="000C3815"/>
-    <w:rsid w:val="000C3862"/>
-    <w:rsid w:val="000C6EEA"/>
-    <w:rsid w:val="000C6F74"/>
-    <w:rsid w:val="000D155F"/>
-    <w:rsid w:val="000D2FB4"/>
-    <w:rsid w:val="000D5722"/>
-    <w:rsid w:val="000D5BF7"/>
-    <w:rsid w:val="000D5D18"/>
-    <w:rsid w:val="000D7066"/>
-    <w:rsid w:val="000E3F72"/>
-    <w:rsid w:val="000E47ED"/>
-    <w:rsid w:val="000E728B"/>
-    <w:rsid w:val="000F0134"/>
-    <w:rsid w:val="000F1378"/>
-    <w:rsid w:val="000F1EAF"/>
-    <w:rsid w:val="000F28A4"/>
-    <w:rsid w:val="000F50D6"/>
-    <w:rsid w:val="000F590C"/>
-    <w:rsid w:val="000F644B"/>
-    <w:rsid w:val="000F67ED"/>
-    <w:rsid w:val="001020BE"/>
-    <w:rsid w:val="00105E0E"/>
-    <w:rsid w:val="001070A3"/>
-    <w:rsid w:val="001070F8"/>
-    <w:rsid w:val="001075F5"/>
-    <w:rsid w:val="001120F9"/>
-    <w:rsid w:val="0011367B"/>
-    <w:rsid w:val="001138D2"/>
-    <w:rsid w:val="0011595A"/>
-    <w:rsid w:val="001203A4"/>
-    <w:rsid w:val="00121C7D"/>
-    <w:rsid w:val="00123F1F"/>
-    <w:rsid w:val="0012462C"/>
-    <w:rsid w:val="00124DA8"/>
-    <w:rsid w:val="00125A82"/>
-    <w:rsid w:val="001260DD"/>
-    <w:rsid w:val="0013178C"/>
-    <w:rsid w:val="00131CC2"/>
-    <w:rsid w:val="001338A9"/>
-    <w:rsid w:val="00133E99"/>
-    <w:rsid w:val="00135697"/>
-    <w:rsid w:val="001358DE"/>
-    <w:rsid w:val="001368E3"/>
-    <w:rsid w:val="001378A1"/>
-    <w:rsid w:val="00140369"/>
-    <w:rsid w:val="001405DA"/>
-    <w:rsid w:val="001418D6"/>
-    <w:rsid w:val="00142A1A"/>
-    <w:rsid w:val="00143483"/>
-    <w:rsid w:val="001460CB"/>
-    <w:rsid w:val="00147FEB"/>
-    <w:rsid w:val="0015053F"/>
-    <w:rsid w:val="001520A3"/>
-    <w:rsid w:val="00154452"/>
-    <w:rsid w:val="001552A7"/>
-    <w:rsid w:val="0015593E"/>
-    <w:rsid w:val="00155E4D"/>
-    <w:rsid w:val="00157179"/>
-    <w:rsid w:val="001604E2"/>
-    <w:rsid w:val="00160BC5"/>
-    <w:rsid w:val="00163337"/>
-    <w:rsid w:val="00163B11"/>
-    <w:rsid w:val="00166324"/>
-    <w:rsid w:val="0016678E"/>
-    <w:rsid w:val="001674CE"/>
-    <w:rsid w:val="00170090"/>
-    <w:rsid w:val="001702C6"/>
-    <w:rsid w:val="0017087F"/>
-    <w:rsid w:val="00171C86"/>
-    <w:rsid w:val="001758F2"/>
-    <w:rsid w:val="00175CF8"/>
-    <w:rsid w:val="00176592"/>
-    <w:rsid w:val="001772B1"/>
-    <w:rsid w:val="00177E19"/>
-    <w:rsid w:val="00180886"/>
-    <w:rsid w:val="00183F98"/>
-    <w:rsid w:val="00184143"/>
-    <w:rsid w:val="001849E7"/>
-    <w:rsid w:val="00184D44"/>
-    <w:rsid w:val="001852E2"/>
-    <w:rsid w:val="00186182"/>
-    <w:rsid w:val="00186275"/>
-    <w:rsid w:val="001920C3"/>
-    <w:rsid w:val="00192B90"/>
-    <w:rsid w:val="00193699"/>
-    <w:rsid w:val="00193E58"/>
-    <w:rsid w:val="00193EA7"/>
-    <w:rsid w:val="001943BE"/>
-    <w:rsid w:val="001968DF"/>
-    <w:rsid w:val="00197C74"/>
-    <w:rsid w:val="001A0F6B"/>
-    <w:rsid w:val="001A1668"/>
-    <w:rsid w:val="001A3B49"/>
-    <w:rsid w:val="001A3B60"/>
-    <w:rsid w:val="001A42D7"/>
-    <w:rsid w:val="001A56B3"/>
-    <w:rsid w:val="001A6B80"/>
-    <w:rsid w:val="001A6D27"/>
-    <w:rsid w:val="001A78DF"/>
-    <w:rsid w:val="001B225A"/>
-    <w:rsid w:val="001B3634"/>
-    <w:rsid w:val="001B58FD"/>
-    <w:rsid w:val="001B594B"/>
-    <w:rsid w:val="001C0A8A"/>
-    <w:rsid w:val="001C10FC"/>
-    <w:rsid w:val="001C3372"/>
-    <w:rsid w:val="001C39C9"/>
-    <w:rsid w:val="001C4932"/>
-    <w:rsid w:val="001C6315"/>
-    <w:rsid w:val="001C77C8"/>
-    <w:rsid w:val="001C792B"/>
-    <w:rsid w:val="001D0946"/>
-    <w:rsid w:val="001E2C6C"/>
-    <w:rsid w:val="001F08D6"/>
-    <w:rsid w:val="001F1C86"/>
-    <w:rsid w:val="001F2628"/>
-    <w:rsid w:val="001F2C35"/>
-    <w:rsid w:val="001F2EDD"/>
-    <w:rsid w:val="001F4801"/>
-    <w:rsid w:val="001F4899"/>
-    <w:rsid w:val="001F4F0C"/>
-    <w:rsid w:val="001F5F43"/>
-    <w:rsid w:val="001F72B3"/>
-    <w:rsid w:val="001F7CEC"/>
-    <w:rsid w:val="00201B07"/>
-    <w:rsid w:val="00202BBD"/>
-    <w:rsid w:val="00210732"/>
-    <w:rsid w:val="00215969"/>
-    <w:rsid w:val="00215B5F"/>
-    <w:rsid w:val="002179C8"/>
-    <w:rsid w:val="00221F81"/>
-    <w:rsid w:val="00222D72"/>
-    <w:rsid w:val="00231004"/>
-    <w:rsid w:val="0023424B"/>
-    <w:rsid w:val="00234CCF"/>
-    <w:rsid w:val="00236899"/>
-    <w:rsid w:val="002375B1"/>
-    <w:rsid w:val="00237DB2"/>
-    <w:rsid w:val="0024175B"/>
-    <w:rsid w:val="00242AF3"/>
-    <w:rsid w:val="00243516"/>
-    <w:rsid w:val="00246962"/>
-    <w:rsid w:val="00246F20"/>
-    <w:rsid w:val="00247267"/>
-    <w:rsid w:val="00251AB2"/>
-    <w:rsid w:val="00253114"/>
-    <w:rsid w:val="00253C93"/>
-    <w:rsid w:val="00256226"/>
-    <w:rsid w:val="00256661"/>
-    <w:rsid w:val="00262B33"/>
-    <w:rsid w:val="00262FB6"/>
-    <w:rsid w:val="0027124F"/>
-    <w:rsid w:val="00271EA6"/>
-    <w:rsid w:val="002721E1"/>
-    <w:rsid w:val="00272D05"/>
-    <w:rsid w:val="0027661E"/>
-    <w:rsid w:val="00276FAB"/>
-    <w:rsid w:val="002842B3"/>
-    <w:rsid w:val="002851B3"/>
-    <w:rsid w:val="00285A76"/>
-    <w:rsid w:val="00290A35"/>
-    <w:rsid w:val="00291466"/>
-    <w:rsid w:val="002941DE"/>
-    <w:rsid w:val="00294E60"/>
-    <w:rsid w:val="002955FD"/>
-    <w:rsid w:val="00297E63"/>
-    <w:rsid w:val="00297F36"/>
-    <w:rsid w:val="002A17C2"/>
-    <w:rsid w:val="002A1FD1"/>
-    <w:rsid w:val="002A237C"/>
-    <w:rsid w:val="002A476B"/>
-    <w:rsid w:val="002A6AFA"/>
-    <w:rsid w:val="002B2788"/>
-    <w:rsid w:val="002B48CF"/>
-    <w:rsid w:val="002B49D9"/>
-    <w:rsid w:val="002B6962"/>
-    <w:rsid w:val="002B6A9C"/>
-    <w:rsid w:val="002B78F5"/>
-    <w:rsid w:val="002B7DE6"/>
-    <w:rsid w:val="002C0864"/>
-    <w:rsid w:val="002C099D"/>
-    <w:rsid w:val="002C4E3E"/>
-    <w:rsid w:val="002C4F8C"/>
-    <w:rsid w:val="002C5052"/>
-    <w:rsid w:val="002D1A9F"/>
-    <w:rsid w:val="002D1E5A"/>
-    <w:rsid w:val="002D28F9"/>
-    <w:rsid w:val="002D2C5B"/>
-    <w:rsid w:val="002D3E41"/>
-    <w:rsid w:val="002D51FF"/>
-    <w:rsid w:val="002D55A6"/>
-    <w:rsid w:val="002D564C"/>
-    <w:rsid w:val="002D63F7"/>
-    <w:rsid w:val="002E059A"/>
-    <w:rsid w:val="002E1318"/>
-    <w:rsid w:val="002E3572"/>
-    <w:rsid w:val="002E45C5"/>
-    <w:rsid w:val="002E46E3"/>
-    <w:rsid w:val="002E49B2"/>
-    <w:rsid w:val="002E4AF8"/>
-    <w:rsid w:val="002E5791"/>
-    <w:rsid w:val="002E5B29"/>
-    <w:rsid w:val="002E638A"/>
-    <w:rsid w:val="002E778C"/>
-    <w:rsid w:val="002F1422"/>
-    <w:rsid w:val="002F3EE7"/>
-    <w:rsid w:val="002F4DCF"/>
-    <w:rsid w:val="002F569B"/>
-    <w:rsid w:val="002F5A89"/>
-    <w:rsid w:val="002F6EE9"/>
-    <w:rsid w:val="003047E9"/>
-    <w:rsid w:val="003061A0"/>
-    <w:rsid w:val="0030680A"/>
-    <w:rsid w:val="003125A4"/>
-    <w:rsid w:val="00317C7B"/>
-    <w:rsid w:val="00320EDE"/>
-    <w:rsid w:val="00321E17"/>
-    <w:rsid w:val="00323536"/>
-    <w:rsid w:val="00325322"/>
-    <w:rsid w:val="00333618"/>
-    <w:rsid w:val="00333DF0"/>
-    <w:rsid w:val="003341F2"/>
-    <w:rsid w:val="003400C7"/>
-    <w:rsid w:val="003413EA"/>
-    <w:rsid w:val="003463EA"/>
-    <w:rsid w:val="003467F6"/>
-    <w:rsid w:val="0034775A"/>
-    <w:rsid w:val="00347D28"/>
-    <w:rsid w:val="00353152"/>
-    <w:rsid w:val="00354388"/>
-    <w:rsid w:val="003577B6"/>
-    <w:rsid w:val="00360070"/>
-    <w:rsid w:val="00361022"/>
-    <w:rsid w:val="00365344"/>
-    <w:rsid w:val="003656EA"/>
-    <w:rsid w:val="00366D3B"/>
-    <w:rsid w:val="00366EC8"/>
-    <w:rsid w:val="00370406"/>
-    <w:rsid w:val="00370C27"/>
-    <w:rsid w:val="00373E78"/>
-    <w:rsid w:val="00380647"/>
-    <w:rsid w:val="00382093"/>
-    <w:rsid w:val="003854D2"/>
-    <w:rsid w:val="00385776"/>
-    <w:rsid w:val="0039030E"/>
-    <w:rsid w:val="00390BBF"/>
-    <w:rsid w:val="00390F2B"/>
-    <w:rsid w:val="00391336"/>
-    <w:rsid w:val="00392D24"/>
-    <w:rsid w:val="0039305E"/>
-    <w:rsid w:val="0039374F"/>
-    <w:rsid w:val="00397D42"/>
-    <w:rsid w:val="003A071B"/>
-    <w:rsid w:val="003A2384"/>
-    <w:rsid w:val="003A4011"/>
-    <w:rsid w:val="003A5CAB"/>
-    <w:rsid w:val="003A66C8"/>
-    <w:rsid w:val="003A6947"/>
-    <w:rsid w:val="003A7D14"/>
-    <w:rsid w:val="003B03B7"/>
-    <w:rsid w:val="003B180B"/>
-    <w:rsid w:val="003B3461"/>
-    <w:rsid w:val="003B42DD"/>
-    <w:rsid w:val="003B54B1"/>
-    <w:rsid w:val="003B5945"/>
-    <w:rsid w:val="003B6BA0"/>
-    <w:rsid w:val="003B7AAB"/>
-    <w:rsid w:val="003C0139"/>
-    <w:rsid w:val="003C2EF5"/>
-    <w:rsid w:val="003C5E8C"/>
-    <w:rsid w:val="003C7E95"/>
-    <w:rsid w:val="003D0475"/>
-    <w:rsid w:val="003D3222"/>
-    <w:rsid w:val="003D65B9"/>
-    <w:rsid w:val="003D7CB2"/>
-    <w:rsid w:val="003D7E82"/>
-    <w:rsid w:val="003E0C36"/>
-    <w:rsid w:val="003E144E"/>
-    <w:rsid w:val="003E1D11"/>
-    <w:rsid w:val="003E3B83"/>
-    <w:rsid w:val="003E6D05"/>
-    <w:rsid w:val="003F1D12"/>
-    <w:rsid w:val="003F22F3"/>
-    <w:rsid w:val="003F45FE"/>
-    <w:rsid w:val="003F70D8"/>
-    <w:rsid w:val="003F757D"/>
-    <w:rsid w:val="00400651"/>
-    <w:rsid w:val="00402140"/>
-    <w:rsid w:val="00404FB6"/>
-    <w:rsid w:val="00407BA8"/>
-    <w:rsid w:val="00410D37"/>
-    <w:rsid w:val="00411E9E"/>
-    <w:rsid w:val="0041638F"/>
-    <w:rsid w:val="00417663"/>
-    <w:rsid w:val="00420E1E"/>
-    <w:rsid w:val="004212F0"/>
-    <w:rsid w:val="00421AB4"/>
-    <w:rsid w:val="00424976"/>
-    <w:rsid w:val="0042609F"/>
-    <w:rsid w:val="00426AA6"/>
-    <w:rsid w:val="00426D7D"/>
-    <w:rsid w:val="004272E6"/>
-    <w:rsid w:val="004307C6"/>
-    <w:rsid w:val="004358A1"/>
-    <w:rsid w:val="00437470"/>
-    <w:rsid w:val="00437918"/>
-    <w:rsid w:val="00440340"/>
-    <w:rsid w:val="0044227A"/>
-    <w:rsid w:val="0044273E"/>
-    <w:rsid w:val="00444499"/>
-    <w:rsid w:val="00444A2D"/>
-    <w:rsid w:val="00450E20"/>
-    <w:rsid w:val="00453426"/>
-    <w:rsid w:val="004534F1"/>
-    <w:rsid w:val="004541A7"/>
-    <w:rsid w:val="00455E31"/>
-    <w:rsid w:val="00456699"/>
-    <w:rsid w:val="00462E48"/>
-    <w:rsid w:val="00463605"/>
-    <w:rsid w:val="0046435A"/>
-    <w:rsid w:val="004658DF"/>
-    <w:rsid w:val="00467193"/>
-    <w:rsid w:val="00467338"/>
-    <w:rsid w:val="004674A9"/>
-    <w:rsid w:val="00470482"/>
-    <w:rsid w:val="0047093A"/>
-    <w:rsid w:val="004726E2"/>
-    <w:rsid w:val="00474BE3"/>
-    <w:rsid w:val="0047675C"/>
-    <w:rsid w:val="004809BF"/>
-    <w:rsid w:val="004816D6"/>
-    <w:rsid w:val="00482387"/>
-    <w:rsid w:val="004840E7"/>
-    <w:rsid w:val="00484966"/>
-    <w:rsid w:val="004875A3"/>
-    <w:rsid w:val="00487CBD"/>
-    <w:rsid w:val="00490340"/>
-    <w:rsid w:val="00493392"/>
-    <w:rsid w:val="00495A2B"/>
-    <w:rsid w:val="004A1373"/>
-    <w:rsid w:val="004A317F"/>
-    <w:rsid w:val="004A613F"/>
-    <w:rsid w:val="004A651B"/>
-    <w:rsid w:val="004B0ED7"/>
-    <w:rsid w:val="004B1C90"/>
-    <w:rsid w:val="004B303B"/>
-    <w:rsid w:val="004B3F40"/>
-    <w:rsid w:val="004B3F79"/>
-    <w:rsid w:val="004B5F72"/>
-    <w:rsid w:val="004B70A3"/>
-    <w:rsid w:val="004C374E"/>
-    <w:rsid w:val="004C3AF8"/>
-    <w:rsid w:val="004C51DF"/>
-    <w:rsid w:val="004C5B05"/>
-    <w:rsid w:val="004C6CDD"/>
-    <w:rsid w:val="004D08C0"/>
-    <w:rsid w:val="004D199C"/>
-    <w:rsid w:val="004D24D9"/>
-    <w:rsid w:val="004D24FC"/>
-    <w:rsid w:val="004D33DD"/>
-    <w:rsid w:val="004D534E"/>
-    <w:rsid w:val="004D5609"/>
-    <w:rsid w:val="004D61A5"/>
-    <w:rsid w:val="004D7DCE"/>
-    <w:rsid w:val="004E005B"/>
-    <w:rsid w:val="004E17F5"/>
-    <w:rsid w:val="004E181F"/>
-    <w:rsid w:val="004E4350"/>
-    <w:rsid w:val="004E454A"/>
-    <w:rsid w:val="004E5AD4"/>
-    <w:rsid w:val="004E657C"/>
-    <w:rsid w:val="004E6B92"/>
-    <w:rsid w:val="004E6EA9"/>
-    <w:rsid w:val="004F05D8"/>
-    <w:rsid w:val="004F5839"/>
-    <w:rsid w:val="005043DF"/>
-    <w:rsid w:val="00505169"/>
-    <w:rsid w:val="00506036"/>
-    <w:rsid w:val="00506540"/>
-    <w:rsid w:val="005120FC"/>
-    <w:rsid w:val="005138B5"/>
-    <w:rsid w:val="00513B20"/>
-    <w:rsid w:val="005145F6"/>
-    <w:rsid w:val="005149BB"/>
-    <w:rsid w:val="005155E8"/>
-    <w:rsid w:val="005205E2"/>
-    <w:rsid w:val="00520BF6"/>
-    <w:rsid w:val="005219DA"/>
-    <w:rsid w:val="005234A9"/>
-    <w:rsid w:val="00525176"/>
-    <w:rsid w:val="005258C7"/>
-    <w:rsid w:val="00525D94"/>
-    <w:rsid w:val="005275FF"/>
-    <w:rsid w:val="00527A10"/>
-    <w:rsid w:val="00527C31"/>
-    <w:rsid w:val="005303E3"/>
-    <w:rsid w:val="00530935"/>
-    <w:rsid w:val="00532F67"/>
-    <w:rsid w:val="00532FB0"/>
-    <w:rsid w:val="005337A0"/>
-    <w:rsid w:val="00537B46"/>
-    <w:rsid w:val="005406A1"/>
-    <w:rsid w:val="005437BF"/>
-    <w:rsid w:val="00543C3E"/>
-    <w:rsid w:val="005444C2"/>
-    <w:rsid w:val="0054544D"/>
-    <w:rsid w:val="00546A5E"/>
-    <w:rsid w:val="00547DC4"/>
-    <w:rsid w:val="0055364E"/>
-    <w:rsid w:val="00553A5C"/>
-    <w:rsid w:val="00554939"/>
-    <w:rsid w:val="00557623"/>
-    <w:rsid w:val="00561D76"/>
-    <w:rsid w:val="005634DF"/>
-    <w:rsid w:val="005646A6"/>
-    <w:rsid w:val="00564FD0"/>
-    <w:rsid w:val="00571D7E"/>
-    <w:rsid w:val="00572162"/>
-    <w:rsid w:val="00575D8D"/>
-    <w:rsid w:val="005773ED"/>
-    <w:rsid w:val="00580ABC"/>
-    <w:rsid w:val="00582DE4"/>
-    <w:rsid w:val="005830E5"/>
-    <w:rsid w:val="005860E7"/>
-    <w:rsid w:val="0059041E"/>
-    <w:rsid w:val="0059089A"/>
-    <w:rsid w:val="00591062"/>
-    <w:rsid w:val="00591CAE"/>
-    <w:rsid w:val="00593710"/>
-    <w:rsid w:val="0059371A"/>
-    <w:rsid w:val="005A058C"/>
-    <w:rsid w:val="005A1760"/>
-    <w:rsid w:val="005A194F"/>
-    <w:rsid w:val="005A1A18"/>
-    <w:rsid w:val="005A2735"/>
-    <w:rsid w:val="005A28CB"/>
-    <w:rsid w:val="005A61C9"/>
-    <w:rsid w:val="005A6535"/>
-    <w:rsid w:val="005A695D"/>
-    <w:rsid w:val="005A79D8"/>
-    <w:rsid w:val="005B0140"/>
-    <w:rsid w:val="005B0AC0"/>
-    <w:rsid w:val="005B1772"/>
-    <w:rsid w:val="005B29CC"/>
-    <w:rsid w:val="005B2E91"/>
-    <w:rsid w:val="005B3E7F"/>
-    <w:rsid w:val="005B6154"/>
-    <w:rsid w:val="005C1F53"/>
-    <w:rsid w:val="005C36CC"/>
-    <w:rsid w:val="005C4B6A"/>
-    <w:rsid w:val="005C55A6"/>
-    <w:rsid w:val="005C6688"/>
-    <w:rsid w:val="005C6E82"/>
-    <w:rsid w:val="005C773F"/>
-    <w:rsid w:val="005C7C9E"/>
-    <w:rsid w:val="005D0E7D"/>
-    <w:rsid w:val="005D16E5"/>
-    <w:rsid w:val="005D312D"/>
-    <w:rsid w:val="005D41BE"/>
-    <w:rsid w:val="005D4DA0"/>
-    <w:rsid w:val="005D6B5D"/>
-    <w:rsid w:val="005D7664"/>
-    <w:rsid w:val="005E25F7"/>
-    <w:rsid w:val="005E31F9"/>
-    <w:rsid w:val="005E596E"/>
-    <w:rsid w:val="005E63D8"/>
-    <w:rsid w:val="005E7C0D"/>
-    <w:rsid w:val="005F2806"/>
-    <w:rsid w:val="005F3421"/>
-    <w:rsid w:val="005F6951"/>
-    <w:rsid w:val="005F7414"/>
-    <w:rsid w:val="00603518"/>
-    <w:rsid w:val="006052B6"/>
-    <w:rsid w:val="00610A04"/>
-    <w:rsid w:val="00610BAE"/>
-    <w:rsid w:val="0061396A"/>
-    <w:rsid w:val="006173CB"/>
-    <w:rsid w:val="0061791D"/>
-    <w:rsid w:val="00622A94"/>
-    <w:rsid w:val="006232E7"/>
-    <w:rsid w:val="00623B0F"/>
-    <w:rsid w:val="00623E10"/>
-    <w:rsid w:val="00623FE3"/>
-    <w:rsid w:val="006240F0"/>
-    <w:rsid w:val="0062612F"/>
-    <w:rsid w:val="00630AD5"/>
-    <w:rsid w:val="00631B75"/>
-    <w:rsid w:val="00633ECA"/>
-    <w:rsid w:val="00634B66"/>
-    <w:rsid w:val="006362AA"/>
-    <w:rsid w:val="0063743E"/>
-    <w:rsid w:val="00640394"/>
-    <w:rsid w:val="00643F8B"/>
-    <w:rsid w:val="00644757"/>
-    <w:rsid w:val="00647ADF"/>
-    <w:rsid w:val="0065146F"/>
-    <w:rsid w:val="00653F65"/>
-    <w:rsid w:val="00654B8B"/>
-    <w:rsid w:val="00657999"/>
-    <w:rsid w:val="00660C47"/>
-    <w:rsid w:val="006616A8"/>
-    <w:rsid w:val="0066322B"/>
-    <w:rsid w:val="006638B2"/>
-    <w:rsid w:val="00663FC9"/>
-    <w:rsid w:val="00665E44"/>
-    <w:rsid w:val="0066730B"/>
-    <w:rsid w:val="00667B85"/>
-    <w:rsid w:val="00673646"/>
-    <w:rsid w:val="00673AED"/>
-    <w:rsid w:val="00674637"/>
-    <w:rsid w:val="0067692F"/>
-    <w:rsid w:val="00681D81"/>
-    <w:rsid w:val="00681F47"/>
-    <w:rsid w:val="0068292D"/>
-    <w:rsid w:val="00684323"/>
-    <w:rsid w:val="0068462B"/>
-    <w:rsid w:val="00686861"/>
-    <w:rsid w:val="006879C9"/>
-    <w:rsid w:val="0069158E"/>
-    <w:rsid w:val="006926D7"/>
-    <w:rsid w:val="00693769"/>
-    <w:rsid w:val="00694692"/>
-    <w:rsid w:val="00697D6A"/>
-    <w:rsid w:val="006A0380"/>
-    <w:rsid w:val="006A15E3"/>
-    <w:rsid w:val="006A4D9F"/>
-    <w:rsid w:val="006A6443"/>
-    <w:rsid w:val="006A7258"/>
-    <w:rsid w:val="006A72AD"/>
-    <w:rsid w:val="006A740D"/>
-    <w:rsid w:val="006A75ED"/>
-    <w:rsid w:val="006B1BE9"/>
-    <w:rsid w:val="006B1E8B"/>
-    <w:rsid w:val="006B6CF8"/>
-    <w:rsid w:val="006C0059"/>
-    <w:rsid w:val="006C31D4"/>
-    <w:rsid w:val="006C36B5"/>
-    <w:rsid w:val="006C462C"/>
-    <w:rsid w:val="006D091E"/>
-    <w:rsid w:val="006D12F7"/>
-    <w:rsid w:val="006D14ED"/>
-    <w:rsid w:val="006D319C"/>
-    <w:rsid w:val="006D33F4"/>
-    <w:rsid w:val="006D5C0E"/>
-    <w:rsid w:val="006D6BD8"/>
-    <w:rsid w:val="006D7914"/>
-    <w:rsid w:val="006D7B2B"/>
-    <w:rsid w:val="006E2DAC"/>
-    <w:rsid w:val="006E2F26"/>
-    <w:rsid w:val="006E39A1"/>
-    <w:rsid w:val="006E6AC6"/>
-    <w:rsid w:val="006F07D4"/>
-    <w:rsid w:val="006F07F2"/>
-    <w:rsid w:val="006F146B"/>
-    <w:rsid w:val="006F1ADC"/>
-    <w:rsid w:val="006F4581"/>
-    <w:rsid w:val="006F5C82"/>
-    <w:rsid w:val="006F6937"/>
-    <w:rsid w:val="006F6AEB"/>
-    <w:rsid w:val="006F6B99"/>
-    <w:rsid w:val="00702362"/>
-    <w:rsid w:val="00702D14"/>
-    <w:rsid w:val="00703757"/>
-    <w:rsid w:val="007053FD"/>
-    <w:rsid w:val="00706F35"/>
-    <w:rsid w:val="007071F1"/>
-    <w:rsid w:val="00707A7F"/>
-    <w:rsid w:val="0071137F"/>
-    <w:rsid w:val="0071140A"/>
-    <w:rsid w:val="0071219A"/>
-    <w:rsid w:val="00712B06"/>
-    <w:rsid w:val="00713461"/>
-    <w:rsid w:val="00715119"/>
-    <w:rsid w:val="007153D0"/>
-    <w:rsid w:val="00720070"/>
-    <w:rsid w:val="00722CC4"/>
-    <w:rsid w:val="00725EF3"/>
-    <w:rsid w:val="0072756E"/>
-    <w:rsid w:val="00727FAC"/>
-    <w:rsid w:val="0073068E"/>
-    <w:rsid w:val="00730BDC"/>
-    <w:rsid w:val="007310F8"/>
-    <w:rsid w:val="007316EE"/>
-    <w:rsid w:val="00732095"/>
-    <w:rsid w:val="00733090"/>
-    <w:rsid w:val="0073590B"/>
-    <w:rsid w:val="00740072"/>
-    <w:rsid w:val="0074065A"/>
-    <w:rsid w:val="007408CA"/>
-    <w:rsid w:val="0074097E"/>
-    <w:rsid w:val="00741609"/>
-    <w:rsid w:val="00741AF1"/>
-    <w:rsid w:val="007451A4"/>
-    <w:rsid w:val="00745397"/>
-    <w:rsid w:val="00745790"/>
-    <w:rsid w:val="00747EB3"/>
-    <w:rsid w:val="00751AA0"/>
-    <w:rsid w:val="00751E41"/>
-    <w:rsid w:val="0075326E"/>
-    <w:rsid w:val="00754FC0"/>
-    <w:rsid w:val="00755EAC"/>
-    <w:rsid w:val="0076228A"/>
-    <w:rsid w:val="007629E7"/>
-    <w:rsid w:val="007656A1"/>
-    <w:rsid w:val="00766C77"/>
-    <w:rsid w:val="00767877"/>
-    <w:rsid w:val="007719DB"/>
-    <w:rsid w:val="0078034B"/>
-    <w:rsid w:val="00790182"/>
-    <w:rsid w:val="00790CFB"/>
-    <w:rsid w:val="00792B8C"/>
-    <w:rsid w:val="00794639"/>
-    <w:rsid w:val="00796032"/>
-    <w:rsid w:val="00797A42"/>
-    <w:rsid w:val="007A183A"/>
-    <w:rsid w:val="007A1A27"/>
-    <w:rsid w:val="007A629E"/>
-    <w:rsid w:val="007A69C6"/>
-    <w:rsid w:val="007B3BFE"/>
-    <w:rsid w:val="007B7688"/>
-    <w:rsid w:val="007C01C6"/>
-    <w:rsid w:val="007C027A"/>
-    <w:rsid w:val="007C12F0"/>
-    <w:rsid w:val="007C2700"/>
-    <w:rsid w:val="007C39DB"/>
-    <w:rsid w:val="007C417B"/>
-    <w:rsid w:val="007C4817"/>
-    <w:rsid w:val="007C4C62"/>
-    <w:rsid w:val="007C6E56"/>
-    <w:rsid w:val="007C7999"/>
-    <w:rsid w:val="007C7B9D"/>
-    <w:rsid w:val="007D043F"/>
-    <w:rsid w:val="007D04EC"/>
-    <w:rsid w:val="007D1D6A"/>
-    <w:rsid w:val="007D2785"/>
-    <w:rsid w:val="007D2EA6"/>
-    <w:rsid w:val="007D3016"/>
-    <w:rsid w:val="007D49E0"/>
-    <w:rsid w:val="007D7534"/>
-    <w:rsid w:val="007D7E3B"/>
-    <w:rsid w:val="007E03A5"/>
-    <w:rsid w:val="007E194E"/>
-    <w:rsid w:val="007E1EAD"/>
-    <w:rsid w:val="007E625B"/>
-    <w:rsid w:val="007E6318"/>
-    <w:rsid w:val="007F22F9"/>
-    <w:rsid w:val="007F4198"/>
-    <w:rsid w:val="007F4731"/>
-    <w:rsid w:val="007F4F2E"/>
-    <w:rsid w:val="007F572D"/>
-    <w:rsid w:val="00800107"/>
-    <w:rsid w:val="00801E15"/>
-    <w:rsid w:val="00803406"/>
-    <w:rsid w:val="008034C4"/>
-    <w:rsid w:val="0080540B"/>
-    <w:rsid w:val="00805B7E"/>
-    <w:rsid w:val="00811A27"/>
-    <w:rsid w:val="00813775"/>
-    <w:rsid w:val="0081409B"/>
-    <w:rsid w:val="00814152"/>
-    <w:rsid w:val="008142FE"/>
-    <w:rsid w:val="00814BE2"/>
-    <w:rsid w:val="00815494"/>
-    <w:rsid w:val="00816F4F"/>
-    <w:rsid w:val="0081768B"/>
-    <w:rsid w:val="00817D25"/>
-    <w:rsid w:val="00820169"/>
-    <w:rsid w:val="00821F48"/>
-    <w:rsid w:val="008324F1"/>
-    <w:rsid w:val="00833228"/>
-    <w:rsid w:val="0083352A"/>
-    <w:rsid w:val="00833B80"/>
-    <w:rsid w:val="00834853"/>
-    <w:rsid w:val="008402FF"/>
-    <w:rsid w:val="008410B7"/>
-    <w:rsid w:val="00841B99"/>
-    <w:rsid w:val="00843BCF"/>
-    <w:rsid w:val="008447CA"/>
-    <w:rsid w:val="00851DC0"/>
-    <w:rsid w:val="00851E8D"/>
-    <w:rsid w:val="0085304F"/>
-    <w:rsid w:val="008546BA"/>
-    <w:rsid w:val="00854CFB"/>
-    <w:rsid w:val="00854F2F"/>
-    <w:rsid w:val="00855F13"/>
-    <w:rsid w:val="00856A7D"/>
-    <w:rsid w:val="008579A6"/>
-    <w:rsid w:val="00861DA3"/>
-    <w:rsid w:val="00861DAF"/>
-    <w:rsid w:val="00861FD1"/>
-    <w:rsid w:val="0086212E"/>
-    <w:rsid w:val="008623E6"/>
-    <w:rsid w:val="00862A0A"/>
-    <w:rsid w:val="00862C3A"/>
-    <w:rsid w:val="008663DB"/>
-    <w:rsid w:val="00867F00"/>
-    <w:rsid w:val="00870C6D"/>
-    <w:rsid w:val="00871AA0"/>
-    <w:rsid w:val="00872A25"/>
-    <w:rsid w:val="008730FC"/>
-    <w:rsid w:val="00875559"/>
-    <w:rsid w:val="0087762A"/>
-    <w:rsid w:val="00881806"/>
-    <w:rsid w:val="008828CD"/>
-    <w:rsid w:val="00883B1D"/>
-    <w:rsid w:val="008852E6"/>
-    <w:rsid w:val="00891C0C"/>
-    <w:rsid w:val="0089213D"/>
-    <w:rsid w:val="008949EA"/>
-    <w:rsid w:val="008955EB"/>
-    <w:rsid w:val="00896D23"/>
-    <w:rsid w:val="008974C8"/>
-    <w:rsid w:val="008A0C6E"/>
-    <w:rsid w:val="008A0FCA"/>
-    <w:rsid w:val="008A2D1C"/>
-    <w:rsid w:val="008A4544"/>
-    <w:rsid w:val="008A56B1"/>
-    <w:rsid w:val="008A7A42"/>
-    <w:rsid w:val="008B06F0"/>
-    <w:rsid w:val="008B0758"/>
-    <w:rsid w:val="008B249E"/>
-    <w:rsid w:val="008B26E5"/>
-    <w:rsid w:val="008B6CE8"/>
-    <w:rsid w:val="008B7344"/>
-    <w:rsid w:val="008B7EF3"/>
-    <w:rsid w:val="008C0266"/>
-    <w:rsid w:val="008C0369"/>
-    <w:rsid w:val="008C050C"/>
-    <w:rsid w:val="008C2C81"/>
-    <w:rsid w:val="008C5E43"/>
-    <w:rsid w:val="008C71AE"/>
-    <w:rsid w:val="008C7DB5"/>
-    <w:rsid w:val="008C7EF2"/>
-    <w:rsid w:val="008D0549"/>
-    <w:rsid w:val="008D16CE"/>
-    <w:rsid w:val="008D16E7"/>
-    <w:rsid w:val="008D2B23"/>
-    <w:rsid w:val="008D2F70"/>
-    <w:rsid w:val="008D3E46"/>
-    <w:rsid w:val="008D5DAC"/>
-    <w:rsid w:val="008D7F95"/>
-    <w:rsid w:val="008E15A0"/>
-    <w:rsid w:val="008E521C"/>
-    <w:rsid w:val="008E54B8"/>
-    <w:rsid w:val="008E5B09"/>
-    <w:rsid w:val="008E7E6C"/>
-    <w:rsid w:val="008F0409"/>
-    <w:rsid w:val="008F2250"/>
-    <w:rsid w:val="008F40E0"/>
-    <w:rsid w:val="008F5DCE"/>
-    <w:rsid w:val="00903198"/>
-    <w:rsid w:val="00904DB2"/>
-    <w:rsid w:val="009069CD"/>
-    <w:rsid w:val="00906D7D"/>
-    <w:rsid w:val="00907AD3"/>
-    <w:rsid w:val="009100A9"/>
-    <w:rsid w:val="00910868"/>
-    <w:rsid w:val="00910CBA"/>
-    <w:rsid w:val="009178FE"/>
-    <w:rsid w:val="00920764"/>
-    <w:rsid w:val="0092274F"/>
-    <w:rsid w:val="00926990"/>
-    <w:rsid w:val="00931500"/>
-    <w:rsid w:val="00931C9D"/>
-    <w:rsid w:val="00934EC9"/>
-    <w:rsid w:val="009352C8"/>
-    <w:rsid w:val="00935660"/>
-    <w:rsid w:val="00935BC3"/>
-    <w:rsid w:val="009417D9"/>
-    <w:rsid w:val="00942CAE"/>
-    <w:rsid w:val="00943F30"/>
-    <w:rsid w:val="00944E60"/>
-    <w:rsid w:val="0094520E"/>
-    <w:rsid w:val="00945442"/>
-    <w:rsid w:val="00945676"/>
-    <w:rsid w:val="0094753B"/>
-    <w:rsid w:val="009500B7"/>
-    <w:rsid w:val="00951781"/>
-    <w:rsid w:val="00951827"/>
-    <w:rsid w:val="00954842"/>
-    <w:rsid w:val="00956F37"/>
-    <w:rsid w:val="00957C94"/>
-    <w:rsid w:val="009612A3"/>
-    <w:rsid w:val="0096140D"/>
-    <w:rsid w:val="009626DC"/>
-    <w:rsid w:val="00963247"/>
-    <w:rsid w:val="009666ED"/>
-    <w:rsid w:val="009679FE"/>
-    <w:rsid w:val="00970C1A"/>
-    <w:rsid w:val="00970E0C"/>
-    <w:rsid w:val="0097111E"/>
-    <w:rsid w:val="00972C56"/>
-    <w:rsid w:val="00972E8B"/>
-    <w:rsid w:val="009750F7"/>
-    <w:rsid w:val="00975A33"/>
-    <w:rsid w:val="0097764D"/>
-    <w:rsid w:val="00977A34"/>
-    <w:rsid w:val="00984221"/>
-    <w:rsid w:val="0098430C"/>
-    <w:rsid w:val="00985067"/>
-    <w:rsid w:val="0098551A"/>
-    <w:rsid w:val="0098735D"/>
-    <w:rsid w:val="00987472"/>
-    <w:rsid w:val="009901EF"/>
-    <w:rsid w:val="0099031D"/>
-    <w:rsid w:val="00993162"/>
-    <w:rsid w:val="00994425"/>
-    <w:rsid w:val="009A2946"/>
-    <w:rsid w:val="009A3BBB"/>
-    <w:rsid w:val="009A6B39"/>
-    <w:rsid w:val="009B0AAE"/>
-    <w:rsid w:val="009B3FCD"/>
-    <w:rsid w:val="009B65AA"/>
-    <w:rsid w:val="009B6A17"/>
-    <w:rsid w:val="009B6D40"/>
-    <w:rsid w:val="009B7FF7"/>
-    <w:rsid w:val="009C0C11"/>
-    <w:rsid w:val="009C0D3E"/>
-    <w:rsid w:val="009C19EF"/>
-    <w:rsid w:val="009C1D40"/>
-    <w:rsid w:val="009C63E3"/>
-    <w:rsid w:val="009C69DF"/>
-    <w:rsid w:val="009C79D4"/>
-    <w:rsid w:val="009C7DF2"/>
-    <w:rsid w:val="009D12B2"/>
-    <w:rsid w:val="009D2C5C"/>
-    <w:rsid w:val="009E13CB"/>
-    <w:rsid w:val="009E227E"/>
-    <w:rsid w:val="009E2E52"/>
-    <w:rsid w:val="009E6DF6"/>
-    <w:rsid w:val="009F34D8"/>
-    <w:rsid w:val="009F3EA7"/>
-    <w:rsid w:val="009F4A29"/>
-    <w:rsid w:val="009F4F7A"/>
-    <w:rsid w:val="009F5161"/>
-    <w:rsid w:val="009F52B9"/>
-    <w:rsid w:val="009F5FDA"/>
-    <w:rsid w:val="00A03151"/>
-    <w:rsid w:val="00A04735"/>
-    <w:rsid w:val="00A05425"/>
-    <w:rsid w:val="00A06790"/>
-    <w:rsid w:val="00A11B43"/>
-    <w:rsid w:val="00A12DE2"/>
-    <w:rsid w:val="00A1336E"/>
-    <w:rsid w:val="00A17602"/>
-    <w:rsid w:val="00A17879"/>
-    <w:rsid w:val="00A24221"/>
-    <w:rsid w:val="00A25487"/>
-    <w:rsid w:val="00A25B5C"/>
-    <w:rsid w:val="00A267F1"/>
-    <w:rsid w:val="00A273D8"/>
-    <w:rsid w:val="00A3305D"/>
-    <w:rsid w:val="00A34548"/>
-    <w:rsid w:val="00A34FC4"/>
-    <w:rsid w:val="00A35B54"/>
-    <w:rsid w:val="00A3615C"/>
-    <w:rsid w:val="00A362CB"/>
-    <w:rsid w:val="00A40523"/>
-    <w:rsid w:val="00A42C5F"/>
-    <w:rsid w:val="00A460B4"/>
-    <w:rsid w:val="00A466C6"/>
-    <w:rsid w:val="00A503F0"/>
-    <w:rsid w:val="00A559B7"/>
-    <w:rsid w:val="00A57C83"/>
-    <w:rsid w:val="00A601FA"/>
-    <w:rsid w:val="00A640C4"/>
-    <w:rsid w:val="00A647AB"/>
-    <w:rsid w:val="00A648AB"/>
-    <w:rsid w:val="00A64ED4"/>
-    <w:rsid w:val="00A655F1"/>
-    <w:rsid w:val="00A66389"/>
-    <w:rsid w:val="00A678E1"/>
-    <w:rsid w:val="00A71892"/>
-    <w:rsid w:val="00A7450B"/>
-    <w:rsid w:val="00A75813"/>
-    <w:rsid w:val="00A77134"/>
-    <w:rsid w:val="00A77743"/>
-    <w:rsid w:val="00A8692D"/>
-    <w:rsid w:val="00A90F05"/>
-    <w:rsid w:val="00A91095"/>
-    <w:rsid w:val="00A91D67"/>
-    <w:rsid w:val="00A928CA"/>
-    <w:rsid w:val="00A944F2"/>
-    <w:rsid w:val="00A948E0"/>
-    <w:rsid w:val="00A952E0"/>
-    <w:rsid w:val="00A955E1"/>
-    <w:rsid w:val="00A97738"/>
-    <w:rsid w:val="00AA0C24"/>
-    <w:rsid w:val="00AA0CEE"/>
-    <w:rsid w:val="00AA4A15"/>
-    <w:rsid w:val="00AA5253"/>
-    <w:rsid w:val="00AA5356"/>
-    <w:rsid w:val="00AB0857"/>
-    <w:rsid w:val="00AB151A"/>
-    <w:rsid w:val="00AB1539"/>
-    <w:rsid w:val="00AB1819"/>
-    <w:rsid w:val="00AB36EB"/>
-    <w:rsid w:val="00AB637F"/>
-    <w:rsid w:val="00AC0B97"/>
-    <w:rsid w:val="00AC1264"/>
-    <w:rsid w:val="00AC1334"/>
-    <w:rsid w:val="00AC29A1"/>
-    <w:rsid w:val="00AC2B1D"/>
-    <w:rsid w:val="00AC4BFD"/>
-    <w:rsid w:val="00AD0334"/>
-    <w:rsid w:val="00AD4D0F"/>
-    <w:rsid w:val="00AE04DA"/>
-    <w:rsid w:val="00AE31E6"/>
-    <w:rsid w:val="00AE32D2"/>
-    <w:rsid w:val="00AE5104"/>
-    <w:rsid w:val="00AE5D7D"/>
-    <w:rsid w:val="00AF029B"/>
-    <w:rsid w:val="00AF1AB7"/>
-    <w:rsid w:val="00AF36DA"/>
-    <w:rsid w:val="00AF3C3C"/>
-    <w:rsid w:val="00AF577C"/>
-    <w:rsid w:val="00AF62F2"/>
-    <w:rsid w:val="00AF6C91"/>
-    <w:rsid w:val="00B00146"/>
-    <w:rsid w:val="00B00175"/>
-    <w:rsid w:val="00B01A2B"/>
-    <w:rsid w:val="00B01AD8"/>
-    <w:rsid w:val="00B058AA"/>
-    <w:rsid w:val="00B10E15"/>
-    <w:rsid w:val="00B12038"/>
-    <w:rsid w:val="00B12E16"/>
-    <w:rsid w:val="00B16137"/>
-    <w:rsid w:val="00B1655B"/>
-    <w:rsid w:val="00B16F06"/>
-    <w:rsid w:val="00B16FE9"/>
-    <w:rsid w:val="00B2082F"/>
-    <w:rsid w:val="00B21CC2"/>
-    <w:rsid w:val="00B23A82"/>
-    <w:rsid w:val="00B248A4"/>
-    <w:rsid w:val="00B30B92"/>
-    <w:rsid w:val="00B327D0"/>
-    <w:rsid w:val="00B34CE7"/>
-    <w:rsid w:val="00B40FF1"/>
-    <w:rsid w:val="00B41FB7"/>
-    <w:rsid w:val="00B429E9"/>
-    <w:rsid w:val="00B468C4"/>
-    <w:rsid w:val="00B47D10"/>
-    <w:rsid w:val="00B5483C"/>
-    <w:rsid w:val="00B5545C"/>
-    <w:rsid w:val="00B562E1"/>
-    <w:rsid w:val="00B57970"/>
-    <w:rsid w:val="00B60976"/>
-    <w:rsid w:val="00B62C3E"/>
-    <w:rsid w:val="00B64CB2"/>
-    <w:rsid w:val="00B65202"/>
-    <w:rsid w:val="00B66504"/>
-    <w:rsid w:val="00B7035C"/>
-    <w:rsid w:val="00B71F0F"/>
-    <w:rsid w:val="00B73759"/>
-    <w:rsid w:val="00B74E70"/>
-    <w:rsid w:val="00B75938"/>
-    <w:rsid w:val="00B776E6"/>
-    <w:rsid w:val="00B8059E"/>
-    <w:rsid w:val="00B80775"/>
-    <w:rsid w:val="00B80B86"/>
-    <w:rsid w:val="00B82A39"/>
-    <w:rsid w:val="00B917E6"/>
-    <w:rsid w:val="00B92C8B"/>
-    <w:rsid w:val="00BA08E0"/>
-    <w:rsid w:val="00BA0DE3"/>
-    <w:rsid w:val="00BA13B3"/>
-    <w:rsid w:val="00BB1E07"/>
-    <w:rsid w:val="00BB28DA"/>
-    <w:rsid w:val="00BB2FDD"/>
-    <w:rsid w:val="00BB384C"/>
-    <w:rsid w:val="00BB4606"/>
-    <w:rsid w:val="00BB6B8B"/>
-    <w:rsid w:val="00BC0787"/>
-    <w:rsid w:val="00BC0833"/>
-    <w:rsid w:val="00BC08CD"/>
-    <w:rsid w:val="00BC0C3D"/>
-    <w:rsid w:val="00BC294F"/>
-    <w:rsid w:val="00BC3F5A"/>
-    <w:rsid w:val="00BC4559"/>
-    <w:rsid w:val="00BC49FE"/>
-    <w:rsid w:val="00BC5442"/>
-    <w:rsid w:val="00BC6E5D"/>
-    <w:rsid w:val="00BC7515"/>
-    <w:rsid w:val="00BD1235"/>
-    <w:rsid w:val="00BD2666"/>
-    <w:rsid w:val="00BD37F8"/>
-    <w:rsid w:val="00BD5178"/>
-    <w:rsid w:val="00BD5292"/>
-    <w:rsid w:val="00BD61D1"/>
-    <w:rsid w:val="00BE1745"/>
-    <w:rsid w:val="00BE3A3D"/>
-    <w:rsid w:val="00BE5051"/>
-    <w:rsid w:val="00BE52FD"/>
-    <w:rsid w:val="00BE5BC1"/>
-    <w:rsid w:val="00BF05C9"/>
-    <w:rsid w:val="00BF0A24"/>
-    <w:rsid w:val="00BF3199"/>
-    <w:rsid w:val="00BF5187"/>
-    <w:rsid w:val="00BF73C5"/>
-    <w:rsid w:val="00C042E5"/>
-    <w:rsid w:val="00C04632"/>
-    <w:rsid w:val="00C04928"/>
-    <w:rsid w:val="00C103E6"/>
-    <w:rsid w:val="00C119B2"/>
-    <w:rsid w:val="00C144EC"/>
-    <w:rsid w:val="00C144F0"/>
-    <w:rsid w:val="00C22491"/>
-    <w:rsid w:val="00C23FEB"/>
-    <w:rsid w:val="00C2539F"/>
-    <w:rsid w:val="00C25EB9"/>
-    <w:rsid w:val="00C26594"/>
-    <w:rsid w:val="00C311D8"/>
-    <w:rsid w:val="00C33E93"/>
-    <w:rsid w:val="00C3436C"/>
-    <w:rsid w:val="00C35055"/>
-    <w:rsid w:val="00C41561"/>
-    <w:rsid w:val="00C416AB"/>
-    <w:rsid w:val="00C41D04"/>
-    <w:rsid w:val="00C425DC"/>
-    <w:rsid w:val="00C42ACB"/>
-    <w:rsid w:val="00C50669"/>
-    <w:rsid w:val="00C50FD7"/>
-    <w:rsid w:val="00C558F6"/>
-    <w:rsid w:val="00C575B7"/>
-    <w:rsid w:val="00C5775A"/>
-    <w:rsid w:val="00C60673"/>
-    <w:rsid w:val="00C60AD4"/>
-    <w:rsid w:val="00C6343C"/>
-    <w:rsid w:val="00C63463"/>
-    <w:rsid w:val="00C63D93"/>
-    <w:rsid w:val="00C63F30"/>
-    <w:rsid w:val="00C674DF"/>
-    <w:rsid w:val="00C70303"/>
-    <w:rsid w:val="00C7237C"/>
-    <w:rsid w:val="00C73C86"/>
-    <w:rsid w:val="00C74EE2"/>
-    <w:rsid w:val="00C776E6"/>
-    <w:rsid w:val="00C81146"/>
-    <w:rsid w:val="00C81C51"/>
-    <w:rsid w:val="00C83E29"/>
-    <w:rsid w:val="00C83FB9"/>
-    <w:rsid w:val="00C8496C"/>
-    <w:rsid w:val="00C9325D"/>
-    <w:rsid w:val="00C940DD"/>
-    <w:rsid w:val="00C96557"/>
-    <w:rsid w:val="00C979A0"/>
-    <w:rsid w:val="00CA0059"/>
-    <w:rsid w:val="00CA0166"/>
-    <w:rsid w:val="00CA0579"/>
-    <w:rsid w:val="00CA08BF"/>
-    <w:rsid w:val="00CA0FD7"/>
-    <w:rsid w:val="00CA3EB2"/>
-    <w:rsid w:val="00CA5394"/>
-    <w:rsid w:val="00CA7A8C"/>
-    <w:rsid w:val="00CB0D10"/>
-    <w:rsid w:val="00CB2B4F"/>
-    <w:rsid w:val="00CB50CF"/>
-    <w:rsid w:val="00CB5D8D"/>
-    <w:rsid w:val="00CC008B"/>
-    <w:rsid w:val="00CC05C0"/>
-    <w:rsid w:val="00CC1EFD"/>
-    <w:rsid w:val="00CC33AA"/>
-    <w:rsid w:val="00CC33B4"/>
-    <w:rsid w:val="00CC4F43"/>
-    <w:rsid w:val="00CC57C9"/>
-    <w:rsid w:val="00CD1CEF"/>
-    <w:rsid w:val="00CD3692"/>
-    <w:rsid w:val="00CD41AF"/>
-    <w:rsid w:val="00CD6EFA"/>
-    <w:rsid w:val="00CD757F"/>
-    <w:rsid w:val="00CD7A22"/>
-    <w:rsid w:val="00CD7D0D"/>
-    <w:rsid w:val="00CE3066"/>
-    <w:rsid w:val="00CE58A8"/>
-    <w:rsid w:val="00CE649B"/>
-    <w:rsid w:val="00CE7354"/>
-    <w:rsid w:val="00CF072A"/>
-    <w:rsid w:val="00CF1FB9"/>
-    <w:rsid w:val="00CF2B07"/>
-    <w:rsid w:val="00CF3966"/>
-    <w:rsid w:val="00CF59E0"/>
-    <w:rsid w:val="00CF65D3"/>
-    <w:rsid w:val="00D01125"/>
-    <w:rsid w:val="00D0272D"/>
-    <w:rsid w:val="00D031F5"/>
-    <w:rsid w:val="00D035DC"/>
-    <w:rsid w:val="00D05460"/>
-    <w:rsid w:val="00D05E59"/>
-    <w:rsid w:val="00D10403"/>
-    <w:rsid w:val="00D1054D"/>
-    <w:rsid w:val="00D11E33"/>
-    <w:rsid w:val="00D11ECE"/>
-    <w:rsid w:val="00D1334C"/>
-    <w:rsid w:val="00D137F3"/>
-    <w:rsid w:val="00D13C26"/>
-    <w:rsid w:val="00D20D0D"/>
-    <w:rsid w:val="00D2180D"/>
-    <w:rsid w:val="00D23765"/>
-    <w:rsid w:val="00D23772"/>
-    <w:rsid w:val="00D260E4"/>
-    <w:rsid w:val="00D2771F"/>
-    <w:rsid w:val="00D30020"/>
-    <w:rsid w:val="00D30542"/>
-    <w:rsid w:val="00D30591"/>
-    <w:rsid w:val="00D30614"/>
-    <w:rsid w:val="00D33BE7"/>
-    <w:rsid w:val="00D3437A"/>
-    <w:rsid w:val="00D34F35"/>
-    <w:rsid w:val="00D368F4"/>
-    <w:rsid w:val="00D3739E"/>
-    <w:rsid w:val="00D41B9F"/>
-    <w:rsid w:val="00D42E25"/>
-    <w:rsid w:val="00D46294"/>
-    <w:rsid w:val="00D5040F"/>
-    <w:rsid w:val="00D50857"/>
-    <w:rsid w:val="00D5404C"/>
-    <w:rsid w:val="00D557F3"/>
-    <w:rsid w:val="00D60D4B"/>
-    <w:rsid w:val="00D66DDD"/>
-    <w:rsid w:val="00D6784B"/>
-    <w:rsid w:val="00D71858"/>
-    <w:rsid w:val="00D72534"/>
-    <w:rsid w:val="00D73350"/>
-    <w:rsid w:val="00D73607"/>
-    <w:rsid w:val="00D7528D"/>
-    <w:rsid w:val="00D76D65"/>
-    <w:rsid w:val="00D81181"/>
-    <w:rsid w:val="00D81424"/>
-    <w:rsid w:val="00D82B57"/>
-    <w:rsid w:val="00D841E3"/>
-    <w:rsid w:val="00D86BD7"/>
-    <w:rsid w:val="00D90083"/>
-    <w:rsid w:val="00D92882"/>
-    <w:rsid w:val="00D933A5"/>
-    <w:rsid w:val="00D9414C"/>
-    <w:rsid w:val="00D942F7"/>
-    <w:rsid w:val="00DA0B98"/>
-    <w:rsid w:val="00DA20D5"/>
-    <w:rsid w:val="00DA2C6D"/>
-    <w:rsid w:val="00DA3092"/>
-    <w:rsid w:val="00DA7D2D"/>
-    <w:rsid w:val="00DB019D"/>
-    <w:rsid w:val="00DB0354"/>
-    <w:rsid w:val="00DB054D"/>
-    <w:rsid w:val="00DB1280"/>
-    <w:rsid w:val="00DB1643"/>
-    <w:rsid w:val="00DB1F23"/>
-    <w:rsid w:val="00DB24A6"/>
-    <w:rsid w:val="00DB2E86"/>
-    <w:rsid w:val="00DB588E"/>
-    <w:rsid w:val="00DB5F1D"/>
-    <w:rsid w:val="00DB6401"/>
-    <w:rsid w:val="00DB67B7"/>
-    <w:rsid w:val="00DB6F55"/>
-    <w:rsid w:val="00DB7E28"/>
-    <w:rsid w:val="00DC7944"/>
-    <w:rsid w:val="00DD112E"/>
-    <w:rsid w:val="00DD16D1"/>
-    <w:rsid w:val="00DD3244"/>
-    <w:rsid w:val="00DD3248"/>
-    <w:rsid w:val="00DD4D29"/>
-    <w:rsid w:val="00DD7463"/>
-    <w:rsid w:val="00DE1E4A"/>
-    <w:rsid w:val="00DE2AA9"/>
-    <w:rsid w:val="00DE5D3B"/>
-    <w:rsid w:val="00DE5FC0"/>
-    <w:rsid w:val="00DE6213"/>
-    <w:rsid w:val="00DF236E"/>
-    <w:rsid w:val="00DF2969"/>
-    <w:rsid w:val="00DF33EA"/>
-    <w:rsid w:val="00DF36D1"/>
-    <w:rsid w:val="00DF5283"/>
-    <w:rsid w:val="00DF6C32"/>
-    <w:rsid w:val="00E03928"/>
-    <w:rsid w:val="00E049D0"/>
-    <w:rsid w:val="00E06BD9"/>
-    <w:rsid w:val="00E10164"/>
-    <w:rsid w:val="00E11649"/>
-    <w:rsid w:val="00E12DCA"/>
-    <w:rsid w:val="00E13157"/>
-    <w:rsid w:val="00E150A3"/>
-    <w:rsid w:val="00E15A06"/>
-    <w:rsid w:val="00E16D4E"/>
-    <w:rsid w:val="00E16DC7"/>
-    <w:rsid w:val="00E17428"/>
-    <w:rsid w:val="00E17E8A"/>
-    <w:rsid w:val="00E20D0D"/>
-    <w:rsid w:val="00E2181A"/>
-    <w:rsid w:val="00E22C18"/>
-    <w:rsid w:val="00E23966"/>
-    <w:rsid w:val="00E25C66"/>
-    <w:rsid w:val="00E26032"/>
-    <w:rsid w:val="00E279CF"/>
-    <w:rsid w:val="00E3100D"/>
-    <w:rsid w:val="00E32402"/>
-    <w:rsid w:val="00E36CAC"/>
-    <w:rsid w:val="00E3749C"/>
-    <w:rsid w:val="00E40820"/>
-    <w:rsid w:val="00E4083E"/>
-    <w:rsid w:val="00E46704"/>
-    <w:rsid w:val="00E53131"/>
-    <w:rsid w:val="00E56DCB"/>
-    <w:rsid w:val="00E6098F"/>
-    <w:rsid w:val="00E614D1"/>
-    <w:rsid w:val="00E64A7D"/>
-    <w:rsid w:val="00E65E9A"/>
-    <w:rsid w:val="00E66159"/>
-    <w:rsid w:val="00E6700E"/>
-    <w:rsid w:val="00E6761F"/>
-    <w:rsid w:val="00E67F45"/>
-    <w:rsid w:val="00E70352"/>
-    <w:rsid w:val="00E73B2F"/>
-    <w:rsid w:val="00E75ADF"/>
-    <w:rsid w:val="00E768B0"/>
-    <w:rsid w:val="00E76C36"/>
-    <w:rsid w:val="00E81943"/>
-    <w:rsid w:val="00E81B63"/>
-    <w:rsid w:val="00E82376"/>
-    <w:rsid w:val="00E82882"/>
-    <w:rsid w:val="00E872A8"/>
-    <w:rsid w:val="00E92EEB"/>
-    <w:rsid w:val="00E94338"/>
-    <w:rsid w:val="00E95BAD"/>
-    <w:rsid w:val="00EA2347"/>
-    <w:rsid w:val="00EA525F"/>
-    <w:rsid w:val="00EA75B5"/>
-    <w:rsid w:val="00EB05F3"/>
-    <w:rsid w:val="00EB0ED3"/>
-    <w:rsid w:val="00EB2287"/>
-    <w:rsid w:val="00EB334A"/>
-    <w:rsid w:val="00EB37E6"/>
-    <w:rsid w:val="00EB3C6C"/>
-    <w:rsid w:val="00EB4D24"/>
-    <w:rsid w:val="00EB57E8"/>
-    <w:rsid w:val="00EB6659"/>
-    <w:rsid w:val="00EB71A4"/>
-    <w:rsid w:val="00EB7BC3"/>
-    <w:rsid w:val="00EC0DCC"/>
-    <w:rsid w:val="00EC17E6"/>
-    <w:rsid w:val="00EC2B1F"/>
-    <w:rsid w:val="00EC631A"/>
-    <w:rsid w:val="00ED4E30"/>
-    <w:rsid w:val="00ED7597"/>
-    <w:rsid w:val="00EE16B1"/>
-    <w:rsid w:val="00EE393E"/>
-    <w:rsid w:val="00EE3EC9"/>
-    <w:rsid w:val="00EE6615"/>
-    <w:rsid w:val="00EF11EF"/>
-    <w:rsid w:val="00EF32DE"/>
-    <w:rsid w:val="00F02364"/>
-    <w:rsid w:val="00F03AA0"/>
-    <w:rsid w:val="00F03CC3"/>
-    <w:rsid w:val="00F05AF2"/>
-    <w:rsid w:val="00F06EE0"/>
-    <w:rsid w:val="00F06FC3"/>
-    <w:rsid w:val="00F113E0"/>
-    <w:rsid w:val="00F128C9"/>
-    <w:rsid w:val="00F12CB0"/>
-    <w:rsid w:val="00F13B17"/>
-    <w:rsid w:val="00F155F4"/>
-    <w:rsid w:val="00F15AF4"/>
-    <w:rsid w:val="00F166DB"/>
-    <w:rsid w:val="00F200E3"/>
-    <w:rsid w:val="00F215FE"/>
-    <w:rsid w:val="00F2168C"/>
-    <w:rsid w:val="00F219BC"/>
-    <w:rsid w:val="00F21C4D"/>
-    <w:rsid w:val="00F22856"/>
-    <w:rsid w:val="00F22A44"/>
-    <w:rsid w:val="00F22AAB"/>
-    <w:rsid w:val="00F23250"/>
-    <w:rsid w:val="00F242D8"/>
-    <w:rsid w:val="00F30540"/>
-    <w:rsid w:val="00F3098E"/>
-    <w:rsid w:val="00F34743"/>
-    <w:rsid w:val="00F34DE4"/>
-    <w:rsid w:val="00F351F3"/>
-    <w:rsid w:val="00F400F5"/>
-    <w:rsid w:val="00F409F9"/>
-    <w:rsid w:val="00F432E3"/>
-    <w:rsid w:val="00F45CB0"/>
-    <w:rsid w:val="00F46855"/>
-    <w:rsid w:val="00F503AC"/>
-    <w:rsid w:val="00F50D83"/>
-    <w:rsid w:val="00F52C88"/>
-    <w:rsid w:val="00F54AA5"/>
-    <w:rsid w:val="00F55076"/>
-    <w:rsid w:val="00F60BF0"/>
-    <w:rsid w:val="00F61DB5"/>
-    <w:rsid w:val="00F63B91"/>
-    <w:rsid w:val="00F64E58"/>
-    <w:rsid w:val="00F662D2"/>
-    <w:rsid w:val="00F70DD9"/>
-    <w:rsid w:val="00F74476"/>
-    <w:rsid w:val="00F751D9"/>
-    <w:rsid w:val="00F77986"/>
-    <w:rsid w:val="00F826E3"/>
-    <w:rsid w:val="00F84B52"/>
-    <w:rsid w:val="00F90462"/>
-    <w:rsid w:val="00F92BE1"/>
-    <w:rsid w:val="00F92FBF"/>
-    <w:rsid w:val="00F930EC"/>
-    <w:rsid w:val="00F9365F"/>
-    <w:rsid w:val="00F94B60"/>
-    <w:rsid w:val="00F95023"/>
-    <w:rsid w:val="00F975AF"/>
-    <w:rsid w:val="00F97B19"/>
-    <w:rsid w:val="00F97E52"/>
-    <w:rsid w:val="00FA195B"/>
-    <w:rsid w:val="00FA1BA0"/>
-    <w:rsid w:val="00FA4D53"/>
-    <w:rsid w:val="00FA64F0"/>
-    <w:rsid w:val="00FA6A79"/>
-    <w:rsid w:val="00FB00C6"/>
-    <w:rsid w:val="00FB11E6"/>
-    <w:rsid w:val="00FB2DAF"/>
-    <w:rsid w:val="00FB3499"/>
-    <w:rsid w:val="00FB5A58"/>
-    <w:rsid w:val="00FB7F5A"/>
-    <w:rsid w:val="00FC1323"/>
-    <w:rsid w:val="00FC1AE2"/>
-    <w:rsid w:val="00FC1ED5"/>
-    <w:rsid w:val="00FC2EBC"/>
-    <w:rsid w:val="00FC334A"/>
-    <w:rsid w:val="00FC345B"/>
-    <w:rsid w:val="00FC3511"/>
-    <w:rsid w:val="00FC4516"/>
-    <w:rsid w:val="00FC67C8"/>
-    <w:rsid w:val="00FC6B3C"/>
-    <w:rsid w:val="00FC6EE6"/>
-    <w:rsid w:val="00FC7781"/>
-    <w:rsid w:val="00FC794C"/>
-    <w:rsid w:val="00FD2F20"/>
-    <w:rsid w:val="00FD4703"/>
-    <w:rsid w:val="00FD4C4D"/>
-    <w:rsid w:val="00FD5682"/>
-    <w:rsid w:val="00FD6A09"/>
-    <w:rsid w:val="00FD7B86"/>
-    <w:rsid w:val="00FE08A0"/>
-    <w:rsid w:val="00FE33B6"/>
-    <w:rsid w:val="00FE524B"/>
-    <w:rsid w:val="00FE67C5"/>
-    <w:rsid w:val="00FE7800"/>
-    <w:rsid w:val="00FF0F32"/>
-    <w:rsid w:val="00FF1EAF"/>
-    <w:rsid w:val="00FF35F9"/>
-    <w:rsid w:val="00FF4177"/>
-    <w:rsid w:val="00FF55C4"/>
-    <w:rsid w:val="00FF6139"/>
-    <w:rsid w:val="00FF7855"/>
-    <w:rsid w:val="00FF7ED3"/>
-  </w:rsids>
-  <m:mathPr>
-    <m:mathFont m:val="Cambria Math"/>
-    <m:brkBin m:val="before"/>
-    <m:brkBinSub m:val="--"/>
-    <m:smallFrac/>
-    <m:dispDef/>
-    <m:lMargin m:val="0"/>
-    <m:rMargin m:val="0"/>
-    <m:defJc m:val="centerGroup"/>
-    <m:wrapIndent m:val="1440"/>
-    <m:intLim m:val="subSup"/>
-    <m:naryLim m:val="undOvr"/>
-  </m:mathPr>
-  <w:themeFontLang w:val="en-US"/>
-  <w:clrSchemeMapping w:bg1="light1" w:t1="dark1" w:bg2="light2" w:t2="dark2" w:accent1="accent1" w:accent2="accent2" w:accent3="accent3" w:accent4="accent4" w:accent5="accent5" w:accent6="accent6" w:hyperlink="hyperlink" w:followedHyperlink="followedHyperlink"/>
-  <w:shapeDefaults>
-    <o:shapedefaults v:ext="edit" spidmax="1026"/>
-    <o:shapelayout v:ext="edit">
-      <o:idmap v:ext="edit" data="1"/>
-    </o:shapelayout>
-  </w:shapeDefaults>
-  <w:decimalSymbol w:val=","/>
-  <w:listSeparator w:val=","/>
-  <w14:docId w14:val="4CD2B35D"/>
-  <w15:docId w15:val="{659C8E96-5087-472C-8493-BE6D1EAA5F84}"/>
-</w:settings>
-</file>
-
-<file path=./word/styles.xml><?xml version="1.0" encoding="utf-8"?>
+<file path=word/styles.xml><?xml version="1.0" encoding="utf-8"?>
 <w:styles xmlns:mc="http://schemas.openxmlformats.org/markup-compatibility/2006" xmlns:r="http://schemas.openxmlformats.org/officeDocument/2006/relationships" xmlns:w="http://schemas.openxmlformats.org/wordprocessingml/2006/main" xmlns:w14="http://schemas.microsoft.com/office/word/2010/wordml" xmlns:w15="http://schemas.microsoft.com/office/word/2012/wordml" xmlns:w16cex="http://schemas.microsoft.com/office/word/2018/wordml/cex" xmlns:w16="http://schemas.microsoft.com/office/word/2018/wordml" xmlns:w16sdtdh="http://schemas.microsoft.com/office/word/2020/wordml/sdtdatahash" xmlns:w16se="http://schemas.microsoft.com/office/word/2015/wordml/symex">
   <w:docDefaults>
     <w:rPrDefault>
@@ -12619,7 +11016,7 @@
 </w:styles>
 </file>
 
-<file path=./word/theme/theme1.xml><?xml version="1.0" encoding="utf-8"?>
+<file path=word/theme/theme1.xml><?xml version="1.0" encoding="utf-8"?>
 <a:theme xmlns:a="http://schemas.openxmlformats.org/drawingml/2006/main" name="Office Theme">
   <a:themeElements>
     <a:clrScheme name="Office">
@@ -12904,337 +11301,14 @@
 </a:theme>
 </file>
 
-<file path=./word/webSettings.xml><?xml version="1.0" encoding="utf-8"?>
-<w:webSettings xmlns:mc="http://schemas.openxmlformats.org/markup-compatibility/2006" xmlns:r="http://schemas.openxmlformats.org/officeDocument/2006/relationships" xmlns:w="http://schemas.openxmlformats.org/wordprocessingml/2006/main" xmlns:w14="http://schemas.microsoft.com/office/word/2010/wordml" xmlns:w15="http://schemas.microsoft.com/office/word/2012/wordml" xmlns:w16cex="http://schemas.microsoft.com/office/word/2018/wordml/cex" xmlns:w16="http://schemas.microsoft.com/office/word/2018/wordml" xmlns:w16sdtdh="http://schemas.microsoft.com/office/word/2020/wordml/sdtdatahash" xmlns:w16se="http://schemas.microsoft.com/office/word/2015/wordml/symex">
-  <w:divs>
-    <w:div w:id="16389872">
-      <w:bodyDiv w:val="1"/>
-      <w:marLeft w:val="0"/>
-      <w:marRight w:val="0"/>
-      <w:marTop w:val="0"/>
-      <w:marBottom w:val="0"/>
-      <w:divBdr>
-        <w:top w:val="none" w:sz="0" w:space="0" w:color="auto"/>
-        <w:left w:val="none" w:sz="0" w:space="0" w:color="auto"/>
-        <w:bottom w:val="none" w:sz="0" w:space="0" w:color="auto"/>
-        <w:right w:val="none" w:sz="0" w:space="0" w:color="auto"/>
-      </w:divBdr>
-    </w:div>
-    <w:div w:id="37777666">
-      <w:bodyDiv w:val="1"/>
-      <w:marLeft w:val="0"/>
-      <w:marRight w:val="0"/>
-      <w:marTop w:val="0"/>
-      <w:marBottom w:val="0"/>
-      <w:divBdr>
-        <w:top w:val="none" w:sz="0" w:space="0" w:color="auto"/>
-        <w:left w:val="none" w:sz="0" w:space="0" w:color="auto"/>
-        <w:bottom w:val="none" w:sz="0" w:space="0" w:color="auto"/>
-        <w:right w:val="none" w:sz="0" w:space="0" w:color="auto"/>
-      </w:divBdr>
-    </w:div>
-    <w:div w:id="76753890">
-      <w:bodyDiv w:val="1"/>
-      <w:marLeft w:val="0"/>
-      <w:marRight w:val="0"/>
-      <w:marTop w:val="0"/>
-      <w:marBottom w:val="0"/>
-      <w:divBdr>
-        <w:top w:val="none" w:sz="0" w:space="0" w:color="auto"/>
-        <w:left w:val="none" w:sz="0" w:space="0" w:color="auto"/>
-        <w:bottom w:val="none" w:sz="0" w:space="0" w:color="auto"/>
-        <w:right w:val="none" w:sz="0" w:space="0" w:color="auto"/>
-      </w:divBdr>
-    </w:div>
-    <w:div w:id="311640036">
-      <w:bodyDiv w:val="1"/>
-      <w:marLeft w:val="0"/>
-      <w:marRight w:val="0"/>
-      <w:marTop w:val="0"/>
-      <w:marBottom w:val="0"/>
-      <w:divBdr>
-        <w:top w:val="none" w:sz="0" w:space="0" w:color="auto"/>
-        <w:left w:val="none" w:sz="0" w:space="0" w:color="auto"/>
-        <w:bottom w:val="none" w:sz="0" w:space="0" w:color="auto"/>
-        <w:right w:val="none" w:sz="0" w:space="0" w:color="auto"/>
-      </w:divBdr>
-    </w:div>
-    <w:div w:id="330841947">
-      <w:bodyDiv w:val="1"/>
-      <w:marLeft w:val="0"/>
-      <w:marRight w:val="0"/>
-      <w:marTop w:val="0"/>
-      <w:marBottom w:val="0"/>
-      <w:divBdr>
-        <w:top w:val="none" w:sz="0" w:space="0" w:color="auto"/>
-        <w:left w:val="none" w:sz="0" w:space="0" w:color="auto"/>
-        <w:bottom w:val="none" w:sz="0" w:space="0" w:color="auto"/>
-        <w:right w:val="none" w:sz="0" w:space="0" w:color="auto"/>
-      </w:divBdr>
-    </w:div>
-    <w:div w:id="372930237">
-      <w:bodyDiv w:val="1"/>
-      <w:marLeft w:val="0"/>
-      <w:marRight w:val="0"/>
-      <w:marTop w:val="0"/>
-      <w:marBottom w:val="0"/>
-      <w:divBdr>
-        <w:top w:val="none" w:sz="0" w:space="0" w:color="auto"/>
-        <w:left w:val="none" w:sz="0" w:space="0" w:color="auto"/>
-        <w:bottom w:val="none" w:sz="0" w:space="0" w:color="auto"/>
-        <w:right w:val="none" w:sz="0" w:space="0" w:color="auto"/>
-      </w:divBdr>
-    </w:div>
-    <w:div w:id="409234363">
-      <w:bodyDiv w:val="1"/>
-      <w:marLeft w:val="0"/>
-      <w:marRight w:val="0"/>
-      <w:marTop w:val="0"/>
-      <w:marBottom w:val="0"/>
-      <w:divBdr>
-        <w:top w:val="none" w:sz="0" w:space="0" w:color="auto"/>
-        <w:left w:val="none" w:sz="0" w:space="0" w:color="auto"/>
-        <w:bottom w:val="none" w:sz="0" w:space="0" w:color="auto"/>
-        <w:right w:val="none" w:sz="0" w:space="0" w:color="auto"/>
-      </w:divBdr>
-    </w:div>
-    <w:div w:id="488324158">
-      <w:bodyDiv w:val="1"/>
-      <w:marLeft w:val="0"/>
-      <w:marRight w:val="0"/>
-      <w:marTop w:val="0"/>
-      <w:marBottom w:val="0"/>
-      <w:divBdr>
-        <w:top w:val="none" w:sz="0" w:space="0" w:color="auto"/>
-        <w:left w:val="none" w:sz="0" w:space="0" w:color="auto"/>
-        <w:bottom w:val="none" w:sz="0" w:space="0" w:color="auto"/>
-        <w:right w:val="none" w:sz="0" w:space="0" w:color="auto"/>
-      </w:divBdr>
-    </w:div>
-    <w:div w:id="489757865">
-      <w:bodyDiv w:val="1"/>
-      <w:marLeft w:val="0"/>
-      <w:marRight w:val="0"/>
-      <w:marTop w:val="0"/>
-      <w:marBottom w:val="0"/>
-      <w:divBdr>
-        <w:top w:val="none" w:sz="0" w:space="0" w:color="auto"/>
-        <w:left w:val="none" w:sz="0" w:space="0" w:color="auto"/>
-        <w:bottom w:val="none" w:sz="0" w:space="0" w:color="auto"/>
-        <w:right w:val="none" w:sz="0" w:space="0" w:color="auto"/>
-      </w:divBdr>
-    </w:div>
-    <w:div w:id="491718875">
-      <w:bodyDiv w:val="1"/>
-      <w:marLeft w:val="0"/>
-      <w:marRight w:val="0"/>
-      <w:marTop w:val="0"/>
-      <w:marBottom w:val="0"/>
-      <w:divBdr>
-        <w:top w:val="none" w:sz="0" w:space="0" w:color="auto"/>
-        <w:left w:val="none" w:sz="0" w:space="0" w:color="auto"/>
-        <w:bottom w:val="none" w:sz="0" w:space="0" w:color="auto"/>
-        <w:right w:val="none" w:sz="0" w:space="0" w:color="auto"/>
-      </w:divBdr>
-    </w:div>
-    <w:div w:id="585111174">
-      <w:bodyDiv w:val="1"/>
-      <w:marLeft w:val="0"/>
-      <w:marRight w:val="0"/>
-      <w:marTop w:val="0"/>
-      <w:marBottom w:val="0"/>
-      <w:divBdr>
-        <w:top w:val="none" w:sz="0" w:space="0" w:color="auto"/>
-        <w:left w:val="none" w:sz="0" w:space="0" w:color="auto"/>
-        <w:bottom w:val="none" w:sz="0" w:space="0" w:color="auto"/>
-        <w:right w:val="none" w:sz="0" w:space="0" w:color="auto"/>
-      </w:divBdr>
-    </w:div>
-    <w:div w:id="606423772">
-      <w:bodyDiv w:val="1"/>
-      <w:marLeft w:val="0"/>
-      <w:marRight w:val="0"/>
-      <w:marTop w:val="0"/>
-      <w:marBottom w:val="0"/>
-      <w:divBdr>
-        <w:top w:val="none" w:sz="0" w:space="0" w:color="auto"/>
-        <w:left w:val="none" w:sz="0" w:space="0" w:color="auto"/>
-        <w:bottom w:val="none" w:sz="0" w:space="0" w:color="auto"/>
-        <w:right w:val="none" w:sz="0" w:space="0" w:color="auto"/>
-      </w:divBdr>
-    </w:div>
-    <w:div w:id="799956961">
-      <w:bodyDiv w:val="1"/>
-      <w:marLeft w:val="0"/>
-      <w:marRight w:val="0"/>
-      <w:marTop w:val="0"/>
-      <w:marBottom w:val="0"/>
-      <w:divBdr>
-        <w:top w:val="none" w:sz="0" w:space="0" w:color="auto"/>
-        <w:left w:val="none" w:sz="0" w:space="0" w:color="auto"/>
-        <w:bottom w:val="none" w:sz="0" w:space="0" w:color="auto"/>
-        <w:right w:val="none" w:sz="0" w:space="0" w:color="auto"/>
-      </w:divBdr>
-    </w:div>
-    <w:div w:id="1115828878">
-      <w:bodyDiv w:val="1"/>
-      <w:marLeft w:val="0"/>
-      <w:marRight w:val="0"/>
-      <w:marTop w:val="0"/>
-      <w:marBottom w:val="0"/>
-      <w:divBdr>
-        <w:top w:val="none" w:sz="0" w:space="0" w:color="auto"/>
-        <w:left w:val="none" w:sz="0" w:space="0" w:color="auto"/>
-        <w:bottom w:val="none" w:sz="0" w:space="0" w:color="auto"/>
-        <w:right w:val="none" w:sz="0" w:space="0" w:color="auto"/>
-      </w:divBdr>
-    </w:div>
-    <w:div w:id="1135877278">
-      <w:bodyDiv w:val="1"/>
-      <w:marLeft w:val="0"/>
-      <w:marRight w:val="0"/>
-      <w:marTop w:val="0"/>
-      <w:marBottom w:val="0"/>
-      <w:divBdr>
-        <w:top w:val="none" w:sz="0" w:space="0" w:color="auto"/>
-        <w:left w:val="none" w:sz="0" w:space="0" w:color="auto"/>
-        <w:bottom w:val="none" w:sz="0" w:space="0" w:color="auto"/>
-        <w:right w:val="none" w:sz="0" w:space="0" w:color="auto"/>
-      </w:divBdr>
-    </w:div>
-    <w:div w:id="1297876749">
-      <w:bodyDiv w:val="1"/>
-      <w:marLeft w:val="0"/>
-      <w:marRight w:val="0"/>
-      <w:marTop w:val="0"/>
-      <w:marBottom w:val="0"/>
-      <w:divBdr>
-        <w:top w:val="none" w:sz="0" w:space="0" w:color="auto"/>
-        <w:left w:val="none" w:sz="0" w:space="0" w:color="auto"/>
-        <w:bottom w:val="none" w:sz="0" w:space="0" w:color="auto"/>
-        <w:right w:val="none" w:sz="0" w:space="0" w:color="auto"/>
-      </w:divBdr>
-    </w:div>
-    <w:div w:id="1302927587">
-      <w:bodyDiv w:val="1"/>
-      <w:marLeft w:val="0"/>
-      <w:marRight w:val="0"/>
-      <w:marTop w:val="0"/>
-      <w:marBottom w:val="0"/>
-      <w:divBdr>
-        <w:top w:val="none" w:sz="0" w:space="0" w:color="auto"/>
-        <w:left w:val="none" w:sz="0" w:space="0" w:color="auto"/>
-        <w:bottom w:val="none" w:sz="0" w:space="0" w:color="auto"/>
-        <w:right w:val="none" w:sz="0" w:space="0" w:color="auto"/>
-      </w:divBdr>
-    </w:div>
-    <w:div w:id="1385712200">
-      <w:bodyDiv w:val="1"/>
-      <w:marLeft w:val="0"/>
-      <w:marRight w:val="0"/>
-      <w:marTop w:val="0"/>
-      <w:marBottom w:val="0"/>
-      <w:divBdr>
-        <w:top w:val="none" w:sz="0" w:space="0" w:color="auto"/>
-        <w:left w:val="none" w:sz="0" w:space="0" w:color="auto"/>
-        <w:bottom w:val="none" w:sz="0" w:space="0" w:color="auto"/>
-        <w:right w:val="none" w:sz="0" w:space="0" w:color="auto"/>
-      </w:divBdr>
-    </w:div>
-    <w:div w:id="1634826421">
-      <w:bodyDiv w:val="1"/>
-      <w:marLeft w:val="0"/>
-      <w:marRight w:val="0"/>
-      <w:marTop w:val="0"/>
-      <w:marBottom w:val="0"/>
-      <w:divBdr>
-        <w:top w:val="none" w:sz="0" w:space="0" w:color="auto"/>
-        <w:left w:val="none" w:sz="0" w:space="0" w:color="auto"/>
-        <w:bottom w:val="none" w:sz="0" w:space="0" w:color="auto"/>
-        <w:right w:val="none" w:sz="0" w:space="0" w:color="auto"/>
-      </w:divBdr>
-    </w:div>
-    <w:div w:id="1637684933">
-      <w:bodyDiv w:val="1"/>
-      <w:marLeft w:val="0"/>
-      <w:marRight w:val="0"/>
-      <w:marTop w:val="0"/>
-      <w:marBottom w:val="0"/>
-      <w:divBdr>
-        <w:top w:val="none" w:sz="0" w:space="0" w:color="auto"/>
-        <w:left w:val="none" w:sz="0" w:space="0" w:color="auto"/>
-        <w:bottom w:val="none" w:sz="0" w:space="0" w:color="auto"/>
-        <w:right w:val="none" w:sz="0" w:space="0" w:color="auto"/>
-      </w:divBdr>
-    </w:div>
-    <w:div w:id="1750926065">
-      <w:bodyDiv w:val="1"/>
-      <w:marLeft w:val="0"/>
-      <w:marRight w:val="0"/>
-      <w:marTop w:val="0"/>
-      <w:marBottom w:val="0"/>
-      <w:divBdr>
-        <w:top w:val="none" w:sz="0" w:space="0" w:color="auto"/>
-        <w:left w:val="none" w:sz="0" w:space="0" w:color="auto"/>
-        <w:bottom w:val="none" w:sz="0" w:space="0" w:color="auto"/>
-        <w:right w:val="none" w:sz="0" w:space="0" w:color="auto"/>
-      </w:divBdr>
-    </w:div>
-    <w:div w:id="2010909311">
-      <w:bodyDiv w:val="1"/>
-      <w:marLeft w:val="0"/>
-      <w:marRight w:val="0"/>
-      <w:marTop w:val="0"/>
-      <w:marBottom w:val="0"/>
-      <w:divBdr>
-        <w:top w:val="none" w:sz="0" w:space="0" w:color="auto"/>
-        <w:left w:val="none" w:sz="0" w:space="0" w:color="auto"/>
-        <w:bottom w:val="none" w:sz="0" w:space="0" w:color="auto"/>
-        <w:right w:val="none" w:sz="0" w:space="0" w:color="auto"/>
-      </w:divBdr>
-    </w:div>
-    <w:div w:id="2027318801">
-      <w:bodyDiv w:val="1"/>
-      <w:marLeft w:val="0"/>
-      <w:marRight w:val="0"/>
-      <w:marTop w:val="0"/>
-      <w:marBottom w:val="0"/>
-      <w:divBdr>
-        <w:top w:val="none" w:sz="0" w:space="0" w:color="auto"/>
-        <w:left w:val="none" w:sz="0" w:space="0" w:color="auto"/>
-        <w:bottom w:val="none" w:sz="0" w:space="0" w:color="auto"/>
-        <w:right w:val="none" w:sz="0" w:space="0" w:color="auto"/>
-      </w:divBdr>
-    </w:div>
-    <w:div w:id="2095392101">
-      <w:bodyDiv w:val="1"/>
-      <w:marLeft w:val="0"/>
-      <w:marRight w:val="0"/>
-      <w:marTop w:val="0"/>
-      <w:marBottom w:val="0"/>
-      <w:divBdr>
-        <w:top w:val="none" w:sz="0" w:space="0" w:color="auto"/>
-        <w:left w:val="none" w:sz="0" w:space="0" w:color="auto"/>
-        <w:bottom w:val="none" w:sz="0" w:space="0" w:color="auto"/>
-        <w:right w:val="none" w:sz="0" w:space="0" w:color="auto"/>
-      </w:divBdr>
-    </w:div>
-    <w:div w:id="2112553817">
-      <w:bodyDiv w:val="1"/>
-      <w:marLeft w:val="0"/>
-      <w:marRight w:val="0"/>
-      <w:marTop w:val="0"/>
-      <w:marBottom w:val="0"/>
-      <w:divBdr>
-        <w:top w:val="none" w:sz="0" w:space="0" w:color="auto"/>
-        <w:left w:val="none" w:sz="0" w:space="0" w:color="auto"/>
-        <w:bottom w:val="none" w:sz="0" w:space="0" w:color="auto"/>
-        <w:right w:val="none" w:sz="0" w:space="0" w:color="auto"/>
-      </w:divBdr>
-    </w:div>
-  </w:divs>
-  <w:optimizeForBrowser/>
-  <w:relyOnVML/>
-  <w:allowPNG/>
-</w:webSettings>
+<file path=customXml/item1.xml><?xml version="1.0" encoding="utf-8"?>
+<b:Sources xmlns:b="http://schemas.openxmlformats.org/officeDocument/2006/bibliography" xmlns="http://schemas.openxmlformats.org/officeDocument/2006/bibliography" SelectedStyle="\APA.XSL" StyleName="APA"/>
+</file>
+
+<file path=customXml/itemProps1.xml><?xml version="1.0" encoding="utf-8"?>
+<ds:datastoreItem xmlns:ds="http://schemas.openxmlformats.org/officeDocument/2006/customXml" ds:itemID="{B89DF25C-4A9E-4BBD-865A-9F2D03BF7A2E}">
+  <ds:schemaRefs>
+    <ds:schemaRef ds:uri="http://schemas.openxmlformats.org/officeDocument/2006/bibliography"/>
+  </ds:schemaRefs>
+</ds:datastoreItem>
 </file>